--- a/docx/proposal/10_项目管理计划文档.docx
+++ b/docx/proposal/10_项目管理计划文档.docx
@@ -1600,7 +1600,7 @@
                 <w:rFonts w:ascii="宋体" w:hAnsi="宋体" w:eastAsia="宋体"/>
                 <w:sz w:val="19"/>
               </w:rPr>
-              <w:t xml:space="preserve">阶段策略、生存分析、指标体系、确认测试</w:t>
+              <w:t xml:space="preserve">阶段策略、失效概率/生存分析基础接口、指标体系、确认测试</w:t>
             </w:r>
           </w:p>
         </w:tc>
@@ -2340,7 +2340,32 @@
         <w:rPr>
           <w:rFonts w:ascii="宋体" w:hAnsi="宋体" w:eastAsia="宋体"/>
         </w:rPr>
-        <w:t xml:space="preserve">数据资源包括官方原始压缩包、本地解压目录、实验中间结果和图表产物。原始大文件通过 Git LFS 管理，避免普通 Git 仓库过度膨胀。</w:t>
+        <w:t xml:space="preserve">数据资源包括官方原始压缩包、本地解压目录、实验中间结果和图表产物。原始大文件只在本地</w:t>
+      </w:r>
+      <w:r>
+        <w:rPr>
+          <w:rFonts w:ascii="宋体" w:hAnsi="宋体" w:eastAsia="宋体"/>
+        </w:rPr>
+        <w:t xml:space="preserve"> </w:t>
+      </w:r>
+      <w:r>
+        <w:rPr>
+          <w:rStyle w:val="VerbatimChar"/>
+          <w:rFonts w:ascii="宋体" w:hAnsi="宋体" w:eastAsia="宋体"/>
+        </w:rPr>
+        <w:t xml:space="preserve">data/external/</w:t>
+      </w:r>
+      <w:r>
+        <w:rPr>
+          <w:rFonts w:ascii="宋体" w:hAnsi="宋体" w:eastAsia="宋体"/>
+        </w:rPr>
+        <w:t xml:space="preserve"> </w:t>
+      </w:r>
+      <w:r>
+        <w:rPr>
+          <w:rFonts w:ascii="宋体" w:hAnsi="宋体" w:eastAsia="宋体"/>
+        </w:rPr>
+        <w:t xml:space="preserve">或临时目录保存，仓库中保留目录约定、来源说明和可复现脚本，避免 Git 仓库体积失控。</w:t>
       </w:r>
     </w:p>
     <w:bookmarkEnd w:id="31"/>
@@ -3684,7 +3709,7 @@
         <w:rPr>
           <w:rFonts w:ascii="宋体" w:hAnsi="宋体" w:eastAsia="宋体"/>
         </w:rPr>
-        <w:t xml:space="preserve">原始大数据文件通过 Git LFS 管理。</w:t>
+        <w:t xml:space="preserve">原始大数据文件、训练输出和模型中间文件不纳入 Git 提交，只保留本地路径约定和来源说明。</w:t>
       </w:r>
     </w:p>
     <w:p>

--- a/docx/proposal/10_项目管理计划文档.docx
+++ b/docx/proposal/10_项目管理计划文档.docx
@@ -36,9 +36,9 @@
       </w:pPr>
       <w:r>
         <w:rPr>
-          <w:rFonts w:ascii="黑体" w:hAnsi="黑体" w:eastAsia="黑体"/>
+          <w:rFonts w:ascii="宋体" w:hAnsi="宋体" w:eastAsia="宋体"/>
           <w:b/>
-          <w:sz w:val="40"/>
+          <w:sz w:val="48"/>
         </w:rPr>
         <w:t xml:space="preserve">工业轴承设备剩余寿命预测系统的实现：项目管理计划文档</w:t>
       </w:r>
@@ -50,7 +50,7 @@
       </w:pPr>
       <w:r>
         <w:rPr>
-          <w:rFonts w:ascii="黑体" w:hAnsi="黑体" w:eastAsia="黑体"/>
+          <w:rFonts w:ascii="宋体" w:hAnsi="宋体" w:eastAsia="宋体"/>
         </w:rPr>
         <w:t xml:space="preserve">文档信息</w:t>
       </w:r>
@@ -61,19 +61,19 @@
         <w:tblW w:type="pct" w:w="0.0"/>
         <w:tblLook w:firstRow="1" w:lastRow="0" w:firstColumn="0" w:lastColumn="0" w:noHBand="0" w:noVBand="0" w:val="0020"/>
         <w:tblBorders>
-          <w:top w:val="single" w:sz="4" w:space="0" w:color="BFBFBF"/>
-          <w:left w:val="single" w:sz="4" w:space="0" w:color="BFBFBF"/>
-          <w:bottom w:val="single" w:sz="4" w:space="0" w:color="BFBFBF"/>
-          <w:right w:val="single" w:sz="4" w:space="0" w:color="BFBFBF"/>
-          <w:insideH w:val="single" w:sz="4" w:space="0" w:color="BFBFBF"/>
-          <w:insideV w:val="single" w:sz="4" w:space="0" w:color="BFBFBF"/>
+          <w:top w:val="single" w:sz="4" w:space="0" w:color="000000"/>
+          <w:left w:val="single" w:sz="4" w:space="0" w:color="000000"/>
+          <w:bottom w:val="single" w:sz="4" w:space="0" w:color="000000"/>
+          <w:right w:val="single" w:sz="4" w:space="0" w:color="000000"/>
+          <w:insideH w:val="single" w:sz="4" w:space="0" w:color="000000"/>
+          <w:insideV w:val="single" w:sz="4" w:space="0" w:color="000000"/>
         </w:tblBorders>
       </w:tblPr>
       <w:tblGrid/>
       <w:tr>
         <w:tc>
           <w:tcPr>
-            <w:shd w:fill="EAEAEA"/>
+            <w:shd w:fill="FFFFFF"/>
           </w:tcPr>
           <w:p>
             <w:pPr>
@@ -84,7 +84,8 @@
             <w:r>
               <w:rPr>
                 <w:rFonts w:ascii="宋体" w:hAnsi="宋体" w:eastAsia="宋体"/>
-                <w:sz w:val="19"/>
+                <w:b/>
+                <w:sz w:val="21"/>
               </w:rPr>
               <w:t xml:space="preserve">项目</w:t>
             </w:r>
@@ -92,7 +93,7 @@
         </w:tc>
         <w:tc>
           <w:tcPr>
-            <w:shd w:fill="EAEAEA"/>
+            <w:shd w:fill="FFFFFF"/>
           </w:tcPr>
           <w:p>
             <w:pPr>
@@ -103,7 +104,8 @@
             <w:r>
               <w:rPr>
                 <w:rFonts w:ascii="宋体" w:hAnsi="宋体" w:eastAsia="宋体"/>
-                <w:sz w:val="19"/>
+                <w:b/>
+                <w:sz w:val="21"/>
               </w:rPr>
               <w:t xml:space="preserve">内容</w:t>
             </w:r>
@@ -121,7 +123,7 @@
             <w:r>
               <w:rPr>
                 <w:rFonts w:ascii="宋体" w:hAnsi="宋体" w:eastAsia="宋体"/>
-                <w:sz w:val="19"/>
+                <w:sz w:val="21"/>
               </w:rPr>
               <w:t xml:space="preserve">文档名称</w:t>
             </w:r>
@@ -137,7 +139,7 @@
             <w:r>
               <w:rPr>
                 <w:rFonts w:ascii="宋体" w:hAnsi="宋体" w:eastAsia="宋体"/>
-                <w:sz w:val="19"/>
+                <w:sz w:val="21"/>
               </w:rPr>
               <w:t xml:space="preserve">项目管理计划文档</w:t>
             </w:r>
@@ -155,7 +157,7 @@
             <w:r>
               <w:rPr>
                 <w:rFonts w:ascii="宋体" w:hAnsi="宋体" w:eastAsia="宋体"/>
-                <w:sz w:val="19"/>
+                <w:sz w:val="21"/>
               </w:rPr>
               <w:t xml:space="preserve">文档编号</w:t>
             </w:r>
@@ -171,7 +173,7 @@
             <w:r>
               <w:rPr>
                 <w:rFonts w:ascii="宋体" w:hAnsi="宋体" w:eastAsia="宋体"/>
-                <w:sz w:val="19"/>
+                <w:sz w:val="21"/>
               </w:rPr>
               <w:t xml:space="preserve">SE-PHM-PROP-10</w:t>
             </w:r>
@@ -189,7 +191,7 @@
             <w:r>
               <w:rPr>
                 <w:rFonts w:ascii="宋体" w:hAnsi="宋体" w:eastAsia="宋体"/>
-                <w:sz w:val="19"/>
+                <w:sz w:val="21"/>
               </w:rPr>
               <w:t xml:space="preserve">文档阶段</w:t>
             </w:r>
@@ -205,7 +207,7 @@
             <w:r>
               <w:rPr>
                 <w:rFonts w:ascii="宋体" w:hAnsi="宋体" w:eastAsia="宋体"/>
-                <w:sz w:val="19"/>
+                <w:sz w:val="21"/>
               </w:rPr>
               <w:t xml:space="preserve">开题</w:t>
             </w:r>
@@ -223,7 +225,7 @@
             <w:r>
               <w:rPr>
                 <w:rFonts w:ascii="宋体" w:hAnsi="宋体" w:eastAsia="宋体"/>
-                <w:sz w:val="19"/>
+                <w:sz w:val="21"/>
               </w:rPr>
               <w:t xml:space="preserve">项目名称</w:t>
             </w:r>
@@ -239,7 +241,7 @@
             <w:r>
               <w:rPr>
                 <w:rFonts w:ascii="宋体" w:hAnsi="宋体" w:eastAsia="宋体"/>
-                <w:sz w:val="19"/>
+                <w:sz w:val="21"/>
               </w:rPr>
               <w:t xml:space="preserve">工业轴承设备剩余寿命预测系统的实现</w:t>
             </w:r>
@@ -257,7 +259,7 @@
             <w:r>
               <w:rPr>
                 <w:rFonts w:ascii="宋体" w:hAnsi="宋体" w:eastAsia="宋体"/>
-                <w:sz w:val="19"/>
+                <w:sz w:val="21"/>
               </w:rPr>
               <w:t xml:space="preserve">课程</w:t>
             </w:r>
@@ -273,7 +275,7 @@
             <w:r>
               <w:rPr>
                 <w:rFonts w:ascii="宋体" w:hAnsi="宋体" w:eastAsia="宋体"/>
-                <w:sz w:val="19"/>
+                <w:sz w:val="21"/>
               </w:rPr>
               <w:t xml:space="preserve">中国科学技术大学软件学院《软件工程》</w:t>
             </w:r>
@@ -291,7 +293,7 @@
             <w:r>
               <w:rPr>
                 <w:rFonts w:ascii="宋体" w:hAnsi="宋体" w:eastAsia="宋体"/>
-                <w:sz w:val="19"/>
+                <w:sz w:val="21"/>
               </w:rPr>
               <w:t xml:space="preserve">指导老师</w:t>
             </w:r>
@@ -307,7 +309,7 @@
             <w:r>
               <w:rPr>
                 <w:rFonts w:ascii="宋体" w:hAnsi="宋体" w:eastAsia="宋体"/>
-                <w:sz w:val="19"/>
+                <w:sz w:val="21"/>
               </w:rPr>
               <w:t xml:space="preserve">zjf</w:t>
             </w:r>
@@ -325,7 +327,7 @@
             <w:r>
               <w:rPr>
                 <w:rFonts w:ascii="宋体" w:hAnsi="宋体" w:eastAsia="宋体"/>
-                <w:sz w:val="19"/>
+                <w:sz w:val="21"/>
               </w:rPr>
               <w:t xml:space="preserve">小组成员</w:t>
             </w:r>
@@ -341,7 +343,7 @@
             <w:r>
               <w:rPr>
                 <w:rFonts w:ascii="宋体" w:hAnsi="宋体" w:eastAsia="宋体"/>
-                <w:sz w:val="19"/>
+                <w:sz w:val="21"/>
               </w:rPr>
               <w:t xml:space="preserve">zyj、cyy、zdh、zy</w:t>
             </w:r>
@@ -359,7 +361,7 @@
             <w:r>
               <w:rPr>
                 <w:rFonts w:ascii="宋体" w:hAnsi="宋体" w:eastAsia="宋体"/>
-                <w:sz w:val="19"/>
+                <w:sz w:val="21"/>
               </w:rPr>
               <w:t xml:space="preserve">文档负责人</w:t>
             </w:r>
@@ -375,7 +377,7 @@
             <w:r>
               <w:rPr>
                 <w:rFonts w:ascii="宋体" w:hAnsi="宋体" w:eastAsia="宋体"/>
-                <w:sz w:val="19"/>
+                <w:sz w:val="21"/>
               </w:rPr>
               <w:t xml:space="preserve">zyj</w:t>
             </w:r>
@@ -393,7 +395,7 @@
             <w:r>
               <w:rPr>
                 <w:rFonts w:ascii="宋体" w:hAnsi="宋体" w:eastAsia="宋体"/>
-                <w:sz w:val="19"/>
+                <w:sz w:val="21"/>
               </w:rPr>
               <w:t xml:space="preserve">参与编写</w:t>
             </w:r>
@@ -409,7 +411,7 @@
             <w:r>
               <w:rPr>
                 <w:rFonts w:ascii="宋体" w:hAnsi="宋体" w:eastAsia="宋体"/>
-                <w:sz w:val="19"/>
+                <w:sz w:val="21"/>
               </w:rPr>
               <w:t xml:space="preserve">cyy、zdh、zy</w:t>
             </w:r>
@@ -427,7 +429,7 @@
             <w:r>
               <w:rPr>
                 <w:rFonts w:ascii="宋体" w:hAnsi="宋体" w:eastAsia="宋体"/>
-                <w:sz w:val="19"/>
+                <w:sz w:val="21"/>
               </w:rPr>
               <w:t xml:space="preserve">版本</w:t>
             </w:r>
@@ -443,7 +445,7 @@
             <w:r>
               <w:rPr>
                 <w:rFonts w:ascii="宋体" w:hAnsi="宋体" w:eastAsia="宋体"/>
-                <w:sz w:val="19"/>
+                <w:sz w:val="21"/>
               </w:rPr>
               <w:t xml:space="preserve">V3.0</w:t>
             </w:r>
@@ -461,7 +463,7 @@
             <w:r>
               <w:rPr>
                 <w:rFonts w:ascii="宋体" w:hAnsi="宋体" w:eastAsia="宋体"/>
-                <w:sz w:val="19"/>
+                <w:sz w:val="21"/>
               </w:rPr>
               <w:t xml:space="preserve">修订日期</w:t>
             </w:r>
@@ -477,7 +479,7 @@
             <w:r>
               <w:rPr>
                 <w:rFonts w:ascii="宋体" w:hAnsi="宋体" w:eastAsia="宋体"/>
-                <w:sz w:val="19"/>
+                <w:sz w:val="21"/>
               </w:rPr>
               <w:t xml:space="preserve">2026-06-14</w:t>
             </w:r>
@@ -495,7 +497,7 @@
             <w:r>
               <w:rPr>
                 <w:rFonts w:ascii="宋体" w:hAnsi="宋体" w:eastAsia="宋体"/>
-                <w:sz w:val="19"/>
+                <w:sz w:val="21"/>
               </w:rPr>
               <w:t xml:space="preserve">归档形式</w:t>
             </w:r>
@@ -511,7 +513,7 @@
             <w:r>
               <w:rPr>
                 <w:rFonts w:ascii="宋体" w:hAnsi="宋体" w:eastAsia="宋体"/>
-                <w:sz w:val="19"/>
+                <w:sz w:val="21"/>
               </w:rPr>
               <w:t xml:space="preserve">Markdown 源文件、PDF、DOCX</w:t>
             </w:r>
@@ -529,7 +531,7 @@
             <w:r>
               <w:rPr>
                 <w:rFonts w:ascii="宋体" w:hAnsi="宋体" w:eastAsia="宋体"/>
-                <w:sz w:val="19"/>
+                <w:sz w:val="21"/>
               </w:rPr>
               <w:t xml:space="preserve">内容基线</w:t>
             </w:r>
@@ -545,7 +547,7 @@
             <w:r>
               <w:rPr>
                 <w:rFonts w:ascii="宋体" w:hAnsi="宋体" w:eastAsia="宋体"/>
-                <w:sz w:val="19"/>
+                <w:sz w:val="21"/>
               </w:rPr>
               <w:t xml:space="preserve">进度、质量、风险、沟通和配置管理</w:t>
             </w:r>
@@ -561,7 +563,7 @@
       </w:pPr>
       <w:r>
         <w:rPr>
-          <w:rFonts w:ascii="黑体" w:hAnsi="黑体" w:eastAsia="黑体"/>
+          <w:rFonts w:ascii="宋体" w:hAnsi="宋体" w:eastAsia="宋体"/>
         </w:rPr>
         <w:t xml:space="preserve">修订记录</w:t>
       </w:r>
@@ -572,19 +574,19 @@
         <w:tblW w:type="pct" w:w="0.0"/>
         <w:tblLook w:firstRow="1" w:lastRow="0" w:firstColumn="0" w:lastColumn="0" w:noHBand="0" w:noVBand="0" w:val="0020"/>
         <w:tblBorders>
-          <w:top w:val="single" w:sz="4" w:space="0" w:color="BFBFBF"/>
-          <w:left w:val="single" w:sz="4" w:space="0" w:color="BFBFBF"/>
-          <w:bottom w:val="single" w:sz="4" w:space="0" w:color="BFBFBF"/>
-          <w:right w:val="single" w:sz="4" w:space="0" w:color="BFBFBF"/>
-          <w:insideH w:val="single" w:sz="4" w:space="0" w:color="BFBFBF"/>
-          <w:insideV w:val="single" w:sz="4" w:space="0" w:color="BFBFBF"/>
+          <w:top w:val="single" w:sz="4" w:space="0" w:color="000000"/>
+          <w:left w:val="single" w:sz="4" w:space="0" w:color="000000"/>
+          <w:bottom w:val="single" w:sz="4" w:space="0" w:color="000000"/>
+          <w:right w:val="single" w:sz="4" w:space="0" w:color="000000"/>
+          <w:insideH w:val="single" w:sz="4" w:space="0" w:color="000000"/>
+          <w:insideV w:val="single" w:sz="4" w:space="0" w:color="000000"/>
         </w:tblBorders>
       </w:tblPr>
       <w:tblGrid/>
       <w:tr>
         <w:tc>
           <w:tcPr>
-            <w:shd w:fill="EAEAEA"/>
+            <w:shd w:fill="FFFFFF"/>
           </w:tcPr>
           <w:p>
             <w:pPr>
@@ -595,7 +597,8 @@
             <w:r>
               <w:rPr>
                 <w:rFonts w:ascii="宋体" w:hAnsi="宋体" w:eastAsia="宋体"/>
-                <w:sz w:val="19"/>
+                <w:b/>
+                <w:sz w:val="21"/>
               </w:rPr>
               <w:t xml:space="preserve">版本</w:t>
             </w:r>
@@ -603,7 +606,7 @@
         </w:tc>
         <w:tc>
           <w:tcPr>
-            <w:shd w:fill="EAEAEA"/>
+            <w:shd w:fill="FFFFFF"/>
           </w:tcPr>
           <w:p>
             <w:pPr>
@@ -614,7 +617,8 @@
             <w:r>
               <w:rPr>
                 <w:rFonts w:ascii="宋体" w:hAnsi="宋体" w:eastAsia="宋体"/>
-                <w:sz w:val="19"/>
+                <w:b/>
+                <w:sz w:val="21"/>
               </w:rPr>
               <w:t xml:space="preserve">日期</w:t>
             </w:r>
@@ -622,7 +626,7 @@
         </w:tc>
         <w:tc>
           <w:tcPr>
-            <w:shd w:fill="EAEAEA"/>
+            <w:shd w:fill="FFFFFF"/>
           </w:tcPr>
           <w:p>
             <w:pPr>
@@ -633,7 +637,8 @@
             <w:r>
               <w:rPr>
                 <w:rFonts w:ascii="宋体" w:hAnsi="宋体" w:eastAsia="宋体"/>
-                <w:sz w:val="19"/>
+                <w:b/>
+                <w:sz w:val="21"/>
               </w:rPr>
               <w:t xml:space="preserve">编写人</w:t>
             </w:r>
@@ -641,7 +646,7 @@
         </w:tc>
         <w:tc>
           <w:tcPr>
-            <w:shd w:fill="EAEAEA"/>
+            <w:shd w:fill="FFFFFF"/>
           </w:tcPr>
           <w:p>
             <w:pPr>
@@ -652,7 +657,8 @@
             <w:r>
               <w:rPr>
                 <w:rFonts w:ascii="宋体" w:hAnsi="宋体" w:eastAsia="宋体"/>
-                <w:sz w:val="19"/>
+                <w:b/>
+                <w:sz w:val="21"/>
               </w:rPr>
               <w:t xml:space="preserve">说明</w:t>
             </w:r>
@@ -670,7 +676,7 @@
             <w:r>
               <w:rPr>
                 <w:rFonts w:ascii="宋体" w:hAnsi="宋体" w:eastAsia="宋体"/>
-                <w:sz w:val="19"/>
+                <w:sz w:val="21"/>
               </w:rPr>
               <w:t xml:space="preserve">V1.0</w:t>
             </w:r>
@@ -686,7 +692,7 @@
             <w:r>
               <w:rPr>
                 <w:rFonts w:ascii="宋体" w:hAnsi="宋体" w:eastAsia="宋体"/>
-                <w:sz w:val="19"/>
+                <w:sz w:val="21"/>
               </w:rPr>
               <w:t xml:space="preserve">2025-11-10</w:t>
             </w:r>
@@ -702,7 +708,7 @@
             <w:r>
               <w:rPr>
                 <w:rFonts w:ascii="宋体" w:hAnsi="宋体" w:eastAsia="宋体"/>
-                <w:sz w:val="19"/>
+                <w:sz w:val="21"/>
               </w:rPr>
               <w:t xml:space="preserve">项目组</w:t>
             </w:r>
@@ -718,7 +724,7 @@
             <w:r>
               <w:rPr>
                 <w:rFonts w:ascii="宋体" w:hAnsi="宋体" w:eastAsia="宋体"/>
-                <w:sz w:val="19"/>
+                <w:sz w:val="21"/>
               </w:rPr>
               <w:t xml:space="preserve">完成初版课程文档</w:t>
             </w:r>
@@ -736,7 +742,7 @@
             <w:r>
               <w:rPr>
                 <w:rFonts w:ascii="宋体" w:hAnsi="宋体" w:eastAsia="宋体"/>
-                <w:sz w:val="19"/>
+                <w:sz w:val="21"/>
               </w:rPr>
               <w:t xml:space="preserve">V2.0</w:t>
             </w:r>
@@ -752,7 +758,7 @@
             <w:r>
               <w:rPr>
                 <w:rFonts w:ascii="宋体" w:hAnsi="宋体" w:eastAsia="宋体"/>
-                <w:sz w:val="19"/>
+                <w:sz w:val="21"/>
               </w:rPr>
               <w:t xml:space="preserve">2026-03-12</w:t>
             </w:r>
@@ -768,7 +774,7 @@
             <w:r>
               <w:rPr>
                 <w:rFonts w:ascii="宋体" w:hAnsi="宋体" w:eastAsia="宋体"/>
-                <w:sz w:val="19"/>
+                <w:sz w:val="21"/>
               </w:rPr>
               <w:t xml:space="preserve">项目组</w:t>
             </w:r>
@@ -784,7 +790,7 @@
             <w:r>
               <w:rPr>
                 <w:rFonts w:ascii="宋体" w:hAnsi="宋体" w:eastAsia="宋体"/>
-                <w:sz w:val="19"/>
+                <w:sz w:val="21"/>
               </w:rPr>
               <w:t xml:space="preserve">统一项目名称、技术基线和阶段交付内容</w:t>
             </w:r>
@@ -802,7 +808,7 @@
             <w:r>
               <w:rPr>
                 <w:rFonts w:ascii="宋体" w:hAnsi="宋体" w:eastAsia="宋体"/>
-                <w:sz w:val="19"/>
+                <w:sz w:val="21"/>
               </w:rPr>
               <w:t xml:space="preserve">V3.0</w:t>
             </w:r>
@@ -818,7 +824,7 @@
             <w:r>
               <w:rPr>
                 <w:rFonts w:ascii="宋体" w:hAnsi="宋体" w:eastAsia="宋体"/>
-                <w:sz w:val="19"/>
+                <w:sz w:val="21"/>
               </w:rPr>
               <w:t xml:space="preserve">2026-06-14</w:t>
             </w:r>
@@ -834,7 +840,7 @@
             <w:r>
               <w:rPr>
                 <w:rFonts w:ascii="宋体" w:hAnsi="宋体" w:eastAsia="宋体"/>
-                <w:sz w:val="19"/>
+                <w:sz w:val="21"/>
               </w:rPr>
               <w:t xml:space="preserve">项目组</w:t>
             </w:r>
@@ -850,7 +856,7 @@
             <w:r>
               <w:rPr>
                 <w:rFonts w:ascii="宋体" w:hAnsi="宋体" w:eastAsia="宋体"/>
-                <w:sz w:val="19"/>
+                <w:sz w:val="21"/>
               </w:rPr>
               <w:t xml:space="preserve">参考课程交付样例统一封面与归档格式，补充数据理解、技术难点、测试验收和 DOCX 交付信息</w:t>
             </w:r>
@@ -866,7 +872,7 @@
       </w:pPr>
       <w:r>
         <w:rPr>
-          <w:rFonts w:ascii="黑体" w:hAnsi="黑体" w:eastAsia="黑体"/>
+          <w:rFonts w:ascii="宋体" w:hAnsi="宋体" w:eastAsia="宋体"/>
         </w:rPr>
         <w:t xml:space="preserve">1. 项目概述</w:t>
       </w:r>
@@ -874,6 +880,8 @@
     <w:p>
       <w:pPr>
         <w:pStyle w:val="FirstParagraph"/>
+        <w:spacing w:line="276" w:lineRule="auto" w:after="0"/>
+        <w:ind w:firstLine="420"/>
       </w:pPr>
       <w:r>
         <w:rPr>
@@ -914,7 +922,7 @@
       </w:pPr>
       <w:r>
         <w:rPr>
-          <w:rFonts w:ascii="黑体" w:hAnsi="黑体" w:eastAsia="黑体"/>
+          <w:rFonts w:ascii="宋体" w:hAnsi="宋体" w:eastAsia="宋体"/>
         </w:rPr>
         <w:t xml:space="preserve">2. 项目目标</w:t>
       </w:r>
@@ -926,7 +934,7 @@
       </w:pPr>
       <w:r>
         <w:rPr>
-          <w:rFonts w:ascii="黑体" w:hAnsi="黑体" w:eastAsia="黑体"/>
+          <w:rFonts w:ascii="宋体" w:hAnsi="宋体" w:eastAsia="宋体"/>
         </w:rPr>
         <w:t xml:space="preserve">2.1 交付目标</w:t>
       </w:r>
@@ -938,6 +946,8 @@
           <w:numId w:val="1001"/>
         </w:numPr>
         <w:pStyle w:val="Compact"/>
+        <w:spacing w:line="276" w:lineRule="auto" w:after="0"/>
+        <w:ind w:firstLine="420"/>
       </w:pPr>
       <w:r>
         <w:rPr>
@@ -953,6 +963,8 @@
           <w:numId w:val="1001"/>
         </w:numPr>
         <w:pStyle w:val="Compact"/>
+        <w:spacing w:line="276" w:lineRule="auto" w:after="0"/>
+        <w:ind w:firstLine="420"/>
       </w:pPr>
       <w:r>
         <w:rPr>
@@ -968,6 +980,8 @@
           <w:numId w:val="1001"/>
         </w:numPr>
         <w:pStyle w:val="Compact"/>
+        <w:spacing w:line="276" w:lineRule="auto" w:after="0"/>
+        <w:ind w:firstLine="420"/>
       </w:pPr>
       <w:r>
         <w:rPr>
@@ -983,6 +997,8 @@
           <w:numId w:val="1001"/>
         </w:numPr>
         <w:pStyle w:val="Compact"/>
+        <w:spacing w:line="276" w:lineRule="auto" w:after="0"/>
+        <w:ind w:firstLine="420"/>
       </w:pPr>
       <w:r>
         <w:rPr>
@@ -999,7 +1015,7 @@
       </w:pPr>
       <w:r>
         <w:rPr>
-          <w:rFonts w:ascii="黑体" w:hAnsi="黑体" w:eastAsia="黑体"/>
+          <w:rFonts w:ascii="宋体" w:hAnsi="宋体" w:eastAsia="宋体"/>
         </w:rPr>
         <w:t xml:space="preserve">2.2 管理目标</w:t>
       </w:r>
@@ -1011,6 +1027,8 @@
           <w:numId w:val="1002"/>
         </w:numPr>
         <w:pStyle w:val="Compact"/>
+        <w:spacing w:line="276" w:lineRule="auto" w:after="0"/>
+        <w:ind w:firstLine="420"/>
       </w:pPr>
       <w:r>
         <w:rPr>
@@ -1026,6 +1044,8 @@
           <w:numId w:val="1002"/>
         </w:numPr>
         <w:pStyle w:val="Compact"/>
+        <w:spacing w:line="276" w:lineRule="auto" w:after="0"/>
+        <w:ind w:firstLine="420"/>
       </w:pPr>
       <w:r>
         <w:rPr>
@@ -1041,6 +1061,8 @@
           <w:numId w:val="1002"/>
         </w:numPr>
         <w:pStyle w:val="Compact"/>
+        <w:spacing w:line="276" w:lineRule="auto" w:after="0"/>
+        <w:ind w:firstLine="420"/>
       </w:pPr>
       <w:r>
         <w:rPr>
@@ -1058,7 +1080,7 @@
       </w:pPr>
       <w:r>
         <w:rPr>
-          <w:rFonts w:ascii="黑体" w:hAnsi="黑体" w:eastAsia="黑体"/>
+          <w:rFonts w:ascii="宋体" w:hAnsi="宋体" w:eastAsia="宋体"/>
         </w:rPr>
         <w:t xml:space="preserve">3. 项目组织结构</w:t>
       </w:r>
@@ -1066,6 +1088,8 @@
     <w:p>
       <w:pPr>
         <w:pStyle w:val="FirstParagraph"/>
+        <w:spacing w:line="276" w:lineRule="auto" w:after="0"/>
+        <w:ind w:firstLine="420"/>
       </w:pPr>
       <w:r>
         <w:rPr>
@@ -1080,19 +1104,19 @@
         <w:tblW w:type="pct" w:w="0.0"/>
         <w:tblLook w:firstRow="1" w:lastRow="0" w:firstColumn="0" w:lastColumn="0" w:noHBand="0" w:noVBand="0" w:val="0020"/>
         <w:tblBorders>
-          <w:top w:val="single" w:sz="4" w:space="0" w:color="BFBFBF"/>
-          <w:left w:val="single" w:sz="4" w:space="0" w:color="BFBFBF"/>
-          <w:bottom w:val="single" w:sz="4" w:space="0" w:color="BFBFBF"/>
-          <w:right w:val="single" w:sz="4" w:space="0" w:color="BFBFBF"/>
-          <w:insideH w:val="single" w:sz="4" w:space="0" w:color="BFBFBF"/>
-          <w:insideV w:val="single" w:sz="4" w:space="0" w:color="BFBFBF"/>
+          <w:top w:val="single" w:sz="4" w:space="0" w:color="000000"/>
+          <w:left w:val="single" w:sz="4" w:space="0" w:color="000000"/>
+          <w:bottom w:val="single" w:sz="4" w:space="0" w:color="000000"/>
+          <w:right w:val="single" w:sz="4" w:space="0" w:color="000000"/>
+          <w:insideH w:val="single" w:sz="4" w:space="0" w:color="000000"/>
+          <w:insideV w:val="single" w:sz="4" w:space="0" w:color="000000"/>
         </w:tblBorders>
       </w:tblPr>
       <w:tblGrid/>
       <w:tr>
         <w:tc>
           <w:tcPr>
-            <w:shd w:fill="EAEAEA"/>
+            <w:shd w:fill="FFFFFF"/>
           </w:tcPr>
           <w:p>
             <w:pPr>
@@ -1103,7 +1127,8 @@
             <w:r>
               <w:rPr>
                 <w:rFonts w:ascii="宋体" w:hAnsi="宋体" w:eastAsia="宋体"/>
-                <w:sz w:val="19"/>
+                <w:b/>
+                <w:sz w:val="21"/>
               </w:rPr>
               <w:t xml:space="preserve">角色</w:t>
             </w:r>
@@ -1111,7 +1136,7 @@
         </w:tc>
         <w:tc>
           <w:tcPr>
-            <w:shd w:fill="EAEAEA"/>
+            <w:shd w:fill="FFFFFF"/>
           </w:tcPr>
           <w:p>
             <w:pPr>
@@ -1122,7 +1147,8 @@
             <w:r>
               <w:rPr>
                 <w:rFonts w:ascii="宋体" w:hAnsi="宋体" w:eastAsia="宋体"/>
-                <w:sz w:val="19"/>
+                <w:b/>
+                <w:sz w:val="21"/>
               </w:rPr>
               <w:t xml:space="preserve">成员</w:t>
             </w:r>
@@ -1130,7 +1156,7 @@
         </w:tc>
         <w:tc>
           <w:tcPr>
-            <w:shd w:fill="EAEAEA"/>
+            <w:shd w:fill="FFFFFF"/>
           </w:tcPr>
           <w:p>
             <w:pPr>
@@ -1141,7 +1167,8 @@
             <w:r>
               <w:rPr>
                 <w:rFonts w:ascii="宋体" w:hAnsi="宋体" w:eastAsia="宋体"/>
-                <w:sz w:val="19"/>
+                <w:b/>
+                <w:sz w:val="21"/>
               </w:rPr>
               <w:t xml:space="preserve">管理职责</w:t>
             </w:r>
@@ -1159,7 +1186,7 @@
             <w:r>
               <w:rPr>
                 <w:rFonts w:ascii="宋体" w:hAnsi="宋体" w:eastAsia="宋体"/>
-                <w:sz w:val="19"/>
+                <w:sz w:val="21"/>
               </w:rPr>
               <w:t xml:space="preserve">项目负责人</w:t>
             </w:r>
@@ -1175,7 +1202,7 @@
             <w:r>
               <w:rPr>
                 <w:rFonts w:ascii="宋体" w:hAnsi="宋体" w:eastAsia="宋体"/>
-                <w:sz w:val="19"/>
+                <w:sz w:val="21"/>
               </w:rPr>
               <w:t xml:space="preserve">zyj</w:t>
             </w:r>
@@ -1191,7 +1218,7 @@
             <w:r>
               <w:rPr>
                 <w:rFonts w:ascii="宋体" w:hAnsi="宋体" w:eastAsia="宋体"/>
-                <w:sz w:val="19"/>
+                <w:sz w:val="21"/>
               </w:rPr>
               <w:t xml:space="preserve">里程碑管理、需求整合、架构协调、最终提交把关</w:t>
             </w:r>
@@ -1209,7 +1236,7 @@
             <w:r>
               <w:rPr>
                 <w:rFonts w:ascii="宋体" w:hAnsi="宋体" w:eastAsia="宋体"/>
-                <w:sz w:val="19"/>
+                <w:sz w:val="21"/>
               </w:rPr>
               <w:t xml:space="preserve">数据负责人</w:t>
             </w:r>
@@ -1225,7 +1252,7 @@
             <w:r>
               <w:rPr>
                 <w:rFonts w:ascii="宋体" w:hAnsi="宋体" w:eastAsia="宋体"/>
-                <w:sz w:val="19"/>
+                <w:sz w:val="21"/>
               </w:rPr>
               <w:t xml:space="preserve">cyy</w:t>
             </w:r>
@@ -1241,7 +1268,7 @@
             <w:r>
               <w:rPr>
                 <w:rFonts w:ascii="宋体" w:hAnsi="宋体" w:eastAsia="宋体"/>
-                <w:sz w:val="19"/>
+                <w:sz w:val="21"/>
               </w:rPr>
               <w:t xml:space="preserve">数据资源管理、数据接口一致性、预处理链路控制</w:t>
             </w:r>
@@ -1259,7 +1286,7 @@
             <w:r>
               <w:rPr>
                 <w:rFonts w:ascii="宋体" w:hAnsi="宋体" w:eastAsia="宋体"/>
-                <w:sz w:val="19"/>
+                <w:sz w:val="21"/>
               </w:rPr>
               <w:t xml:space="preserve">分析负责人</w:t>
             </w:r>
@@ -1275,7 +1302,7 @@
             <w:r>
               <w:rPr>
                 <w:rFonts w:ascii="宋体" w:hAnsi="宋体" w:eastAsia="宋体"/>
-                <w:sz w:val="19"/>
+                <w:sz w:val="21"/>
               </w:rPr>
               <w:t xml:space="preserve">zdh</w:t>
             </w:r>
@@ -1291,7 +1318,7 @@
             <w:r>
               <w:rPr>
                 <w:rFonts w:ascii="宋体" w:hAnsi="宋体" w:eastAsia="宋体"/>
-                <w:sz w:val="19"/>
+                <w:sz w:val="21"/>
               </w:rPr>
               <w:t xml:space="preserve">阶段划分、评价口径、确认测试标准制定</w:t>
             </w:r>
@@ -1309,7 +1336,7 @@
             <w:r>
               <w:rPr>
                 <w:rFonts w:ascii="宋体" w:hAnsi="宋体" w:eastAsia="宋体"/>
-                <w:sz w:val="19"/>
+                <w:sz w:val="21"/>
               </w:rPr>
               <w:t xml:space="preserve">展示负责人</w:t>
             </w:r>
@@ -1325,7 +1352,7 @@
             <w:r>
               <w:rPr>
                 <w:rFonts w:ascii="宋体" w:hAnsi="宋体" w:eastAsia="宋体"/>
-                <w:sz w:val="19"/>
+                <w:sz w:val="21"/>
               </w:rPr>
               <w:t xml:space="preserve">zy</w:t>
             </w:r>
@@ -1341,7 +1368,7 @@
             <w:r>
               <w:rPr>
                 <w:rFonts w:ascii="宋体" w:hAnsi="宋体" w:eastAsia="宋体"/>
-                <w:sz w:val="19"/>
+                <w:sz w:val="21"/>
               </w:rPr>
               <w:t xml:space="preserve">可视化方案、交付材料排版、演示效果控制</w:t>
             </w:r>
@@ -1357,7 +1384,7 @@
       </w:pPr>
       <w:r>
         <w:rPr>
-          <w:rFonts w:ascii="黑体" w:hAnsi="黑体" w:eastAsia="黑体"/>
+          <w:rFonts w:ascii="宋体" w:hAnsi="宋体" w:eastAsia="宋体"/>
         </w:rPr>
         <w:t xml:space="preserve">4. 人员分工</w:t>
       </w:r>
@@ -1365,6 +1392,8 @@
     <w:p>
       <w:pPr>
         <w:pStyle w:val="FirstParagraph"/>
+        <w:spacing w:line="276" w:lineRule="auto" w:after="0"/>
+        <w:ind w:firstLine="420"/>
       </w:pPr>
       <w:r>
         <w:rPr>
@@ -1403,19 +1432,19 @@
         <w:tblW w:type="pct" w:w="0.0"/>
         <w:tblLook w:firstRow="1" w:lastRow="0" w:firstColumn="0" w:lastColumn="0" w:noHBand="0" w:noVBand="0" w:val="0020"/>
         <w:tblBorders>
-          <w:top w:val="single" w:sz="4" w:space="0" w:color="BFBFBF"/>
-          <w:left w:val="single" w:sz="4" w:space="0" w:color="BFBFBF"/>
-          <w:bottom w:val="single" w:sz="4" w:space="0" w:color="BFBFBF"/>
-          <w:right w:val="single" w:sz="4" w:space="0" w:color="BFBFBF"/>
-          <w:insideH w:val="single" w:sz="4" w:space="0" w:color="BFBFBF"/>
-          <w:insideV w:val="single" w:sz="4" w:space="0" w:color="BFBFBF"/>
+          <w:top w:val="single" w:sz="4" w:space="0" w:color="000000"/>
+          <w:left w:val="single" w:sz="4" w:space="0" w:color="000000"/>
+          <w:bottom w:val="single" w:sz="4" w:space="0" w:color="000000"/>
+          <w:right w:val="single" w:sz="4" w:space="0" w:color="000000"/>
+          <w:insideH w:val="single" w:sz="4" w:space="0" w:color="000000"/>
+          <w:insideV w:val="single" w:sz="4" w:space="0" w:color="000000"/>
         </w:tblBorders>
       </w:tblPr>
       <w:tblGrid/>
       <w:tr>
         <w:tc>
           <w:tcPr>
-            <w:shd w:fill="EAEAEA"/>
+            <w:shd w:fill="FFFFFF"/>
           </w:tcPr>
           <w:p>
             <w:pPr>
@@ -1426,7 +1455,8 @@
             <w:r>
               <w:rPr>
                 <w:rFonts w:ascii="宋体" w:hAnsi="宋体" w:eastAsia="宋体"/>
-                <w:sz w:val="19"/>
+                <w:b/>
+                <w:sz w:val="21"/>
               </w:rPr>
               <w:t xml:space="preserve">成员</w:t>
             </w:r>
@@ -1434,7 +1464,7 @@
         </w:tc>
         <w:tc>
           <w:tcPr>
-            <w:shd w:fill="EAEAEA"/>
+            <w:shd w:fill="FFFFFF"/>
           </w:tcPr>
           <w:p>
             <w:pPr>
@@ -1445,7 +1475,8 @@
             <w:r>
               <w:rPr>
                 <w:rFonts w:ascii="宋体" w:hAnsi="宋体" w:eastAsia="宋体"/>
-                <w:sz w:val="19"/>
+                <w:b/>
+                <w:sz w:val="21"/>
               </w:rPr>
               <w:t xml:space="preserve">主责工作</w:t>
             </w:r>
@@ -1453,7 +1484,7 @@
         </w:tc>
         <w:tc>
           <w:tcPr>
-            <w:shd w:fill="EAEAEA"/>
+            <w:shd w:fill="FFFFFF"/>
           </w:tcPr>
           <w:p>
             <w:pPr>
@@ -1464,7 +1495,8 @@
             <w:r>
               <w:rPr>
                 <w:rFonts w:ascii="宋体" w:hAnsi="宋体" w:eastAsia="宋体"/>
-                <w:sz w:val="19"/>
+                <w:b/>
+                <w:sz w:val="21"/>
               </w:rPr>
               <w:t xml:space="preserve">协作工作</w:t>
             </w:r>
@@ -1482,7 +1514,7 @@
             <w:r>
               <w:rPr>
                 <w:rFonts w:ascii="宋体" w:hAnsi="宋体" w:eastAsia="宋体"/>
-                <w:sz w:val="19"/>
+                <w:sz w:val="21"/>
               </w:rPr>
               <w:t xml:space="preserve">zyj</w:t>
             </w:r>
@@ -1498,7 +1530,7 @@
             <w:r>
               <w:rPr>
                 <w:rFonts w:ascii="宋体" w:hAnsi="宋体" w:eastAsia="宋体"/>
-                <w:sz w:val="19"/>
+                <w:sz w:val="21"/>
               </w:rPr>
               <w:t xml:space="preserve">架构、训练器、接口、主程序、进度管理</w:t>
             </w:r>
@@ -1514,7 +1546,7 @@
             <w:r>
               <w:rPr>
                 <w:rFonts w:ascii="宋体" w:hAnsi="宋体" w:eastAsia="宋体"/>
-                <w:sz w:val="19"/>
+                <w:sz w:val="21"/>
               </w:rPr>
               <w:t xml:space="preserve">需求审阅、最终集成、答辩统筹</w:t>
             </w:r>
@@ -1532,7 +1564,7 @@
             <w:r>
               <w:rPr>
                 <w:rFonts w:ascii="宋体" w:hAnsi="宋体" w:eastAsia="宋体"/>
-                <w:sz w:val="19"/>
+                <w:sz w:val="21"/>
               </w:rPr>
               <w:t xml:space="preserve">cyy</w:t>
             </w:r>
@@ -1548,7 +1580,7 @@
             <w:r>
               <w:rPr>
                 <w:rFonts w:ascii="宋体" w:hAnsi="宋体" w:eastAsia="宋体"/>
-                <w:sz w:val="19"/>
+                <w:sz w:val="21"/>
               </w:rPr>
               <w:t xml:space="preserve">数据集接入、预处理、特征工程、数据测试</w:t>
             </w:r>
@@ -1564,7 +1596,7 @@
             <w:r>
               <w:rPr>
                 <w:rFonts w:ascii="宋体" w:hAnsi="宋体" w:eastAsia="宋体"/>
-                <w:sz w:val="19"/>
+                <w:sz w:val="21"/>
               </w:rPr>
               <w:t xml:space="preserve">参数整理、数据说明文档</w:t>
             </w:r>
@@ -1582,7 +1614,7 @@
             <w:r>
               <w:rPr>
                 <w:rFonts w:ascii="宋体" w:hAnsi="宋体" w:eastAsia="宋体"/>
-                <w:sz w:val="19"/>
+                <w:sz w:val="21"/>
               </w:rPr>
               <w:t xml:space="preserve">zdh</w:t>
             </w:r>
@@ -1598,7 +1630,7 @@
             <w:r>
               <w:rPr>
                 <w:rFonts w:ascii="宋体" w:hAnsi="宋体" w:eastAsia="宋体"/>
-                <w:sz w:val="19"/>
+                <w:sz w:val="21"/>
               </w:rPr>
               <w:t xml:space="preserve">阶段策略、失效概率/生存分析基础接口、指标体系、确认测试</w:t>
             </w:r>
@@ -1614,7 +1646,7 @@
             <w:r>
               <w:rPr>
                 <w:rFonts w:ascii="宋体" w:hAnsi="宋体" w:eastAsia="宋体"/>
-                <w:sz w:val="19"/>
+                <w:sz w:val="21"/>
               </w:rPr>
               <w:t xml:space="preserve">需求校验、测试结论审阅</w:t>
             </w:r>
@@ -1632,7 +1664,7 @@
             <w:r>
               <w:rPr>
                 <w:rFonts w:ascii="宋体" w:hAnsi="宋体" w:eastAsia="宋体"/>
-                <w:sz w:val="19"/>
+                <w:sz w:val="21"/>
               </w:rPr>
               <w:t xml:space="preserve">zy</w:t>
             </w:r>
@@ -1648,7 +1680,7 @@
             <w:r>
               <w:rPr>
                 <w:rFonts w:ascii="宋体" w:hAnsi="宋体" w:eastAsia="宋体"/>
-                <w:sz w:val="19"/>
+                <w:sz w:val="21"/>
               </w:rPr>
               <w:t xml:space="preserve">可视化、结果输出、图表规范、演示材料</w:t>
             </w:r>
@@ -1664,7 +1696,7 @@
             <w:r>
               <w:rPr>
                 <w:rFonts w:ascii="宋体" w:hAnsi="宋体" w:eastAsia="宋体"/>
-                <w:sz w:val="19"/>
+                <w:sz w:val="21"/>
               </w:rPr>
               <w:t xml:space="preserve">文档排版、集成验证、展示优化</w:t>
             </w:r>
@@ -1680,7 +1712,7 @@
       </w:pPr>
       <w:r>
         <w:rPr>
-          <w:rFonts w:ascii="黑体" w:hAnsi="黑体" w:eastAsia="黑体"/>
+          <w:rFonts w:ascii="宋体" w:hAnsi="宋体" w:eastAsia="宋体"/>
         </w:rPr>
         <w:t xml:space="preserve">5. 进度管理计划</w:t>
       </w:r>
@@ -1688,6 +1720,8 @@
     <w:p>
       <w:pPr>
         <w:pStyle w:val="FirstParagraph"/>
+        <w:spacing w:line="276" w:lineRule="auto" w:after="0"/>
+        <w:ind w:firstLine="420"/>
       </w:pPr>
       <w:r>
         <w:rPr>
@@ -1702,19 +1736,19 @@
         <w:tblW w:type="pct" w:w="0.0"/>
         <w:tblLook w:firstRow="1" w:lastRow="0" w:firstColumn="0" w:lastColumn="0" w:noHBand="0" w:noVBand="0" w:val="0020"/>
         <w:tblBorders>
-          <w:top w:val="single" w:sz="4" w:space="0" w:color="BFBFBF"/>
-          <w:left w:val="single" w:sz="4" w:space="0" w:color="BFBFBF"/>
-          <w:bottom w:val="single" w:sz="4" w:space="0" w:color="BFBFBF"/>
-          <w:right w:val="single" w:sz="4" w:space="0" w:color="BFBFBF"/>
-          <w:insideH w:val="single" w:sz="4" w:space="0" w:color="BFBFBF"/>
-          <w:insideV w:val="single" w:sz="4" w:space="0" w:color="BFBFBF"/>
+          <w:top w:val="single" w:sz="4" w:space="0" w:color="000000"/>
+          <w:left w:val="single" w:sz="4" w:space="0" w:color="000000"/>
+          <w:bottom w:val="single" w:sz="4" w:space="0" w:color="000000"/>
+          <w:right w:val="single" w:sz="4" w:space="0" w:color="000000"/>
+          <w:insideH w:val="single" w:sz="4" w:space="0" w:color="000000"/>
+          <w:insideV w:val="single" w:sz="4" w:space="0" w:color="000000"/>
         </w:tblBorders>
       </w:tblPr>
       <w:tblGrid/>
       <w:tr>
         <w:tc>
           <w:tcPr>
-            <w:shd w:fill="EAEAEA"/>
+            <w:shd w:fill="FFFFFF"/>
           </w:tcPr>
           <w:p>
             <w:pPr>
@@ -1725,7 +1759,8 @@
             <w:r>
               <w:rPr>
                 <w:rFonts w:ascii="宋体" w:hAnsi="宋体" w:eastAsia="宋体"/>
-                <w:sz w:val="19"/>
+                <w:b/>
+                <w:sz w:val="21"/>
               </w:rPr>
               <w:t xml:space="preserve">周次</w:t>
             </w:r>
@@ -1733,7 +1768,7 @@
         </w:tc>
         <w:tc>
           <w:tcPr>
-            <w:shd w:fill="EAEAEA"/>
+            <w:shd w:fill="FFFFFF"/>
           </w:tcPr>
           <w:p>
             <w:pPr>
@@ -1744,7 +1779,8 @@
             <w:r>
               <w:rPr>
                 <w:rFonts w:ascii="宋体" w:hAnsi="宋体" w:eastAsia="宋体"/>
-                <w:sz w:val="19"/>
+                <w:b/>
+                <w:sz w:val="21"/>
               </w:rPr>
               <w:t xml:space="preserve">计划内容</w:t>
             </w:r>
@@ -1752,7 +1788,7 @@
         </w:tc>
         <w:tc>
           <w:tcPr>
-            <w:shd w:fill="EAEAEA"/>
+            <w:shd w:fill="FFFFFF"/>
           </w:tcPr>
           <w:p>
             <w:pPr>
@@ -1763,7 +1799,8 @@
             <w:r>
               <w:rPr>
                 <w:rFonts w:ascii="宋体" w:hAnsi="宋体" w:eastAsia="宋体"/>
-                <w:sz w:val="19"/>
+                <w:b/>
+                <w:sz w:val="21"/>
               </w:rPr>
               <w:t xml:space="preserve">里程碑</w:t>
             </w:r>
@@ -1781,7 +1818,7 @@
             <w:r>
               <w:rPr>
                 <w:rFonts w:ascii="宋体" w:hAnsi="宋体" w:eastAsia="宋体"/>
-                <w:sz w:val="19"/>
+                <w:sz w:val="21"/>
               </w:rPr>
               <w:t xml:space="preserve">第 1 周</w:t>
             </w:r>
@@ -1797,7 +1834,7 @@
             <w:r>
               <w:rPr>
                 <w:rFonts w:ascii="宋体" w:hAnsi="宋体" w:eastAsia="宋体"/>
-                <w:sz w:val="19"/>
+                <w:sz w:val="21"/>
               </w:rPr>
               <w:t xml:space="preserve">开题、技术预研、数据集调研</w:t>
             </w:r>
@@ -1813,7 +1850,7 @@
             <w:r>
               <w:rPr>
                 <w:rFonts w:ascii="宋体" w:hAnsi="宋体" w:eastAsia="宋体"/>
-                <w:sz w:val="19"/>
+                <w:sz w:val="21"/>
               </w:rPr>
               <w:t xml:space="preserve">完成开题报告和技术预研初稿</w:t>
             </w:r>
@@ -1831,7 +1868,7 @@
             <w:r>
               <w:rPr>
                 <w:rFonts w:ascii="宋体" w:hAnsi="宋体" w:eastAsia="宋体"/>
-                <w:sz w:val="19"/>
+                <w:sz w:val="21"/>
               </w:rPr>
               <w:t xml:space="preserve">第 2 周</w:t>
             </w:r>
@@ -1847,7 +1884,7 @@
             <w:r>
               <w:rPr>
                 <w:rFonts w:ascii="宋体" w:hAnsi="宋体" w:eastAsia="宋体"/>
-                <w:sz w:val="19"/>
+                <w:sz w:val="21"/>
               </w:rPr>
               <w:t xml:space="preserve">需求分析</w:t>
             </w:r>
@@ -1863,7 +1900,7 @@
             <w:r>
               <w:rPr>
                 <w:rFonts w:ascii="宋体" w:hAnsi="宋体" w:eastAsia="宋体"/>
-                <w:sz w:val="19"/>
+                <w:sz w:val="21"/>
               </w:rPr>
               <w:t xml:space="preserve">完成需求定义和 SRS 初稿</w:t>
             </w:r>
@@ -1881,7 +1918,7 @@
             <w:r>
               <w:rPr>
                 <w:rFonts w:ascii="宋体" w:hAnsi="宋体" w:eastAsia="宋体"/>
-                <w:sz w:val="19"/>
+                <w:sz w:val="21"/>
               </w:rPr>
               <w:t xml:space="preserve">第 3 周</w:t>
             </w:r>
@@ -1897,7 +1934,7 @@
             <w:r>
               <w:rPr>
                 <w:rFonts w:ascii="宋体" w:hAnsi="宋体" w:eastAsia="宋体"/>
-                <w:sz w:val="19"/>
+                <w:sz w:val="21"/>
               </w:rPr>
               <w:t xml:space="preserve">总体设计、编码规范制定</w:t>
             </w:r>
@@ -1913,7 +1950,7 @@
             <w:r>
               <w:rPr>
                 <w:rFonts w:ascii="宋体" w:hAnsi="宋体" w:eastAsia="宋体"/>
-                <w:sz w:val="19"/>
+                <w:sz w:val="21"/>
               </w:rPr>
               <w:t xml:space="preserve">完成设计框架和编码规范</w:t>
             </w:r>
@@ -1931,7 +1968,7 @@
             <w:r>
               <w:rPr>
                 <w:rFonts w:ascii="宋体" w:hAnsi="宋体" w:eastAsia="宋体"/>
-                <w:sz w:val="19"/>
+                <w:sz w:val="21"/>
               </w:rPr>
               <w:t xml:space="preserve">第 4 周</w:t>
             </w:r>
@@ -1947,7 +1984,7 @@
             <w:r>
               <w:rPr>
                 <w:rFonts w:ascii="宋体" w:hAnsi="宋体" w:eastAsia="宋体"/>
-                <w:sz w:val="19"/>
+                <w:sz w:val="21"/>
               </w:rPr>
               <w:t xml:space="preserve">数据接入与预处理</w:t>
             </w:r>
@@ -1963,7 +2000,7 @@
             <w:r>
               <w:rPr>
                 <w:rFonts w:ascii="宋体" w:hAnsi="宋体" w:eastAsia="宋体"/>
-                <w:sz w:val="19"/>
+                <w:sz w:val="21"/>
               </w:rPr>
               <w:t xml:space="preserve">完成数据加载与基础预处理</w:t>
             </w:r>
@@ -1981,7 +2018,7 @@
             <w:r>
               <w:rPr>
                 <w:rFonts w:ascii="宋体" w:hAnsi="宋体" w:eastAsia="宋体"/>
-                <w:sz w:val="19"/>
+                <w:sz w:val="21"/>
               </w:rPr>
               <w:t xml:space="preserve">第 5 周</w:t>
             </w:r>
@@ -1997,7 +2034,7 @@
             <w:r>
               <w:rPr>
                 <w:rFonts w:ascii="宋体" w:hAnsi="宋体" w:eastAsia="宋体"/>
-                <w:sz w:val="19"/>
+                <w:sz w:val="21"/>
               </w:rPr>
               <w:t xml:space="preserve">特征工程与标签构造</w:t>
             </w:r>
@@ -2013,7 +2050,7 @@
             <w:r>
               <w:rPr>
                 <w:rFonts w:ascii="宋体" w:hAnsi="宋体" w:eastAsia="宋体"/>
-                <w:sz w:val="19"/>
+                <w:sz w:val="21"/>
               </w:rPr>
               <w:t xml:space="preserve">完成阶段划分和单元测试准备</w:t>
             </w:r>
@@ -2031,7 +2068,7 @@
             <w:r>
               <w:rPr>
                 <w:rFonts w:ascii="宋体" w:hAnsi="宋体" w:eastAsia="宋体"/>
-                <w:sz w:val="19"/>
+                <w:sz w:val="21"/>
               </w:rPr>
               <w:t xml:space="preserve">第 6 周</w:t>
             </w:r>
@@ -2047,7 +2084,7 @@
             <w:r>
               <w:rPr>
                 <w:rFonts w:ascii="宋体" w:hAnsi="宋体" w:eastAsia="宋体"/>
-                <w:sz w:val="19"/>
+                <w:sz w:val="21"/>
               </w:rPr>
               <w:t xml:space="preserve">模型训练与模块联调</w:t>
             </w:r>
@@ -2063,7 +2100,7 @@
             <w:r>
               <w:rPr>
                 <w:rFonts w:ascii="宋体" w:hAnsi="宋体" w:eastAsia="宋体"/>
-                <w:sz w:val="19"/>
+                <w:sz w:val="21"/>
               </w:rPr>
               <w:t xml:space="preserve">完成集成测试计划和训练链路</w:t>
             </w:r>
@@ -2081,7 +2118,7 @@
             <w:r>
               <w:rPr>
                 <w:rFonts w:ascii="宋体" w:hAnsi="宋体" w:eastAsia="宋体"/>
-                <w:sz w:val="19"/>
+                <w:sz w:val="21"/>
               </w:rPr>
               <w:t xml:space="preserve">第 7 周</w:t>
             </w:r>
@@ -2097,7 +2134,7 @@
             <w:r>
               <w:rPr>
                 <w:rFonts w:ascii="宋体" w:hAnsi="宋体" w:eastAsia="宋体"/>
-                <w:sz w:val="19"/>
+                <w:sz w:val="21"/>
               </w:rPr>
               <w:t xml:space="preserve">可视化、实验记录、确认测试</w:t>
             </w:r>
@@ -2113,7 +2150,7 @@
             <w:r>
               <w:rPr>
                 <w:rFonts w:ascii="宋体" w:hAnsi="宋体" w:eastAsia="宋体"/>
-                <w:sz w:val="19"/>
+                <w:sz w:val="21"/>
               </w:rPr>
               <w:t xml:space="preserve">完成结果展示和验收验证</w:t>
             </w:r>
@@ -2131,7 +2168,7 @@
             <w:r>
               <w:rPr>
                 <w:rFonts w:ascii="宋体" w:hAnsi="宋体" w:eastAsia="宋体"/>
-                <w:sz w:val="19"/>
+                <w:sz w:val="21"/>
               </w:rPr>
               <w:t xml:space="preserve">第 8 周</w:t>
             </w:r>
@@ -2147,7 +2184,7 @@
             <w:r>
               <w:rPr>
                 <w:rFonts w:ascii="宋体" w:hAnsi="宋体" w:eastAsia="宋体"/>
-                <w:sz w:val="19"/>
+                <w:sz w:val="21"/>
               </w:rPr>
               <w:t xml:space="preserve">文档收尾与答辩准备</w:t>
             </w:r>
@@ -2163,7 +2200,7 @@
             <w:r>
               <w:rPr>
                 <w:rFonts w:ascii="宋体" w:hAnsi="宋体" w:eastAsia="宋体"/>
-                <w:sz w:val="19"/>
+                <w:sz w:val="21"/>
               </w:rPr>
               <w:t xml:space="preserve">完成 PDF 导出和最终检查</w:t>
             </w:r>
@@ -2179,7 +2216,7 @@
       </w:pPr>
       <w:r>
         <w:rPr>
-          <w:rFonts w:ascii="黑体" w:hAnsi="黑体" w:eastAsia="黑体"/>
+          <w:rFonts w:ascii="宋体" w:hAnsi="宋体" w:eastAsia="宋体"/>
         </w:rPr>
         <w:t xml:space="preserve">6. 资源管理计划</w:t>
       </w:r>
@@ -2191,7 +2228,7 @@
       </w:pPr>
       <w:r>
         <w:rPr>
-          <w:rFonts w:ascii="黑体" w:hAnsi="黑体" w:eastAsia="黑体"/>
+          <w:rFonts w:ascii="宋体" w:hAnsi="宋体" w:eastAsia="宋体"/>
         </w:rPr>
         <w:t xml:space="preserve">6.1 人力资源</w:t>
       </w:r>
@@ -2199,6 +2236,8 @@
     <w:p>
       <w:pPr>
         <w:pStyle w:val="FirstParagraph"/>
+        <w:spacing w:line="276" w:lineRule="auto" w:after="0"/>
+        <w:ind w:firstLine="420"/>
       </w:pPr>
       <w:r>
         <w:rPr>
@@ -2239,7 +2278,7 @@
       </w:pPr>
       <w:r>
         <w:rPr>
-          <w:rFonts w:ascii="黑体" w:hAnsi="黑体" w:eastAsia="黑体"/>
+          <w:rFonts w:ascii="宋体" w:hAnsi="宋体" w:eastAsia="宋体"/>
         </w:rPr>
         <w:t xml:space="preserve">6.2 技术资源</w:t>
       </w:r>
@@ -2251,6 +2290,8 @@
           <w:numId w:val="1003"/>
         </w:numPr>
         <w:pStyle w:val="Compact"/>
+        <w:spacing w:line="276" w:lineRule="auto" w:after="0"/>
+        <w:ind w:firstLine="420"/>
       </w:pPr>
       <w:r>
         <w:rPr>
@@ -2266,6 +2307,8 @@
           <w:numId w:val="1003"/>
         </w:numPr>
         <w:pStyle w:val="Compact"/>
+        <w:spacing w:line="276" w:lineRule="auto" w:after="0"/>
+        <w:ind w:firstLine="420"/>
       </w:pPr>
       <w:r>
         <w:rPr>
@@ -2281,6 +2324,8 @@
           <w:numId w:val="1003"/>
         </w:numPr>
         <w:pStyle w:val="Compact"/>
+        <w:spacing w:line="276" w:lineRule="auto" w:after="0"/>
+        <w:ind w:firstLine="420"/>
       </w:pPr>
       <w:r>
         <w:rPr>
@@ -2296,6 +2341,8 @@
           <w:numId w:val="1003"/>
         </w:numPr>
         <w:pStyle w:val="Compact"/>
+        <w:spacing w:line="276" w:lineRule="auto" w:after="0"/>
+        <w:ind w:firstLine="420"/>
       </w:pPr>
       <w:r>
         <w:rPr>
@@ -2311,6 +2358,8 @@
           <w:numId w:val="1003"/>
         </w:numPr>
         <w:pStyle w:val="Compact"/>
+        <w:spacing w:line="276" w:lineRule="auto" w:after="0"/>
+        <w:ind w:firstLine="420"/>
       </w:pPr>
       <w:r>
         <w:rPr>
@@ -2327,7 +2376,7 @@
       </w:pPr>
       <w:r>
         <w:rPr>
-          <w:rFonts w:ascii="黑体" w:hAnsi="黑体" w:eastAsia="黑体"/>
+          <w:rFonts w:ascii="宋体" w:hAnsi="宋体" w:eastAsia="宋体"/>
         </w:rPr>
         <w:t xml:space="preserve">6.3 数据资源</w:t>
       </w:r>
@@ -2335,6 +2384,8 @@
     <w:p>
       <w:pPr>
         <w:pStyle w:val="FirstParagraph"/>
+        <w:spacing w:line="276" w:lineRule="auto" w:after="0"/>
+        <w:ind w:firstLine="420"/>
       </w:pPr>
       <w:r>
         <w:rPr>
@@ -2377,7 +2428,7 @@
       </w:pPr>
       <w:r>
         <w:rPr>
-          <w:rFonts w:ascii="黑体" w:hAnsi="黑体" w:eastAsia="黑体"/>
+          <w:rFonts w:ascii="宋体" w:hAnsi="宋体" w:eastAsia="宋体"/>
         </w:rPr>
         <w:t xml:space="preserve">7. 风险管理计划</w:t>
       </w:r>
@@ -2388,19 +2439,19 @@
         <w:tblW w:type="pct" w:w="0.0"/>
         <w:tblLook w:firstRow="1" w:lastRow="0" w:firstColumn="0" w:lastColumn="0" w:noHBand="0" w:noVBand="0" w:val="0020"/>
         <w:tblBorders>
-          <w:top w:val="single" w:sz="4" w:space="0" w:color="BFBFBF"/>
-          <w:left w:val="single" w:sz="4" w:space="0" w:color="BFBFBF"/>
-          <w:bottom w:val="single" w:sz="4" w:space="0" w:color="BFBFBF"/>
-          <w:right w:val="single" w:sz="4" w:space="0" w:color="BFBFBF"/>
-          <w:insideH w:val="single" w:sz="4" w:space="0" w:color="BFBFBF"/>
-          <w:insideV w:val="single" w:sz="4" w:space="0" w:color="BFBFBF"/>
+          <w:top w:val="single" w:sz="4" w:space="0" w:color="000000"/>
+          <w:left w:val="single" w:sz="4" w:space="0" w:color="000000"/>
+          <w:bottom w:val="single" w:sz="4" w:space="0" w:color="000000"/>
+          <w:right w:val="single" w:sz="4" w:space="0" w:color="000000"/>
+          <w:insideH w:val="single" w:sz="4" w:space="0" w:color="000000"/>
+          <w:insideV w:val="single" w:sz="4" w:space="0" w:color="000000"/>
         </w:tblBorders>
       </w:tblPr>
       <w:tblGrid/>
       <w:tr>
         <w:tc>
           <w:tcPr>
-            <w:shd w:fill="EAEAEA"/>
+            <w:shd w:fill="FFFFFF"/>
           </w:tcPr>
           <w:p>
             <w:pPr>
@@ -2411,7 +2462,8 @@
             <w:r>
               <w:rPr>
                 <w:rFonts w:ascii="宋体" w:hAnsi="宋体" w:eastAsia="宋体"/>
-                <w:sz w:val="19"/>
+                <w:b/>
+                <w:sz w:val="21"/>
               </w:rPr>
               <w:t xml:space="preserve">风险编号</w:t>
             </w:r>
@@ -2419,7 +2471,7 @@
         </w:tc>
         <w:tc>
           <w:tcPr>
-            <w:shd w:fill="EAEAEA"/>
+            <w:shd w:fill="FFFFFF"/>
           </w:tcPr>
           <w:p>
             <w:pPr>
@@ -2430,7 +2482,8 @@
             <w:r>
               <w:rPr>
                 <w:rFonts w:ascii="宋体" w:hAnsi="宋体" w:eastAsia="宋体"/>
-                <w:sz w:val="19"/>
+                <w:b/>
+                <w:sz w:val="21"/>
               </w:rPr>
               <w:t xml:space="preserve">风险描述</w:t>
             </w:r>
@@ -2438,7 +2491,7 @@
         </w:tc>
         <w:tc>
           <w:tcPr>
-            <w:shd w:fill="EAEAEA"/>
+            <w:shd w:fill="FFFFFF"/>
           </w:tcPr>
           <w:p>
             <w:pPr>
@@ -2449,7 +2502,8 @@
             <w:r>
               <w:rPr>
                 <w:rFonts w:ascii="宋体" w:hAnsi="宋体" w:eastAsia="宋体"/>
-                <w:sz w:val="19"/>
+                <w:b/>
+                <w:sz w:val="21"/>
               </w:rPr>
               <w:t xml:space="preserve">概率</w:t>
             </w:r>
@@ -2457,7 +2511,7 @@
         </w:tc>
         <w:tc>
           <w:tcPr>
-            <w:shd w:fill="EAEAEA"/>
+            <w:shd w:fill="FFFFFF"/>
           </w:tcPr>
           <w:p>
             <w:pPr>
@@ -2468,7 +2522,8 @@
             <w:r>
               <w:rPr>
                 <w:rFonts w:ascii="宋体" w:hAnsi="宋体" w:eastAsia="宋体"/>
-                <w:sz w:val="19"/>
+                <w:b/>
+                <w:sz w:val="21"/>
               </w:rPr>
               <w:t xml:space="preserve">影响</w:t>
             </w:r>
@@ -2476,7 +2531,7 @@
         </w:tc>
         <w:tc>
           <w:tcPr>
-            <w:shd w:fill="EAEAEA"/>
+            <w:shd w:fill="FFFFFF"/>
           </w:tcPr>
           <w:p>
             <w:pPr>
@@ -2487,7 +2542,8 @@
             <w:r>
               <w:rPr>
                 <w:rFonts w:ascii="宋体" w:hAnsi="宋体" w:eastAsia="宋体"/>
-                <w:sz w:val="19"/>
+                <w:b/>
+                <w:sz w:val="21"/>
               </w:rPr>
               <w:t xml:space="preserve">应对措施</w:t>
             </w:r>
@@ -2505,7 +2561,7 @@
             <w:r>
               <w:rPr>
                 <w:rFonts w:ascii="宋体" w:hAnsi="宋体" w:eastAsia="宋体"/>
-                <w:sz w:val="19"/>
+                <w:sz w:val="21"/>
               </w:rPr>
               <w:t xml:space="preserve">R1</w:t>
             </w:r>
@@ -2521,7 +2577,7 @@
             <w:r>
               <w:rPr>
                 <w:rFonts w:ascii="宋体" w:hAnsi="宋体" w:eastAsia="宋体"/>
-                <w:sz w:val="19"/>
+                <w:sz w:val="21"/>
               </w:rPr>
               <w:t xml:space="preserve">官方数据下载入口不稳定</w:t>
             </w:r>
@@ -2537,7 +2593,7 @@
             <w:r>
               <w:rPr>
                 <w:rFonts w:ascii="宋体" w:hAnsi="宋体" w:eastAsia="宋体"/>
-                <w:sz w:val="19"/>
+                <w:sz w:val="21"/>
               </w:rPr>
               <w:t xml:space="preserve">中</w:t>
             </w:r>
@@ -2553,7 +2609,7 @@
             <w:r>
               <w:rPr>
                 <w:rFonts w:ascii="宋体" w:hAnsi="宋体" w:eastAsia="宋体"/>
-                <w:sz w:val="19"/>
+                <w:sz w:val="21"/>
               </w:rPr>
               <w:t xml:space="preserve">高</w:t>
             </w:r>
@@ -2569,7 +2625,7 @@
             <w:r>
               <w:rPr>
                 <w:rFonts w:ascii="宋体" w:hAnsi="宋体" w:eastAsia="宋体"/>
-                <w:sz w:val="19"/>
+                <w:sz w:val="21"/>
               </w:rPr>
               <w:t xml:space="preserve">保留多入口和本地目录加载方式</w:t>
             </w:r>
@@ -2587,7 +2643,7 @@
             <w:r>
               <w:rPr>
                 <w:rFonts w:ascii="宋体" w:hAnsi="宋体" w:eastAsia="宋体"/>
-                <w:sz w:val="19"/>
+                <w:sz w:val="21"/>
               </w:rPr>
               <w:t xml:space="preserve">R2</w:t>
             </w:r>
@@ -2603,7 +2659,7 @@
             <w:r>
               <w:rPr>
                 <w:rFonts w:ascii="宋体" w:hAnsi="宋体" w:eastAsia="宋体"/>
-                <w:sz w:val="19"/>
+                <w:sz w:val="21"/>
               </w:rPr>
               <w:t xml:space="preserve">多模型实现导致接口不统一</w:t>
             </w:r>
@@ -2619,7 +2675,7 @@
             <w:r>
               <w:rPr>
                 <w:rFonts w:ascii="宋体" w:hAnsi="宋体" w:eastAsia="宋体"/>
-                <w:sz w:val="19"/>
+                <w:sz w:val="21"/>
               </w:rPr>
               <w:t xml:space="preserve">中</w:t>
             </w:r>
@@ -2635,7 +2691,7 @@
             <w:r>
               <w:rPr>
                 <w:rFonts w:ascii="宋体" w:hAnsi="宋体" w:eastAsia="宋体"/>
-                <w:sz w:val="19"/>
+                <w:sz w:val="21"/>
               </w:rPr>
               <w:t xml:space="preserve">高</w:t>
             </w:r>
@@ -2651,7 +2707,7 @@
             <w:r>
               <w:rPr>
                 <w:rFonts w:ascii="宋体" w:hAnsi="宋体" w:eastAsia="宋体"/>
-                <w:sz w:val="19"/>
+                <w:sz w:val="21"/>
               </w:rPr>
               <w:t xml:space="preserve">先定义统一 API，再接入具体模型</w:t>
             </w:r>
@@ -2669,7 +2725,7 @@
             <w:r>
               <w:rPr>
                 <w:rFonts w:ascii="宋体" w:hAnsi="宋体" w:eastAsia="宋体"/>
-                <w:sz w:val="19"/>
+                <w:sz w:val="21"/>
               </w:rPr>
               <w:t xml:space="preserve">R3</w:t>
             </w:r>
@@ -2685,7 +2741,7 @@
             <w:r>
               <w:rPr>
                 <w:rFonts w:ascii="宋体" w:hAnsi="宋体" w:eastAsia="宋体"/>
-                <w:sz w:val="19"/>
+                <w:sz w:val="21"/>
               </w:rPr>
               <w:t xml:space="preserve">文档和实现不同步</w:t>
             </w:r>
@@ -2701,7 +2757,7 @@
             <w:r>
               <w:rPr>
                 <w:rFonts w:ascii="宋体" w:hAnsi="宋体" w:eastAsia="宋体"/>
-                <w:sz w:val="19"/>
+                <w:sz w:val="21"/>
               </w:rPr>
               <w:t xml:space="preserve">中</w:t>
             </w:r>
@@ -2717,7 +2773,7 @@
             <w:r>
               <w:rPr>
                 <w:rFonts w:ascii="宋体" w:hAnsi="宋体" w:eastAsia="宋体"/>
-                <w:sz w:val="19"/>
+                <w:sz w:val="21"/>
               </w:rPr>
               <w:t xml:space="preserve">高</w:t>
             </w:r>
@@ -2733,7 +2789,7 @@
             <w:r>
               <w:rPr>
                 <w:rFonts w:ascii="宋体" w:hAnsi="宋体" w:eastAsia="宋体"/>
-                <w:sz w:val="19"/>
+                <w:sz w:val="21"/>
               </w:rPr>
               <w:t xml:space="preserve">统一以需求和设计文档为基线，变更后同步修订</w:t>
             </w:r>
@@ -2751,7 +2807,7 @@
             <w:r>
               <w:rPr>
                 <w:rFonts w:ascii="宋体" w:hAnsi="宋体" w:eastAsia="宋体"/>
-                <w:sz w:val="19"/>
+                <w:sz w:val="21"/>
               </w:rPr>
               <w:t xml:space="preserve">R4</w:t>
             </w:r>
@@ -2767,7 +2823,7 @@
             <w:r>
               <w:rPr>
                 <w:rFonts w:ascii="宋体" w:hAnsi="宋体" w:eastAsia="宋体"/>
-                <w:sz w:val="19"/>
+                <w:sz w:val="21"/>
               </w:rPr>
               <w:t xml:space="preserve">训练时间过长</w:t>
             </w:r>
@@ -2783,7 +2839,7 @@
             <w:r>
               <w:rPr>
                 <w:rFonts w:ascii="宋体" w:hAnsi="宋体" w:eastAsia="宋体"/>
-                <w:sz w:val="19"/>
+                <w:sz w:val="21"/>
               </w:rPr>
               <w:t xml:space="preserve">中</w:t>
             </w:r>
@@ -2799,7 +2855,7 @@
             <w:r>
               <w:rPr>
                 <w:rFonts w:ascii="宋体" w:hAnsi="宋体" w:eastAsia="宋体"/>
-                <w:sz w:val="19"/>
+                <w:sz w:val="21"/>
               </w:rPr>
               <w:t xml:space="preserve">中</w:t>
             </w:r>
@@ -2815,7 +2871,7 @@
             <w:r>
               <w:rPr>
                 <w:rFonts w:ascii="宋体" w:hAnsi="宋体" w:eastAsia="宋体"/>
-                <w:sz w:val="19"/>
+                <w:sz w:val="21"/>
               </w:rPr>
               <w:t xml:space="preserve">先做合成数据和小样本验证，再跑真实实验</w:t>
             </w:r>
@@ -2833,7 +2889,7 @@
             <w:r>
               <w:rPr>
                 <w:rFonts w:ascii="宋体" w:hAnsi="宋体" w:eastAsia="宋体"/>
-                <w:sz w:val="19"/>
+                <w:sz w:val="21"/>
               </w:rPr>
               <w:t xml:space="preserve">R5</w:t>
             </w:r>
@@ -2849,7 +2905,7 @@
             <w:r>
               <w:rPr>
                 <w:rFonts w:ascii="宋体" w:hAnsi="宋体" w:eastAsia="宋体"/>
-                <w:sz w:val="19"/>
+                <w:sz w:val="21"/>
               </w:rPr>
               <w:t xml:space="preserve">成员进度失衡</w:t>
             </w:r>
@@ -2865,7 +2921,7 @@
             <w:r>
               <w:rPr>
                 <w:rFonts w:ascii="宋体" w:hAnsi="宋体" w:eastAsia="宋体"/>
-                <w:sz w:val="19"/>
+                <w:sz w:val="21"/>
               </w:rPr>
               <w:t xml:space="preserve">低</w:t>
             </w:r>
@@ -2881,7 +2937,7 @@
             <w:r>
               <w:rPr>
                 <w:rFonts w:ascii="宋体" w:hAnsi="宋体" w:eastAsia="宋体"/>
-                <w:sz w:val="19"/>
+                <w:sz w:val="21"/>
               </w:rPr>
               <w:t xml:space="preserve">中</w:t>
             </w:r>
@@ -2897,7 +2953,7 @@
             <w:r>
               <w:rPr>
                 <w:rFonts w:ascii="宋体" w:hAnsi="宋体" w:eastAsia="宋体"/>
-                <w:sz w:val="19"/>
+                <w:sz w:val="21"/>
               </w:rPr>
               <w:t xml:space="preserve">采用每周同步和阶段回顾，及时调整任务</w:t>
             </w:r>
@@ -2912,7 +2968,7 @@
       </w:pPr>
       <w:r>
         <w:rPr>
-          <w:rFonts w:ascii="黑体" w:hAnsi="黑体" w:eastAsia="黑体"/>
+          <w:rFonts w:ascii="宋体" w:hAnsi="宋体" w:eastAsia="宋体"/>
         </w:rPr>
         <w:t xml:space="preserve">7.4 阶段质量门禁</w:t>
       </w:r>
@@ -2923,19 +2979,19 @@
         <w:tblW w:type="pct" w:w="0.0"/>
         <w:tblLook w:firstRow="1" w:lastRow="0" w:firstColumn="0" w:lastColumn="0" w:noHBand="0" w:noVBand="0" w:val="0020"/>
         <w:tblBorders>
-          <w:top w:val="single" w:sz="4" w:space="0" w:color="BFBFBF"/>
-          <w:left w:val="single" w:sz="4" w:space="0" w:color="BFBFBF"/>
-          <w:bottom w:val="single" w:sz="4" w:space="0" w:color="BFBFBF"/>
-          <w:right w:val="single" w:sz="4" w:space="0" w:color="BFBFBF"/>
-          <w:insideH w:val="single" w:sz="4" w:space="0" w:color="BFBFBF"/>
-          <w:insideV w:val="single" w:sz="4" w:space="0" w:color="BFBFBF"/>
+          <w:top w:val="single" w:sz="4" w:space="0" w:color="000000"/>
+          <w:left w:val="single" w:sz="4" w:space="0" w:color="000000"/>
+          <w:bottom w:val="single" w:sz="4" w:space="0" w:color="000000"/>
+          <w:right w:val="single" w:sz="4" w:space="0" w:color="000000"/>
+          <w:insideH w:val="single" w:sz="4" w:space="0" w:color="000000"/>
+          <w:insideV w:val="single" w:sz="4" w:space="0" w:color="000000"/>
         </w:tblBorders>
       </w:tblPr>
       <w:tblGrid/>
       <w:tr>
         <w:tc>
           <w:tcPr>
-            <w:shd w:fill="EAEAEA"/>
+            <w:shd w:fill="FFFFFF"/>
           </w:tcPr>
           <w:p>
             <w:pPr>
@@ -2946,7 +3002,8 @@
             <w:r>
               <w:rPr>
                 <w:rFonts w:ascii="宋体" w:hAnsi="宋体" w:eastAsia="宋体"/>
-                <w:sz w:val="19"/>
+                <w:b/>
+                <w:sz w:val="21"/>
               </w:rPr>
               <w:t xml:space="preserve">阶段</w:t>
             </w:r>
@@ -2954,7 +3011,7 @@
         </w:tc>
         <w:tc>
           <w:tcPr>
-            <w:shd w:fill="EAEAEA"/>
+            <w:shd w:fill="FFFFFF"/>
           </w:tcPr>
           <w:p>
             <w:pPr>
@@ -2965,7 +3022,8 @@
             <w:r>
               <w:rPr>
                 <w:rFonts w:ascii="宋体" w:hAnsi="宋体" w:eastAsia="宋体"/>
-                <w:sz w:val="19"/>
+                <w:b/>
+                <w:sz w:val="21"/>
               </w:rPr>
               <w:t xml:space="preserve">质量门禁</w:t>
             </w:r>
@@ -2973,7 +3031,7 @@
         </w:tc>
         <w:tc>
           <w:tcPr>
-            <w:shd w:fill="EAEAEA"/>
+            <w:shd w:fill="FFFFFF"/>
           </w:tcPr>
           <w:p>
             <w:pPr>
@@ -2984,7 +3042,8 @@
             <w:r>
               <w:rPr>
                 <w:rFonts w:ascii="宋体" w:hAnsi="宋体" w:eastAsia="宋体"/>
-                <w:sz w:val="19"/>
+                <w:b/>
+                <w:sz w:val="21"/>
               </w:rPr>
               <w:t xml:space="preserve">负责人</w:t>
             </w:r>
@@ -2992,7 +3051,7 @@
         </w:tc>
         <w:tc>
           <w:tcPr>
-            <w:shd w:fill="EAEAEA"/>
+            <w:shd w:fill="FFFFFF"/>
           </w:tcPr>
           <w:p>
             <w:pPr>
@@ -3003,7 +3062,8 @@
             <w:r>
               <w:rPr>
                 <w:rFonts w:ascii="宋体" w:hAnsi="宋体" w:eastAsia="宋体"/>
-                <w:sz w:val="19"/>
+                <w:b/>
+                <w:sz w:val="21"/>
               </w:rPr>
               <w:t xml:space="preserve">通过标准</w:t>
             </w:r>
@@ -3021,7 +3081,7 @@
             <w:r>
               <w:rPr>
                 <w:rFonts w:ascii="宋体" w:hAnsi="宋体" w:eastAsia="宋体"/>
-                <w:sz w:val="19"/>
+                <w:sz w:val="21"/>
               </w:rPr>
               <w:t xml:space="preserve">开题</w:t>
             </w:r>
@@ -3037,7 +3097,7 @@
             <w:r>
               <w:rPr>
                 <w:rFonts w:ascii="宋体" w:hAnsi="宋体" w:eastAsia="宋体"/>
-                <w:sz w:val="19"/>
+                <w:sz w:val="21"/>
               </w:rPr>
               <w:t xml:space="preserve">项目名称、任务边界和分工一致</w:t>
             </w:r>
@@ -3053,7 +3113,7 @@
             <w:r>
               <w:rPr>
                 <w:rFonts w:ascii="宋体" w:hAnsi="宋体" w:eastAsia="宋体"/>
-                <w:sz w:val="19"/>
+                <w:sz w:val="21"/>
               </w:rPr>
               <w:t xml:space="preserve">zyj</w:t>
             </w:r>
@@ -3069,7 +3129,7 @@
             <w:r>
               <w:rPr>
                 <w:rFonts w:ascii="宋体" w:hAnsi="宋体" w:eastAsia="宋体"/>
-                <w:sz w:val="19"/>
+                <w:sz w:val="21"/>
               </w:rPr>
               <w:t xml:space="preserve">文档不混入外部样例的领域语境，不偏离 RUL 预测主线</w:t>
             </w:r>
@@ -3087,7 +3147,7 @@
             <w:r>
               <w:rPr>
                 <w:rFonts w:ascii="宋体" w:hAnsi="宋体" w:eastAsia="宋体"/>
-                <w:sz w:val="19"/>
+                <w:sz w:val="21"/>
               </w:rPr>
               <w:t xml:space="preserve">中期</w:t>
             </w:r>
@@ -3103,7 +3163,7 @@
             <w:r>
               <w:rPr>
                 <w:rFonts w:ascii="宋体" w:hAnsi="宋体" w:eastAsia="宋体"/>
-                <w:sz w:val="19"/>
+                <w:sz w:val="21"/>
               </w:rPr>
               <w:t xml:space="preserve">数据链路和设计链路可说明</w:t>
             </w:r>
@@ -3119,7 +3179,7 @@
             <w:r>
               <w:rPr>
                 <w:rFonts w:ascii="宋体" w:hAnsi="宋体" w:eastAsia="宋体"/>
-                <w:sz w:val="19"/>
+                <w:sz w:val="21"/>
               </w:rPr>
               <w:t xml:space="preserve">cyy、zyj</w:t>
             </w:r>
@@ -3135,7 +3195,7 @@
             <w:r>
               <w:rPr>
                 <w:rFonts w:ascii="宋体" w:hAnsi="宋体" w:eastAsia="宋体"/>
-                <w:sz w:val="19"/>
+                <w:sz w:val="21"/>
               </w:rPr>
               <w:t xml:space="preserve">loader、特征和训练接口均有设计说明与测试计划</w:t>
             </w:r>
@@ -3153,7 +3213,7 @@
             <w:r>
               <w:rPr>
                 <w:rFonts w:ascii="宋体" w:hAnsi="宋体" w:eastAsia="宋体"/>
-                <w:sz w:val="19"/>
+                <w:sz w:val="21"/>
               </w:rPr>
               <w:t xml:space="preserve">结题</w:t>
             </w:r>
@@ -3169,7 +3229,7 @@
             <w:r>
               <w:rPr>
                 <w:rFonts w:ascii="宋体" w:hAnsi="宋体" w:eastAsia="宋体"/>
-                <w:sz w:val="19"/>
+                <w:sz w:val="21"/>
               </w:rPr>
               <w:t xml:space="preserve">代码、notebook、测试、文档可互相印证</w:t>
             </w:r>
@@ -3185,7 +3245,7 @@
             <w:r>
               <w:rPr>
                 <w:rFonts w:ascii="宋体" w:hAnsi="宋体" w:eastAsia="宋体"/>
-                <w:sz w:val="19"/>
+                <w:sz w:val="21"/>
               </w:rPr>
               <w:t xml:space="preserve">全体成员</w:t>
             </w:r>
@@ -3201,7 +3261,7 @@
             <w:r>
               <w:rPr>
                 <w:rFonts w:ascii="宋体" w:hAnsi="宋体" w:eastAsia="宋体"/>
-                <w:sz w:val="19"/>
+                <w:sz w:val="21"/>
               </w:rPr>
               <w:t xml:space="preserve">pytest 通过，notebook smoke 通过，DOCX/PDF 归档完整</w:t>
             </w:r>
@@ -3219,7 +3279,7 @@
             <w:r>
               <w:rPr>
                 <w:rFonts w:ascii="宋体" w:hAnsi="宋体" w:eastAsia="宋体"/>
-                <w:sz w:val="19"/>
+                <w:sz w:val="21"/>
               </w:rPr>
               <w:t xml:space="preserve">答辩</w:t>
             </w:r>
@@ -3235,7 +3295,7 @@
             <w:r>
               <w:rPr>
                 <w:rFonts w:ascii="宋体" w:hAnsi="宋体" w:eastAsia="宋体"/>
-                <w:sz w:val="19"/>
+                <w:sz w:val="21"/>
               </w:rPr>
               <w:t xml:space="preserve">语气自然、证据明确、边界清楚</w:t>
             </w:r>
@@ -3251,7 +3311,7 @@
             <w:r>
               <w:rPr>
                 <w:rFonts w:ascii="宋体" w:hAnsi="宋体" w:eastAsia="宋体"/>
-                <w:sz w:val="19"/>
+                <w:sz w:val="21"/>
               </w:rPr>
               <w:t xml:space="preserve">zy</w:t>
             </w:r>
@@ -3267,7 +3327,7 @@
             <w:r>
               <w:rPr>
                 <w:rFonts w:ascii="宋体" w:hAnsi="宋体" w:eastAsia="宋体"/>
-                <w:sz w:val="19"/>
+                <w:sz w:val="21"/>
               </w:rPr>
               <w:t xml:space="preserve">PPT 和讲稿能解释数据规律、技术难点和验收结果</w:t>
             </w:r>
@@ -3284,7 +3344,7 @@
       </w:pPr>
       <w:r>
         <w:rPr>
-          <w:rFonts w:ascii="黑体" w:hAnsi="黑体" w:eastAsia="黑体"/>
+          <w:rFonts w:ascii="宋体" w:hAnsi="宋体" w:eastAsia="宋体"/>
         </w:rPr>
         <w:t xml:space="preserve">8. 质量管理计划</w:t>
       </w:r>
@@ -3292,6 +3352,8 @@
     <w:p>
       <w:pPr>
         <w:pStyle w:val="FirstParagraph"/>
+        <w:spacing w:line="276" w:lineRule="auto" w:after="0"/>
+        <w:ind w:firstLine="420"/>
       </w:pPr>
       <w:r>
         <w:rPr>
@@ -3307,6 +3369,8 @@
           <w:numId w:val="1004"/>
         </w:numPr>
         <w:pStyle w:val="Compact"/>
+        <w:spacing w:line="276" w:lineRule="auto" w:after="0"/>
+        <w:ind w:firstLine="420"/>
       </w:pPr>
       <w:r>
         <w:rPr>
@@ -3322,6 +3386,8 @@
           <w:numId w:val="1004"/>
         </w:numPr>
         <w:pStyle w:val="Compact"/>
+        <w:spacing w:line="276" w:lineRule="auto" w:after="0"/>
+        <w:ind w:firstLine="420"/>
       </w:pPr>
       <w:r>
         <w:rPr>
@@ -3337,6 +3403,8 @@
           <w:numId w:val="1004"/>
         </w:numPr>
         <w:pStyle w:val="Compact"/>
+        <w:spacing w:line="276" w:lineRule="auto" w:after="0"/>
+        <w:ind w:firstLine="420"/>
       </w:pPr>
       <w:r>
         <w:rPr>
@@ -3352,6 +3420,8 @@
           <w:numId w:val="1004"/>
         </w:numPr>
         <w:pStyle w:val="Compact"/>
+        <w:spacing w:line="276" w:lineRule="auto" w:after="0"/>
+        <w:ind w:firstLine="420"/>
       </w:pPr>
       <w:r>
         <w:rPr>
@@ -3368,7 +3438,7 @@
       </w:pPr>
       <w:r>
         <w:rPr>
-          <w:rFonts w:ascii="黑体" w:hAnsi="黑体" w:eastAsia="黑体"/>
+          <w:rFonts w:ascii="宋体" w:hAnsi="宋体" w:eastAsia="宋体"/>
         </w:rPr>
         <w:t xml:space="preserve">9. 沟通管理计划</w:t>
       </w:r>
@@ -3380,7 +3450,7 @@
       </w:pPr>
       <w:r>
         <w:rPr>
-          <w:rFonts w:ascii="黑体" w:hAnsi="黑体" w:eastAsia="黑体"/>
+          <w:rFonts w:ascii="宋体" w:hAnsi="宋体" w:eastAsia="宋体"/>
         </w:rPr>
         <w:t xml:space="preserve">9.1 沟通机制</w:t>
       </w:r>
@@ -3392,6 +3462,8 @@
           <w:numId w:val="1005"/>
         </w:numPr>
         <w:pStyle w:val="Compact"/>
+        <w:spacing w:line="276" w:lineRule="auto" w:after="0"/>
+        <w:ind w:firstLine="420"/>
       </w:pPr>
       <w:r>
         <w:rPr>
@@ -3407,6 +3479,8 @@
           <w:numId w:val="1005"/>
         </w:numPr>
         <w:pStyle w:val="Compact"/>
+        <w:spacing w:line="276" w:lineRule="auto" w:after="0"/>
+        <w:ind w:firstLine="420"/>
       </w:pPr>
       <w:r>
         <w:rPr>
@@ -3422,6 +3496,8 @@
           <w:numId w:val="1005"/>
         </w:numPr>
         <w:pStyle w:val="Compact"/>
+        <w:spacing w:line="276" w:lineRule="auto" w:after="0"/>
+        <w:ind w:firstLine="420"/>
       </w:pPr>
       <w:r>
         <w:rPr>
@@ -3438,7 +3514,7 @@
       </w:pPr>
       <w:r>
         <w:rPr>
-          <w:rFonts w:ascii="黑体" w:hAnsi="黑体" w:eastAsia="黑体"/>
+          <w:rFonts w:ascii="宋体" w:hAnsi="宋体" w:eastAsia="宋体"/>
         </w:rPr>
         <w:t xml:space="preserve">9.2 沟通内容</w:t>
       </w:r>
@@ -3449,19 +3525,19 @@
         <w:tblW w:type="pct" w:w="0.0"/>
         <w:tblLook w:firstRow="1" w:lastRow="0" w:firstColumn="0" w:lastColumn="0" w:noHBand="0" w:noVBand="0" w:val="0020"/>
         <w:tblBorders>
-          <w:top w:val="single" w:sz="4" w:space="0" w:color="BFBFBF"/>
-          <w:left w:val="single" w:sz="4" w:space="0" w:color="BFBFBF"/>
-          <w:bottom w:val="single" w:sz="4" w:space="0" w:color="BFBFBF"/>
-          <w:right w:val="single" w:sz="4" w:space="0" w:color="BFBFBF"/>
-          <w:insideH w:val="single" w:sz="4" w:space="0" w:color="BFBFBF"/>
-          <w:insideV w:val="single" w:sz="4" w:space="0" w:color="BFBFBF"/>
+          <w:top w:val="single" w:sz="4" w:space="0" w:color="000000"/>
+          <w:left w:val="single" w:sz="4" w:space="0" w:color="000000"/>
+          <w:bottom w:val="single" w:sz="4" w:space="0" w:color="000000"/>
+          <w:right w:val="single" w:sz="4" w:space="0" w:color="000000"/>
+          <w:insideH w:val="single" w:sz="4" w:space="0" w:color="000000"/>
+          <w:insideV w:val="single" w:sz="4" w:space="0" w:color="000000"/>
         </w:tblBorders>
       </w:tblPr>
       <w:tblGrid/>
       <w:tr>
         <w:tc>
           <w:tcPr>
-            <w:shd w:fill="EAEAEA"/>
+            <w:shd w:fill="FFFFFF"/>
           </w:tcPr>
           <w:p>
             <w:pPr>
@@ -3472,7 +3548,8 @@
             <w:r>
               <w:rPr>
                 <w:rFonts w:ascii="宋体" w:hAnsi="宋体" w:eastAsia="宋体"/>
-                <w:sz w:val="19"/>
+                <w:b/>
+                <w:sz w:val="21"/>
               </w:rPr>
               <w:t xml:space="preserve">沟通对象</w:t>
             </w:r>
@@ -3480,7 +3557,7 @@
         </w:tc>
         <w:tc>
           <w:tcPr>
-            <w:shd w:fill="EAEAEA"/>
+            <w:shd w:fill="FFFFFF"/>
           </w:tcPr>
           <w:p>
             <w:pPr>
@@ -3491,7 +3568,8 @@
             <w:r>
               <w:rPr>
                 <w:rFonts w:ascii="宋体" w:hAnsi="宋体" w:eastAsia="宋体"/>
-                <w:sz w:val="19"/>
+                <w:b/>
+                <w:sz w:val="21"/>
               </w:rPr>
               <w:t xml:space="preserve">频率</w:t>
             </w:r>
@@ -3499,7 +3577,7 @@
         </w:tc>
         <w:tc>
           <w:tcPr>
-            <w:shd w:fill="EAEAEA"/>
+            <w:shd w:fill="FFFFFF"/>
           </w:tcPr>
           <w:p>
             <w:pPr>
@@ -3510,7 +3588,8 @@
             <w:r>
               <w:rPr>
                 <w:rFonts w:ascii="宋体" w:hAnsi="宋体" w:eastAsia="宋体"/>
-                <w:sz w:val="19"/>
+                <w:b/>
+                <w:sz w:val="21"/>
               </w:rPr>
               <w:t xml:space="preserve">主要内容</w:t>
             </w:r>
@@ -3528,7 +3607,7 @@
             <w:r>
               <w:rPr>
                 <w:rFonts w:ascii="宋体" w:hAnsi="宋体" w:eastAsia="宋体"/>
-                <w:sz w:val="19"/>
+                <w:sz w:val="21"/>
               </w:rPr>
               <w:t xml:space="preserve">全体成员</w:t>
             </w:r>
@@ -3544,7 +3623,7 @@
             <w:r>
               <w:rPr>
                 <w:rFonts w:ascii="宋体" w:hAnsi="宋体" w:eastAsia="宋体"/>
-                <w:sz w:val="19"/>
+                <w:sz w:val="21"/>
               </w:rPr>
               <w:t xml:space="preserve">每周</w:t>
             </w:r>
@@ -3560,7 +3639,7 @@
             <w:r>
               <w:rPr>
                 <w:rFonts w:ascii="宋体" w:hAnsi="宋体" w:eastAsia="宋体"/>
-                <w:sz w:val="19"/>
+                <w:sz w:val="21"/>
               </w:rPr>
               <w:t xml:space="preserve">进度、风险、接口变更、下周计划</w:t>
             </w:r>
@@ -3578,7 +3657,7 @@
             <w:r>
               <w:rPr>
                 <w:rFonts w:ascii="宋体" w:hAnsi="宋体" w:eastAsia="宋体"/>
-                <w:sz w:val="19"/>
+                <w:sz w:val="21"/>
               </w:rPr>
               <w:t xml:space="preserve">负责人到成员</w:t>
             </w:r>
@@ -3594,7 +3673,7 @@
             <w:r>
               <w:rPr>
                 <w:rFonts w:ascii="宋体" w:hAnsi="宋体" w:eastAsia="宋体"/>
-                <w:sz w:val="19"/>
+                <w:sz w:val="21"/>
               </w:rPr>
               <w:t xml:space="preserve">按需</w:t>
             </w:r>
@@ -3610,7 +3689,7 @@
             <w:r>
               <w:rPr>
                 <w:rFonts w:ascii="宋体" w:hAnsi="宋体" w:eastAsia="宋体"/>
-                <w:sz w:val="19"/>
+                <w:sz w:val="21"/>
               </w:rPr>
               <w:t xml:space="preserve">任务拆解、时间协调、问题跟进</w:t>
             </w:r>
@@ -3628,7 +3707,7 @@
             <w:r>
               <w:rPr>
                 <w:rFonts w:ascii="宋体" w:hAnsi="宋体" w:eastAsia="宋体"/>
-                <w:sz w:val="19"/>
+                <w:sz w:val="21"/>
               </w:rPr>
               <w:t xml:space="preserve">文档负责人到全员</w:t>
             </w:r>
@@ -3644,7 +3723,7 @@
             <w:r>
               <w:rPr>
                 <w:rFonts w:ascii="宋体" w:hAnsi="宋体" w:eastAsia="宋体"/>
-                <w:sz w:val="19"/>
+                <w:sz w:val="21"/>
               </w:rPr>
               <w:t xml:space="preserve">定稿前</w:t>
             </w:r>
@@ -3660,7 +3739,7 @@
             <w:r>
               <w:rPr>
                 <w:rFonts w:ascii="宋体" w:hAnsi="宋体" w:eastAsia="宋体"/>
-                <w:sz w:val="19"/>
+                <w:sz w:val="21"/>
               </w:rPr>
               <w:t xml:space="preserve">文档一致性和提交要求确认</w:t>
             </w:r>
@@ -3677,7 +3756,7 @@
       </w:pPr>
       <w:r>
         <w:rPr>
-          <w:rFonts w:ascii="黑体" w:hAnsi="黑体" w:eastAsia="黑体"/>
+          <w:rFonts w:ascii="宋体" w:hAnsi="宋体" w:eastAsia="宋体"/>
         </w:rPr>
         <w:t xml:space="preserve">10. 配置管理计划</w:t>
       </w:r>
@@ -3689,6 +3768,8 @@
           <w:numId w:val="1006"/>
         </w:numPr>
         <w:pStyle w:val="Compact"/>
+        <w:spacing w:line="276" w:lineRule="auto" w:after="0"/>
+        <w:ind w:firstLine="420"/>
       </w:pPr>
       <w:r>
         <w:rPr>
@@ -3704,6 +3785,8 @@
           <w:numId w:val="1006"/>
         </w:numPr>
         <w:pStyle w:val="Compact"/>
+        <w:spacing w:line="276" w:lineRule="auto" w:after="0"/>
+        <w:ind w:firstLine="420"/>
       </w:pPr>
       <w:r>
         <w:rPr>
@@ -3719,6 +3802,8 @@
           <w:numId w:val="1006"/>
         </w:numPr>
         <w:pStyle w:val="Compact"/>
+        <w:spacing w:line="276" w:lineRule="auto" w:after="0"/>
+        <w:ind w:firstLine="420"/>
       </w:pPr>
       <w:r>
         <w:rPr>
@@ -3734,6 +3819,8 @@
           <w:numId w:val="1006"/>
         </w:numPr>
         <w:pStyle w:val="Compact"/>
+        <w:spacing w:line="276" w:lineRule="auto" w:after="0"/>
+        <w:ind w:firstLine="420"/>
       </w:pPr>
       <w:r>
         <w:rPr>
@@ -3800,7 +3887,7 @@
       </w:pPr>
       <w:r>
         <w:rPr>
-          <w:rFonts w:ascii="黑体" w:hAnsi="黑体" w:eastAsia="黑体"/>
+          <w:rFonts w:ascii="宋体" w:hAnsi="宋体" w:eastAsia="宋体"/>
         </w:rPr>
         <w:t xml:space="preserve">11. 文档管理规范</w:t>
       </w:r>
@@ -3812,6 +3899,8 @@
           <w:numId w:val="1007"/>
         </w:numPr>
         <w:pStyle w:val="Compact"/>
+        <w:spacing w:line="276" w:lineRule="auto" w:after="0"/>
+        <w:ind w:firstLine="420"/>
       </w:pPr>
       <w:r>
         <w:rPr>
@@ -3877,6 +3966,8 @@
           <w:numId w:val="1007"/>
         </w:numPr>
         <w:pStyle w:val="Compact"/>
+        <w:spacing w:line="276" w:lineRule="auto" w:after="0"/>
+        <w:ind w:firstLine="420"/>
       </w:pPr>
       <w:r>
         <w:rPr>
@@ -3917,6 +4008,8 @@
           <w:numId w:val="1007"/>
         </w:numPr>
         <w:pStyle w:val="Compact"/>
+        <w:spacing w:line="276" w:lineRule="auto" w:after="0"/>
+        <w:ind w:firstLine="420"/>
       </w:pPr>
       <w:r>
         <w:rPr>
@@ -3932,6 +4025,8 @@
           <w:numId w:val="1007"/>
         </w:numPr>
         <w:pStyle w:val="Compact"/>
+        <w:spacing w:line="276" w:lineRule="auto" w:after="0"/>
+        <w:ind w:firstLine="420"/>
       </w:pPr>
       <w:r>
         <w:rPr>
@@ -3973,7 +4068,7 @@
       </w:pPr>
       <w:r>
         <w:rPr>
-          <w:rFonts w:ascii="黑体" w:hAnsi="黑体" w:eastAsia="黑体"/>
+          <w:rFonts w:ascii="宋体" w:hAnsi="宋体" w:eastAsia="宋体"/>
         </w:rPr>
         <w:t xml:space="preserve">12. 项目里程碑</w:t>
       </w:r>
@@ -3984,19 +4079,19 @@
         <w:tblW w:type="pct" w:w="0.0"/>
         <w:tblLook w:firstRow="1" w:lastRow="0" w:firstColumn="0" w:lastColumn="0" w:noHBand="0" w:noVBand="0" w:val="0020"/>
         <w:tblBorders>
-          <w:top w:val="single" w:sz="4" w:space="0" w:color="BFBFBF"/>
-          <w:left w:val="single" w:sz="4" w:space="0" w:color="BFBFBF"/>
-          <w:bottom w:val="single" w:sz="4" w:space="0" w:color="BFBFBF"/>
-          <w:right w:val="single" w:sz="4" w:space="0" w:color="BFBFBF"/>
-          <w:insideH w:val="single" w:sz="4" w:space="0" w:color="BFBFBF"/>
-          <w:insideV w:val="single" w:sz="4" w:space="0" w:color="BFBFBF"/>
+          <w:top w:val="single" w:sz="4" w:space="0" w:color="000000"/>
+          <w:left w:val="single" w:sz="4" w:space="0" w:color="000000"/>
+          <w:bottom w:val="single" w:sz="4" w:space="0" w:color="000000"/>
+          <w:right w:val="single" w:sz="4" w:space="0" w:color="000000"/>
+          <w:insideH w:val="single" w:sz="4" w:space="0" w:color="000000"/>
+          <w:insideV w:val="single" w:sz="4" w:space="0" w:color="000000"/>
         </w:tblBorders>
       </w:tblPr>
       <w:tblGrid/>
       <w:tr>
         <w:tc>
           <w:tcPr>
-            <w:shd w:fill="EAEAEA"/>
+            <w:shd w:fill="FFFFFF"/>
           </w:tcPr>
           <w:p>
             <w:pPr>
@@ -4007,7 +4102,8 @@
             <w:r>
               <w:rPr>
                 <w:rFonts w:ascii="宋体" w:hAnsi="宋体" w:eastAsia="宋体"/>
-                <w:sz w:val="19"/>
+                <w:b/>
+                <w:sz w:val="21"/>
               </w:rPr>
               <w:t xml:space="preserve">里程碑</w:t>
             </w:r>
@@ -4015,7 +4111,7 @@
         </w:tc>
         <w:tc>
           <w:tcPr>
-            <w:shd w:fill="EAEAEA"/>
+            <w:shd w:fill="FFFFFF"/>
           </w:tcPr>
           <w:p>
             <w:pPr>
@@ -4026,7 +4122,8 @@
             <w:r>
               <w:rPr>
                 <w:rFonts w:ascii="宋体" w:hAnsi="宋体" w:eastAsia="宋体"/>
-                <w:sz w:val="19"/>
+                <w:b/>
+                <w:sz w:val="21"/>
               </w:rPr>
               <w:t xml:space="preserve">时间</w:t>
             </w:r>
@@ -4034,7 +4131,7 @@
         </w:tc>
         <w:tc>
           <w:tcPr>
-            <w:shd w:fill="EAEAEA"/>
+            <w:shd w:fill="FFFFFF"/>
           </w:tcPr>
           <w:p>
             <w:pPr>
@@ -4045,7 +4142,8 @@
             <w:r>
               <w:rPr>
                 <w:rFonts w:ascii="宋体" w:hAnsi="宋体" w:eastAsia="宋体"/>
-                <w:sz w:val="19"/>
+                <w:b/>
+                <w:sz w:val="21"/>
               </w:rPr>
               <w:t xml:space="preserve">完成标准</w:t>
             </w:r>
@@ -4063,7 +4161,7 @@
             <w:r>
               <w:rPr>
                 <w:rFonts w:ascii="宋体" w:hAnsi="宋体" w:eastAsia="宋体"/>
-                <w:sz w:val="19"/>
+                <w:sz w:val="21"/>
               </w:rPr>
               <w:t xml:space="preserve">M1 开题完成</w:t>
             </w:r>
@@ -4079,7 +4177,7 @@
             <w:r>
               <w:rPr>
                 <w:rFonts w:ascii="宋体" w:hAnsi="宋体" w:eastAsia="宋体"/>
-                <w:sz w:val="19"/>
+                <w:sz w:val="21"/>
               </w:rPr>
               <w:t xml:space="preserve">第 1 周结束</w:t>
             </w:r>
@@ -4095,7 +4193,7 @@
             <w:r>
               <w:rPr>
                 <w:rFonts w:ascii="宋体" w:hAnsi="宋体" w:eastAsia="宋体"/>
-                <w:sz w:val="19"/>
+                <w:sz w:val="21"/>
               </w:rPr>
               <w:t xml:space="preserve">开题报告、技术预研报告形成</w:t>
             </w:r>
@@ -4113,7 +4211,7 @@
             <w:r>
               <w:rPr>
                 <w:rFonts w:ascii="宋体" w:hAnsi="宋体" w:eastAsia="宋体"/>
-                <w:sz w:val="19"/>
+                <w:sz w:val="21"/>
               </w:rPr>
               <w:t xml:space="preserve">M2 需求冻结</w:t>
             </w:r>
@@ -4129,7 +4227,7 @@
             <w:r>
               <w:rPr>
                 <w:rFonts w:ascii="宋体" w:hAnsi="宋体" w:eastAsia="宋体"/>
-                <w:sz w:val="19"/>
+                <w:sz w:val="21"/>
               </w:rPr>
               <w:t xml:space="preserve">第 2 周结束</w:t>
             </w:r>
@@ -4145,7 +4243,7 @@
             <w:r>
               <w:rPr>
                 <w:rFonts w:ascii="宋体" w:hAnsi="宋体" w:eastAsia="宋体"/>
-                <w:sz w:val="19"/>
+                <w:sz w:val="21"/>
               </w:rPr>
               <w:t xml:space="preserve">需求定义和 SRS 完成</w:t>
             </w:r>
@@ -4163,7 +4261,7 @@
             <w:r>
               <w:rPr>
                 <w:rFonts w:ascii="宋体" w:hAnsi="宋体" w:eastAsia="宋体"/>
-                <w:sz w:val="19"/>
+                <w:sz w:val="21"/>
               </w:rPr>
               <w:t xml:space="preserve">M3 设计完成</w:t>
             </w:r>
@@ -4179,7 +4277,7 @@
             <w:r>
               <w:rPr>
                 <w:rFonts w:ascii="宋体" w:hAnsi="宋体" w:eastAsia="宋体"/>
-                <w:sz w:val="19"/>
+                <w:sz w:val="21"/>
               </w:rPr>
               <w:t xml:space="preserve">第 3 周结束</w:t>
             </w:r>
@@ -4195,7 +4293,7 @@
             <w:r>
               <w:rPr>
                 <w:rFonts w:ascii="宋体" w:hAnsi="宋体" w:eastAsia="宋体"/>
-                <w:sz w:val="19"/>
+                <w:sz w:val="21"/>
               </w:rPr>
               <w:t xml:space="preserve">设计文档和编码规范完成</w:t>
             </w:r>
@@ -4213,7 +4311,7 @@
             <w:r>
               <w:rPr>
                 <w:rFonts w:ascii="宋体" w:hAnsi="宋体" w:eastAsia="宋体"/>
-                <w:sz w:val="19"/>
+                <w:sz w:val="21"/>
               </w:rPr>
               <w:t xml:space="preserve">M4 数据与特征主线完成</w:t>
             </w:r>
@@ -4229,7 +4327,7 @@
             <w:r>
               <w:rPr>
                 <w:rFonts w:ascii="宋体" w:hAnsi="宋体" w:eastAsia="宋体"/>
-                <w:sz w:val="19"/>
+                <w:sz w:val="21"/>
               </w:rPr>
               <w:t xml:space="preserve">第 5 周结束</w:t>
             </w:r>
@@ -4245,7 +4343,7 @@
             <w:r>
               <w:rPr>
                 <w:rFonts w:ascii="宋体" w:hAnsi="宋体" w:eastAsia="宋体"/>
-                <w:sz w:val="19"/>
+                <w:sz w:val="21"/>
               </w:rPr>
               <w:t xml:space="preserve">数据链路、标签构造和相关测试可运行</w:t>
             </w:r>
@@ -4263,7 +4361,7 @@
             <w:r>
               <w:rPr>
                 <w:rFonts w:ascii="宋体" w:hAnsi="宋体" w:eastAsia="宋体"/>
-                <w:sz w:val="19"/>
+                <w:sz w:val="21"/>
               </w:rPr>
               <w:t xml:space="preserve">M5 系统集成完成</w:t>
             </w:r>
@@ -4279,7 +4377,7 @@
             <w:r>
               <w:rPr>
                 <w:rFonts w:ascii="宋体" w:hAnsi="宋体" w:eastAsia="宋体"/>
-                <w:sz w:val="19"/>
+                <w:sz w:val="21"/>
               </w:rPr>
               <w:t xml:space="preserve">第 7 周结束</w:t>
             </w:r>
@@ -4295,7 +4393,7 @@
             <w:r>
               <w:rPr>
                 <w:rFonts w:ascii="宋体" w:hAnsi="宋体" w:eastAsia="宋体"/>
-                <w:sz w:val="19"/>
+                <w:sz w:val="21"/>
               </w:rPr>
               <w:t xml:space="preserve">训练、评估、可视化和确认测试可运行</w:t>
             </w:r>
@@ -4313,7 +4411,7 @@
             <w:r>
               <w:rPr>
                 <w:rFonts w:ascii="宋体" w:hAnsi="宋体" w:eastAsia="宋体"/>
-                <w:sz w:val="19"/>
+                <w:sz w:val="21"/>
               </w:rPr>
               <w:t xml:space="preserve">M6 最终交付</w:t>
             </w:r>
@@ -4329,7 +4427,7 @@
             <w:r>
               <w:rPr>
                 <w:rFonts w:ascii="宋体" w:hAnsi="宋体" w:eastAsia="宋体"/>
-                <w:sz w:val="19"/>
+                <w:sz w:val="21"/>
               </w:rPr>
               <w:t xml:space="preserve">第 8 周结束</w:t>
             </w:r>
@@ -4345,7 +4443,7 @@
             <w:r>
               <w:rPr>
                 <w:rFonts w:ascii="宋体" w:hAnsi="宋体" w:eastAsia="宋体"/>
-                <w:sz w:val="19"/>
+                <w:sz w:val="21"/>
               </w:rPr>
               <w:t xml:space="preserve">所有文档、PDF、代码和演示材料提交完毕</w:t>
             </w:r>
@@ -4361,7 +4459,7 @@
       </w:pPr>
       <w:r>
         <w:rPr>
-          <w:rFonts w:ascii="黑体" w:hAnsi="黑体" w:eastAsia="黑体"/>
+          <w:rFonts w:ascii="宋体" w:hAnsi="宋体" w:eastAsia="宋体"/>
         </w:rPr>
         <w:t xml:space="preserve">13. 结论</w:t>
       </w:r>
@@ -4369,6 +4467,8 @@
     <w:p>
       <w:pPr>
         <w:pStyle w:val="FirstParagraph"/>
+        <w:spacing w:line="276" w:lineRule="auto" w:after="0"/>
+        <w:ind w:firstLine="420"/>
       </w:pPr>
       <w:r>
         <w:rPr>
@@ -4380,7 +4480,7 @@
     <w:bookmarkEnd w:id="42"/>
     <w:bookmarkEnd w:id="43"/>
     <w:sectPr>
-      <w:pgMar w:top="1361" w:bottom="1247" w:left="1417" w:right="1417"/>
+      <w:pgMar w:top="1440" w:bottom="1440" w:left="1797" w:right="1797"/>
     </w:sectPr>
   </w:body>
 </w:document>
@@ -4822,12 +4922,20 @@
       <w:spacing w:after="180" w:before="180"/>
     </w:pPr>
     <w:qFormat/>
+    <w:rPr>
+      <w:rFonts w:ascii="宋体" w:hAnsi="宋体" w:eastAsia="宋体"/>
+      <w:sz w:val="21"/>
+    </w:rPr>
   </w:style>
   <w:style w:customStyle="1" w:styleId="FirstParagraph" w:type="paragraph">
     <w:name w:val="First Paragraph"/>
     <w:basedOn w:val="BodyText"/>
     <w:next w:val="BodyText"/>
     <w:qFormat/>
+    <w:rPr>
+      <w:rFonts w:ascii="宋体" w:hAnsi="宋体" w:eastAsia="宋体"/>
+      <w:sz w:val="21"/>
+    </w:rPr>
   </w:style>
   <w:style w:customStyle="1" w:styleId="Compact" w:type="paragraph">
     <w:name w:val="Compact"/>
@@ -4836,6 +4944,10 @@
     <w:pPr>
       <w:spacing w:after="36" w:before="36"/>
     </w:pPr>
+    <w:rPr>
+      <w:rFonts w:ascii="宋体" w:hAnsi="宋体" w:eastAsia="宋体"/>
+      <w:sz w:val="21"/>
+    </w:rPr>
   </w:style>
   <w:style w:styleId="Title" w:type="paragraph">
     <w:name w:val="Title"/>
@@ -4853,7 +4965,7 @@
       <w:b/>
       <w:bCs/>
       <w:color w:themeColor="accent1" w:themeShade="B5" w:val="345A8A"/>
-      <w:sz w:val="40"/>
+      <w:sz w:val="36"/>
       <w:szCs w:val="36"/>
     </w:rPr>
   </w:style>
@@ -4929,11 +5041,11 @@
       <w:outlineLvl w:val="0"/>
     </w:pPr>
     <w:rPr>
-      <w:rFonts w:asciiTheme="majorHAnsi" w:cstheme="majorBidi" w:eastAsiaTheme="majorEastAsia" w:hAnsiTheme="majorHAnsi"/>
+      <w:rFonts w:asciiTheme="majorHAnsi" w:cstheme="majorBidi" w:eastAsiaTheme="majorEastAsia" w:hAnsiTheme="majorHAnsi" w:ascii="宋体" w:hAnsi="宋体" w:eastAsia="宋体"/>
       <w:b/>
       <w:bCs/>
       <w:color w:themeColor="accent1" w:val="4F81BD"/>
-      <w:sz w:val="32"/>
+      <w:sz w:val="48"/>
       <w:szCs w:val="32"/>
     </w:rPr>
   </w:style>
@@ -4951,11 +5063,11 @@
       <w:outlineLvl w:val="1"/>
     </w:pPr>
     <w:rPr>
-      <w:rFonts w:asciiTheme="majorHAnsi" w:cstheme="majorBidi" w:eastAsiaTheme="majorEastAsia" w:hAnsiTheme="majorHAnsi"/>
+      <w:rFonts w:asciiTheme="majorHAnsi" w:cstheme="majorBidi" w:eastAsiaTheme="majorEastAsia" w:hAnsiTheme="majorHAnsi" w:ascii="宋体" w:hAnsi="宋体" w:eastAsia="宋体"/>
       <w:b/>
       <w:bCs/>
       <w:color w:themeColor="accent1" w:val="4F81BD"/>
-      <w:sz w:val="28"/>
+      <w:sz w:val="36"/>
       <w:szCs w:val="28"/>
     </w:rPr>
   </w:style>
@@ -4973,11 +5085,11 @@
       <w:outlineLvl w:val="2"/>
     </w:pPr>
     <w:rPr>
-      <w:rFonts w:asciiTheme="majorHAnsi" w:cstheme="majorBidi" w:eastAsiaTheme="majorEastAsia" w:hAnsiTheme="majorHAnsi"/>
+      <w:rFonts w:asciiTheme="majorHAnsi" w:cstheme="majorBidi" w:eastAsiaTheme="majorEastAsia" w:hAnsiTheme="majorHAnsi" w:ascii="宋体" w:hAnsi="宋体" w:eastAsia="宋体"/>
       <w:b/>
       <w:bCs/>
       <w:color w:themeColor="accent1" w:val="4F81BD"/>
-      <w:sz w:val="24"/>
+      <w:sz w:val="27"/>
       <w:szCs w:val="24"/>
     </w:rPr>
   </w:style>
@@ -4995,8 +5107,9 @@
       <w:outlineLvl w:val="3"/>
     </w:pPr>
     <w:rPr>
-      <w:rFonts w:asciiTheme="majorHAnsi" w:cstheme="majorBidi" w:eastAsiaTheme="majorEastAsia" w:hAnsiTheme="majorHAnsi"/>
+      <w:rFonts w:asciiTheme="majorHAnsi" w:cstheme="majorBidi" w:eastAsiaTheme="majorEastAsia" w:hAnsiTheme="majorHAnsi" w:ascii="宋体" w:hAnsi="宋体" w:eastAsia="宋体"/>
       <w:i/>
+      <w:b/>
       <w:bCs/>
       <w:color w:themeColor="accent1" w:val="4F81BD"/>
       <w:sz w:val="24"/>

--- a/docx/proposal/10_项目管理计划文档.docx
+++ b/docx/proposal/10_项目管理计划文档.docx
@@ -38,6 +38,7 @@
         <w:rPr>
           <w:rFonts w:ascii="宋体" w:hAnsi="宋体" w:eastAsia="宋体"/>
           <w:b/>
+          <w:color w:val="000000"/>
           <w:sz w:val="48"/>
         </w:rPr>
         <w:t xml:space="preserve">工业轴承设备剩余寿命预测系统的实现：项目管理计划文档</w:t>
@@ -51,6 +52,7 @@
       <w:r>
         <w:rPr>
           <w:rFonts w:ascii="宋体" w:hAnsi="宋体" w:eastAsia="宋体"/>
+          <w:color w:val="000000"/>
         </w:rPr>
         <w:t xml:space="preserve">文档信息</w:t>
       </w:r>
@@ -85,6 +87,7 @@
               <w:rPr>
                 <w:rFonts w:ascii="宋体" w:hAnsi="宋体" w:eastAsia="宋体"/>
                 <w:b/>
+                <w:color w:val="000000"/>
                 <w:sz w:val="21"/>
               </w:rPr>
               <w:t xml:space="preserve">项目</w:t>
@@ -105,6 +108,7 @@
               <w:rPr>
                 <w:rFonts w:ascii="宋体" w:hAnsi="宋体" w:eastAsia="宋体"/>
                 <w:b/>
+                <w:color w:val="000000"/>
                 <w:sz w:val="21"/>
               </w:rPr>
               <w:t xml:space="preserve">内容</w:t>
@@ -123,6 +127,7 @@
             <w:r>
               <w:rPr>
                 <w:rFonts w:ascii="宋体" w:hAnsi="宋体" w:eastAsia="宋体"/>
+                <w:color w:val="000000"/>
                 <w:sz w:val="21"/>
               </w:rPr>
               <w:t xml:space="preserve">文档名称</w:t>
@@ -139,6 +144,7 @@
             <w:r>
               <w:rPr>
                 <w:rFonts w:ascii="宋体" w:hAnsi="宋体" w:eastAsia="宋体"/>
+                <w:color w:val="000000"/>
                 <w:sz w:val="21"/>
               </w:rPr>
               <w:t xml:space="preserve">项目管理计划文档</w:t>
@@ -157,6 +163,7 @@
             <w:r>
               <w:rPr>
                 <w:rFonts w:ascii="宋体" w:hAnsi="宋体" w:eastAsia="宋体"/>
+                <w:color w:val="000000"/>
                 <w:sz w:val="21"/>
               </w:rPr>
               <w:t xml:space="preserve">文档编号</w:t>
@@ -173,6 +180,7 @@
             <w:r>
               <w:rPr>
                 <w:rFonts w:ascii="宋体" w:hAnsi="宋体" w:eastAsia="宋体"/>
+                <w:color w:val="000000"/>
                 <w:sz w:val="21"/>
               </w:rPr>
               <w:t xml:space="preserve">SE-PHM-PROP-10</w:t>
@@ -191,6 +199,7 @@
             <w:r>
               <w:rPr>
                 <w:rFonts w:ascii="宋体" w:hAnsi="宋体" w:eastAsia="宋体"/>
+                <w:color w:val="000000"/>
                 <w:sz w:val="21"/>
               </w:rPr>
               <w:t xml:space="preserve">文档阶段</w:t>
@@ -207,6 +216,7 @@
             <w:r>
               <w:rPr>
                 <w:rFonts w:ascii="宋体" w:hAnsi="宋体" w:eastAsia="宋体"/>
+                <w:color w:val="000000"/>
                 <w:sz w:val="21"/>
               </w:rPr>
               <w:t xml:space="preserve">开题</w:t>
@@ -225,6 +235,7 @@
             <w:r>
               <w:rPr>
                 <w:rFonts w:ascii="宋体" w:hAnsi="宋体" w:eastAsia="宋体"/>
+                <w:color w:val="000000"/>
                 <w:sz w:val="21"/>
               </w:rPr>
               <w:t xml:space="preserve">项目名称</w:t>
@@ -241,6 +252,7 @@
             <w:r>
               <w:rPr>
                 <w:rFonts w:ascii="宋体" w:hAnsi="宋体" w:eastAsia="宋体"/>
+                <w:color w:val="000000"/>
                 <w:sz w:val="21"/>
               </w:rPr>
               <w:t xml:space="preserve">工业轴承设备剩余寿命预测系统的实现</w:t>
@@ -259,6 +271,7 @@
             <w:r>
               <w:rPr>
                 <w:rFonts w:ascii="宋体" w:hAnsi="宋体" w:eastAsia="宋体"/>
+                <w:color w:val="000000"/>
                 <w:sz w:val="21"/>
               </w:rPr>
               <w:t xml:space="preserve">课程</w:t>
@@ -275,6 +288,7 @@
             <w:r>
               <w:rPr>
                 <w:rFonts w:ascii="宋体" w:hAnsi="宋体" w:eastAsia="宋体"/>
+                <w:color w:val="000000"/>
                 <w:sz w:val="21"/>
               </w:rPr>
               <w:t xml:space="preserve">中国科学技术大学软件学院《软件工程》</w:t>
@@ -293,6 +307,7 @@
             <w:r>
               <w:rPr>
                 <w:rFonts w:ascii="宋体" w:hAnsi="宋体" w:eastAsia="宋体"/>
+                <w:color w:val="000000"/>
                 <w:sz w:val="21"/>
               </w:rPr>
               <w:t xml:space="preserve">指导老师</w:t>
@@ -309,6 +324,7 @@
             <w:r>
               <w:rPr>
                 <w:rFonts w:ascii="宋体" w:hAnsi="宋体" w:eastAsia="宋体"/>
+                <w:color w:val="000000"/>
                 <w:sz w:val="21"/>
               </w:rPr>
               <w:t xml:space="preserve">zjf</w:t>
@@ -327,6 +343,7 @@
             <w:r>
               <w:rPr>
                 <w:rFonts w:ascii="宋体" w:hAnsi="宋体" w:eastAsia="宋体"/>
+                <w:color w:val="000000"/>
                 <w:sz w:val="21"/>
               </w:rPr>
               <w:t xml:space="preserve">小组成员</w:t>
@@ -343,6 +360,7 @@
             <w:r>
               <w:rPr>
                 <w:rFonts w:ascii="宋体" w:hAnsi="宋体" w:eastAsia="宋体"/>
+                <w:color w:val="000000"/>
                 <w:sz w:val="21"/>
               </w:rPr>
               <w:t xml:space="preserve">zyj、cyy、zdh、zy</w:t>
@@ -361,6 +379,7 @@
             <w:r>
               <w:rPr>
                 <w:rFonts w:ascii="宋体" w:hAnsi="宋体" w:eastAsia="宋体"/>
+                <w:color w:val="000000"/>
                 <w:sz w:val="21"/>
               </w:rPr>
               <w:t xml:space="preserve">文档负责人</w:t>
@@ -377,6 +396,7 @@
             <w:r>
               <w:rPr>
                 <w:rFonts w:ascii="宋体" w:hAnsi="宋体" w:eastAsia="宋体"/>
+                <w:color w:val="000000"/>
                 <w:sz w:val="21"/>
               </w:rPr>
               <w:t xml:space="preserve">zyj</w:t>
@@ -395,6 +415,7 @@
             <w:r>
               <w:rPr>
                 <w:rFonts w:ascii="宋体" w:hAnsi="宋体" w:eastAsia="宋体"/>
+                <w:color w:val="000000"/>
                 <w:sz w:val="21"/>
               </w:rPr>
               <w:t xml:space="preserve">参与编写</w:t>
@@ -411,6 +432,7 @@
             <w:r>
               <w:rPr>
                 <w:rFonts w:ascii="宋体" w:hAnsi="宋体" w:eastAsia="宋体"/>
+                <w:color w:val="000000"/>
                 <w:sz w:val="21"/>
               </w:rPr>
               <w:t xml:space="preserve">cyy、zdh、zy</w:t>
@@ -429,6 +451,7 @@
             <w:r>
               <w:rPr>
                 <w:rFonts w:ascii="宋体" w:hAnsi="宋体" w:eastAsia="宋体"/>
+                <w:color w:val="000000"/>
                 <w:sz w:val="21"/>
               </w:rPr>
               <w:t xml:space="preserve">版本</w:t>
@@ -445,6 +468,7 @@
             <w:r>
               <w:rPr>
                 <w:rFonts w:ascii="宋体" w:hAnsi="宋体" w:eastAsia="宋体"/>
+                <w:color w:val="000000"/>
                 <w:sz w:val="21"/>
               </w:rPr>
               <w:t xml:space="preserve">V3.0</w:t>
@@ -463,6 +487,7 @@
             <w:r>
               <w:rPr>
                 <w:rFonts w:ascii="宋体" w:hAnsi="宋体" w:eastAsia="宋体"/>
+                <w:color w:val="000000"/>
                 <w:sz w:val="21"/>
               </w:rPr>
               <w:t xml:space="preserve">修订日期</w:t>
@@ -479,6 +504,7 @@
             <w:r>
               <w:rPr>
                 <w:rFonts w:ascii="宋体" w:hAnsi="宋体" w:eastAsia="宋体"/>
+                <w:color w:val="000000"/>
                 <w:sz w:val="21"/>
               </w:rPr>
               <w:t xml:space="preserve">2026-06-14</w:t>
@@ -497,6 +523,7 @@
             <w:r>
               <w:rPr>
                 <w:rFonts w:ascii="宋体" w:hAnsi="宋体" w:eastAsia="宋体"/>
+                <w:color w:val="000000"/>
                 <w:sz w:val="21"/>
               </w:rPr>
               <w:t xml:space="preserve">归档形式</w:t>
@@ -513,6 +540,7 @@
             <w:r>
               <w:rPr>
                 <w:rFonts w:ascii="宋体" w:hAnsi="宋体" w:eastAsia="宋体"/>
+                <w:color w:val="000000"/>
                 <w:sz w:val="21"/>
               </w:rPr>
               <w:t xml:space="preserve">Markdown 源文件、PDF、DOCX</w:t>
@@ -531,6 +559,7 @@
             <w:r>
               <w:rPr>
                 <w:rFonts w:ascii="宋体" w:hAnsi="宋体" w:eastAsia="宋体"/>
+                <w:color w:val="000000"/>
                 <w:sz w:val="21"/>
               </w:rPr>
               <w:t xml:space="preserve">内容基线</w:t>
@@ -547,6 +576,7 @@
             <w:r>
               <w:rPr>
                 <w:rFonts w:ascii="宋体" w:hAnsi="宋体" w:eastAsia="宋体"/>
+                <w:color w:val="000000"/>
                 <w:sz w:val="21"/>
               </w:rPr>
               <w:t xml:space="preserve">进度、质量、风险、沟通和配置管理</w:t>
@@ -564,6 +594,7 @@
       <w:r>
         <w:rPr>
           <w:rFonts w:ascii="宋体" w:hAnsi="宋体" w:eastAsia="宋体"/>
+          <w:color w:val="000000"/>
         </w:rPr>
         <w:t xml:space="preserve">修订记录</w:t>
       </w:r>
@@ -598,6 +629,7 @@
               <w:rPr>
                 <w:rFonts w:ascii="宋体" w:hAnsi="宋体" w:eastAsia="宋体"/>
                 <w:b/>
+                <w:color w:val="000000"/>
                 <w:sz w:val="21"/>
               </w:rPr>
               <w:t xml:space="preserve">版本</w:t>
@@ -618,6 +650,7 @@
               <w:rPr>
                 <w:rFonts w:ascii="宋体" w:hAnsi="宋体" w:eastAsia="宋体"/>
                 <w:b/>
+                <w:color w:val="000000"/>
                 <w:sz w:val="21"/>
               </w:rPr>
               <w:t xml:space="preserve">日期</w:t>
@@ -638,6 +671,7 @@
               <w:rPr>
                 <w:rFonts w:ascii="宋体" w:hAnsi="宋体" w:eastAsia="宋体"/>
                 <w:b/>
+                <w:color w:val="000000"/>
                 <w:sz w:val="21"/>
               </w:rPr>
               <w:t xml:space="preserve">编写人</w:t>
@@ -658,6 +692,7 @@
               <w:rPr>
                 <w:rFonts w:ascii="宋体" w:hAnsi="宋体" w:eastAsia="宋体"/>
                 <w:b/>
+                <w:color w:val="000000"/>
                 <w:sz w:val="21"/>
               </w:rPr>
               <w:t xml:space="preserve">说明</w:t>
@@ -676,6 +711,7 @@
             <w:r>
               <w:rPr>
                 <w:rFonts w:ascii="宋体" w:hAnsi="宋体" w:eastAsia="宋体"/>
+                <w:color w:val="000000"/>
                 <w:sz w:val="21"/>
               </w:rPr>
               <w:t xml:space="preserve">V1.0</w:t>
@@ -692,6 +728,7 @@
             <w:r>
               <w:rPr>
                 <w:rFonts w:ascii="宋体" w:hAnsi="宋体" w:eastAsia="宋体"/>
+                <w:color w:val="000000"/>
                 <w:sz w:val="21"/>
               </w:rPr>
               <w:t xml:space="preserve">2025-11-10</w:t>
@@ -708,6 +745,7 @@
             <w:r>
               <w:rPr>
                 <w:rFonts w:ascii="宋体" w:hAnsi="宋体" w:eastAsia="宋体"/>
+                <w:color w:val="000000"/>
                 <w:sz w:val="21"/>
               </w:rPr>
               <w:t xml:space="preserve">项目组</w:t>
@@ -724,6 +762,7 @@
             <w:r>
               <w:rPr>
                 <w:rFonts w:ascii="宋体" w:hAnsi="宋体" w:eastAsia="宋体"/>
+                <w:color w:val="000000"/>
                 <w:sz w:val="21"/>
               </w:rPr>
               <w:t xml:space="preserve">完成初版课程文档</w:t>
@@ -742,6 +781,7 @@
             <w:r>
               <w:rPr>
                 <w:rFonts w:ascii="宋体" w:hAnsi="宋体" w:eastAsia="宋体"/>
+                <w:color w:val="000000"/>
                 <w:sz w:val="21"/>
               </w:rPr>
               <w:t xml:space="preserve">V2.0</w:t>
@@ -758,6 +798,7 @@
             <w:r>
               <w:rPr>
                 <w:rFonts w:ascii="宋体" w:hAnsi="宋体" w:eastAsia="宋体"/>
+                <w:color w:val="000000"/>
                 <w:sz w:val="21"/>
               </w:rPr>
               <w:t xml:space="preserve">2026-03-12</w:t>
@@ -774,6 +815,7 @@
             <w:r>
               <w:rPr>
                 <w:rFonts w:ascii="宋体" w:hAnsi="宋体" w:eastAsia="宋体"/>
+                <w:color w:val="000000"/>
                 <w:sz w:val="21"/>
               </w:rPr>
               <w:t xml:space="preserve">项目组</w:t>
@@ -790,6 +832,7 @@
             <w:r>
               <w:rPr>
                 <w:rFonts w:ascii="宋体" w:hAnsi="宋体" w:eastAsia="宋体"/>
+                <w:color w:val="000000"/>
                 <w:sz w:val="21"/>
               </w:rPr>
               <w:t xml:space="preserve">统一项目名称、技术基线和阶段交付内容</w:t>
@@ -808,6 +851,7 @@
             <w:r>
               <w:rPr>
                 <w:rFonts w:ascii="宋体" w:hAnsi="宋体" w:eastAsia="宋体"/>
+                <w:color w:val="000000"/>
                 <w:sz w:val="21"/>
               </w:rPr>
               <w:t xml:space="preserve">V3.0</w:t>
@@ -824,6 +868,7 @@
             <w:r>
               <w:rPr>
                 <w:rFonts w:ascii="宋体" w:hAnsi="宋体" w:eastAsia="宋体"/>
+                <w:color w:val="000000"/>
                 <w:sz w:val="21"/>
               </w:rPr>
               <w:t xml:space="preserve">2026-06-14</w:t>
@@ -840,6 +885,7 @@
             <w:r>
               <w:rPr>
                 <w:rFonts w:ascii="宋体" w:hAnsi="宋体" w:eastAsia="宋体"/>
+                <w:color w:val="000000"/>
                 <w:sz w:val="21"/>
               </w:rPr>
               <w:t xml:space="preserve">项目组</w:t>
@@ -856,6 +902,7 @@
             <w:r>
               <w:rPr>
                 <w:rFonts w:ascii="宋体" w:hAnsi="宋体" w:eastAsia="宋体"/>
+                <w:color w:val="000000"/>
                 <w:sz w:val="21"/>
               </w:rPr>
               <w:t xml:space="preserve">参考课程交付样例统一封面与归档格式，补充数据理解、技术难点、测试验收和 DOCX 交付信息</w:t>
@@ -873,6 +920,7 @@
       <w:r>
         <w:rPr>
           <w:rFonts w:ascii="宋体" w:hAnsi="宋体" w:eastAsia="宋体"/>
+          <w:color w:val="000000"/>
         </w:rPr>
         <w:t xml:space="preserve">1. 项目概述</w:t>
       </w:r>
@@ -886,30 +934,35 @@
       <w:r>
         <w:rPr>
           <w:rFonts w:ascii="宋体" w:hAnsi="宋体" w:eastAsia="宋体"/>
+          <w:color w:val="000000"/>
         </w:rPr>
         <w:t xml:space="preserve">本项目围绕</w:t>
       </w:r>
       <w:r>
         <w:rPr>
           <w:rFonts w:ascii="宋体" w:hAnsi="宋体" w:eastAsia="宋体"/>
+          <w:color w:val="000000"/>
         </w:rPr>
         <w:t xml:space="preserve">“</w:t>
       </w:r>
       <w:r>
         <w:rPr>
           <w:rFonts w:ascii="宋体" w:hAnsi="宋体" w:eastAsia="宋体"/>
+          <w:color w:val="000000"/>
         </w:rPr>
         <w:t xml:space="preserve">工业轴承设备剩余寿命预测系统的实现</w:t>
       </w:r>
       <w:r>
         <w:rPr>
           <w:rFonts w:ascii="宋体" w:hAnsi="宋体" w:eastAsia="宋体"/>
+          <w:color w:val="000000"/>
         </w:rPr>
         <w:t xml:space="preserve">”</w:t>
       </w:r>
       <w:r>
         <w:rPr>
           <w:rFonts w:ascii="宋体" w:hAnsi="宋体" w:eastAsia="宋体"/>
+          <w:color w:val="000000"/>
         </w:rPr>
         <w:t xml:space="preserve">展开，目标是在课程周期内完成一个具备真实数据接入、多模型训练、实验记录和结果展示能力的预测软件系统，并同步输出完整课程文档。项目采用小团队协作模式，强调计划可执行、分工可衡量、成果可验收。</w:t>
       </w:r>
@@ -923,6 +976,7 @@
       <w:r>
         <w:rPr>
           <w:rFonts w:ascii="宋体" w:hAnsi="宋体" w:eastAsia="宋体"/>
+          <w:color w:val="000000"/>
         </w:rPr>
         <w:t xml:space="preserve">2. 项目目标</w:t>
       </w:r>
@@ -935,6 +989,7 @@
       <w:r>
         <w:rPr>
           <w:rFonts w:ascii="宋体" w:hAnsi="宋体" w:eastAsia="宋体"/>
+          <w:color w:val="000000"/>
         </w:rPr>
         <w:t xml:space="preserve">2.1 交付目标</w:t>
       </w:r>
@@ -952,6 +1007,7 @@
       <w:r>
         <w:rPr>
           <w:rFonts w:ascii="宋体" w:hAnsi="宋体" w:eastAsia="宋体"/>
+          <w:color w:val="000000"/>
         </w:rPr>
         <w:t xml:space="preserve">交付一套可运行的 Python 工程。</w:t>
       </w:r>
@@ -969,6 +1025,7 @@
       <w:r>
         <w:rPr>
           <w:rFonts w:ascii="宋体" w:hAnsi="宋体" w:eastAsia="宋体"/>
+          <w:color w:val="000000"/>
         </w:rPr>
         <w:t xml:space="preserve">支持 XJTU-SY 与 PHM2012 / FEMTO 数据接入。</w:t>
       </w:r>
@@ -986,6 +1043,7 @@
       <w:r>
         <w:rPr>
           <w:rFonts w:ascii="宋体" w:hAnsi="宋体" w:eastAsia="宋体"/>
+          <w:color w:val="000000"/>
         </w:rPr>
         <w:t xml:space="preserve">支持多模型、多指标、多图表输出。</w:t>
       </w:r>
@@ -1003,6 +1061,7 @@
       <w:r>
         <w:rPr>
           <w:rFonts w:ascii="宋体" w:hAnsi="宋体" w:eastAsia="宋体"/>
+          <w:color w:val="000000"/>
         </w:rPr>
         <w:t xml:space="preserve">提交完整课程文档与 PDF 材料。</w:t>
       </w:r>
@@ -1016,6 +1075,7 @@
       <w:r>
         <w:rPr>
           <w:rFonts w:ascii="宋体" w:hAnsi="宋体" w:eastAsia="宋体"/>
+          <w:color w:val="000000"/>
         </w:rPr>
         <w:t xml:space="preserve">2.2 管理目标</w:t>
       </w:r>
@@ -1033,6 +1093,7 @@
       <w:r>
         <w:rPr>
           <w:rFonts w:ascii="宋体" w:hAnsi="宋体" w:eastAsia="宋体"/>
+          <w:color w:val="000000"/>
         </w:rPr>
         <w:t xml:space="preserve">保持项目名称、模块划分、时间安排和术语一致。</w:t>
       </w:r>
@@ -1050,6 +1111,7 @@
       <w:r>
         <w:rPr>
           <w:rFonts w:ascii="宋体" w:hAnsi="宋体" w:eastAsia="宋体"/>
+          <w:color w:val="000000"/>
         </w:rPr>
         <w:t xml:space="preserve">保证 4 名成员分工均衡且边界清晰。</w:t>
       </w:r>
@@ -1067,6 +1129,7 @@
       <w:r>
         <w:rPr>
           <w:rFonts w:ascii="宋体" w:hAnsi="宋体" w:eastAsia="宋体"/>
+          <w:color w:val="000000"/>
         </w:rPr>
         <w:t xml:space="preserve">通过阶段检查降低后期返工风险。</w:t>
       </w:r>
@@ -1081,6 +1144,7 @@
       <w:r>
         <w:rPr>
           <w:rFonts w:ascii="宋体" w:hAnsi="宋体" w:eastAsia="宋体"/>
+          <w:color w:val="000000"/>
         </w:rPr>
         <w:t xml:space="preserve">3. 项目组织结构</w:t>
       </w:r>
@@ -1094,6 +1158,7 @@
       <w:r>
         <w:rPr>
           <w:rFonts w:ascii="宋体" w:hAnsi="宋体" w:eastAsia="宋体"/>
+          <w:color w:val="000000"/>
         </w:rPr>
         <w:t xml:space="preserve">项目组织采用扁平协作模式，由项目负责人协调整体进度，其余成员按主责方向推进并进行交叉评审。</w:t>
       </w:r>
@@ -1128,6 +1193,7 @@
               <w:rPr>
                 <w:rFonts w:ascii="宋体" w:hAnsi="宋体" w:eastAsia="宋体"/>
                 <w:b/>
+                <w:color w:val="000000"/>
                 <w:sz w:val="21"/>
               </w:rPr>
               <w:t xml:space="preserve">角色</w:t>
@@ -1148,6 +1214,7 @@
               <w:rPr>
                 <w:rFonts w:ascii="宋体" w:hAnsi="宋体" w:eastAsia="宋体"/>
                 <w:b/>
+                <w:color w:val="000000"/>
                 <w:sz w:val="21"/>
               </w:rPr>
               <w:t xml:space="preserve">成员</w:t>
@@ -1168,6 +1235,7 @@
               <w:rPr>
                 <w:rFonts w:ascii="宋体" w:hAnsi="宋体" w:eastAsia="宋体"/>
                 <w:b/>
+                <w:color w:val="000000"/>
                 <w:sz w:val="21"/>
               </w:rPr>
               <w:t xml:space="preserve">管理职责</w:t>
@@ -1186,6 +1254,7 @@
             <w:r>
               <w:rPr>
                 <w:rFonts w:ascii="宋体" w:hAnsi="宋体" w:eastAsia="宋体"/>
+                <w:color w:val="000000"/>
                 <w:sz w:val="21"/>
               </w:rPr>
               <w:t xml:space="preserve">项目负责人</w:t>
@@ -1202,6 +1271,7 @@
             <w:r>
               <w:rPr>
                 <w:rFonts w:ascii="宋体" w:hAnsi="宋体" w:eastAsia="宋体"/>
+                <w:color w:val="000000"/>
                 <w:sz w:val="21"/>
               </w:rPr>
               <w:t xml:space="preserve">zyj</w:t>
@@ -1218,6 +1288,7 @@
             <w:r>
               <w:rPr>
                 <w:rFonts w:ascii="宋体" w:hAnsi="宋体" w:eastAsia="宋体"/>
+                <w:color w:val="000000"/>
                 <w:sz w:val="21"/>
               </w:rPr>
               <w:t xml:space="preserve">里程碑管理、需求整合、架构协调、最终提交把关</w:t>
@@ -1236,6 +1307,7 @@
             <w:r>
               <w:rPr>
                 <w:rFonts w:ascii="宋体" w:hAnsi="宋体" w:eastAsia="宋体"/>
+                <w:color w:val="000000"/>
                 <w:sz w:val="21"/>
               </w:rPr>
               <w:t xml:space="preserve">数据负责人</w:t>
@@ -1252,6 +1324,7 @@
             <w:r>
               <w:rPr>
                 <w:rFonts w:ascii="宋体" w:hAnsi="宋体" w:eastAsia="宋体"/>
+                <w:color w:val="000000"/>
                 <w:sz w:val="21"/>
               </w:rPr>
               <w:t xml:space="preserve">cyy</w:t>
@@ -1268,6 +1341,7 @@
             <w:r>
               <w:rPr>
                 <w:rFonts w:ascii="宋体" w:hAnsi="宋体" w:eastAsia="宋体"/>
+                <w:color w:val="000000"/>
                 <w:sz w:val="21"/>
               </w:rPr>
               <w:t xml:space="preserve">数据资源管理、数据接口一致性、预处理链路控制</w:t>
@@ -1286,6 +1360,7 @@
             <w:r>
               <w:rPr>
                 <w:rFonts w:ascii="宋体" w:hAnsi="宋体" w:eastAsia="宋体"/>
+                <w:color w:val="000000"/>
                 <w:sz w:val="21"/>
               </w:rPr>
               <w:t xml:space="preserve">分析负责人</w:t>
@@ -1302,6 +1377,7 @@
             <w:r>
               <w:rPr>
                 <w:rFonts w:ascii="宋体" w:hAnsi="宋体" w:eastAsia="宋体"/>
+                <w:color w:val="000000"/>
                 <w:sz w:val="21"/>
               </w:rPr>
               <w:t xml:space="preserve">zdh</w:t>
@@ -1318,6 +1394,7 @@
             <w:r>
               <w:rPr>
                 <w:rFonts w:ascii="宋体" w:hAnsi="宋体" w:eastAsia="宋体"/>
+                <w:color w:val="000000"/>
                 <w:sz w:val="21"/>
               </w:rPr>
               <w:t xml:space="preserve">阶段划分、评价口径、确认测试标准制定</w:t>
@@ -1336,6 +1413,7 @@
             <w:r>
               <w:rPr>
                 <w:rFonts w:ascii="宋体" w:hAnsi="宋体" w:eastAsia="宋体"/>
+                <w:color w:val="000000"/>
                 <w:sz w:val="21"/>
               </w:rPr>
               <w:t xml:space="preserve">展示负责人</w:t>
@@ -1352,6 +1430,7 @@
             <w:r>
               <w:rPr>
                 <w:rFonts w:ascii="宋体" w:hAnsi="宋体" w:eastAsia="宋体"/>
+                <w:color w:val="000000"/>
                 <w:sz w:val="21"/>
               </w:rPr>
               <w:t xml:space="preserve">zy</w:t>
@@ -1368,6 +1447,7 @@
             <w:r>
               <w:rPr>
                 <w:rFonts w:ascii="宋体" w:hAnsi="宋体" w:eastAsia="宋体"/>
+                <w:color w:val="000000"/>
                 <w:sz w:val="21"/>
               </w:rPr>
               <w:t xml:space="preserve">可视化方案、交付材料排版、演示效果控制</w:t>
@@ -1385,6 +1465,7 @@
       <w:r>
         <w:rPr>
           <w:rFonts w:ascii="宋体" w:hAnsi="宋体" w:eastAsia="宋体"/>
+          <w:color w:val="000000"/>
         </w:rPr>
         <w:t xml:space="preserve">4. 人员分工</w:t>
       </w:r>
@@ -1398,30 +1479,35 @@
       <w:r>
         <w:rPr>
           <w:rFonts w:ascii="宋体" w:hAnsi="宋体" w:eastAsia="宋体"/>
+          <w:color w:val="000000"/>
         </w:rPr>
         <w:t xml:space="preserve">为满足</w:t>
       </w:r>
       <w:r>
         <w:rPr>
           <w:rFonts w:ascii="宋体" w:hAnsi="宋体" w:eastAsia="宋体"/>
+          <w:color w:val="000000"/>
         </w:rPr>
         <w:t xml:space="preserve">“</w:t>
       </w:r>
       <w:r>
         <w:rPr>
           <w:rFonts w:ascii="宋体" w:hAnsi="宋体" w:eastAsia="宋体"/>
+          <w:color w:val="000000"/>
         </w:rPr>
         <w:t xml:space="preserve">分工合理、平均</w:t>
       </w:r>
       <w:r>
         <w:rPr>
           <w:rFonts w:ascii="宋体" w:hAnsi="宋体" w:eastAsia="宋体"/>
+          <w:color w:val="000000"/>
         </w:rPr>
         <w:t xml:space="preserve">”</w:t>
       </w:r>
       <w:r>
         <w:rPr>
           <w:rFonts w:ascii="宋体" w:hAnsi="宋体" w:eastAsia="宋体"/>
+          <w:color w:val="000000"/>
         </w:rPr>
         <w:t xml:space="preserve">的要求，项目工作量按四条主线平均分配，每人承担约 25% 的主责工作量，同时参与联调和审阅。</w:t>
       </w:r>
@@ -1456,6 +1542,7 @@
               <w:rPr>
                 <w:rFonts w:ascii="宋体" w:hAnsi="宋体" w:eastAsia="宋体"/>
                 <w:b/>
+                <w:color w:val="000000"/>
                 <w:sz w:val="21"/>
               </w:rPr>
               <w:t xml:space="preserve">成员</w:t>
@@ -1476,6 +1563,7 @@
               <w:rPr>
                 <w:rFonts w:ascii="宋体" w:hAnsi="宋体" w:eastAsia="宋体"/>
                 <w:b/>
+                <w:color w:val="000000"/>
                 <w:sz w:val="21"/>
               </w:rPr>
               <w:t xml:space="preserve">主责工作</w:t>
@@ -1496,6 +1584,7 @@
               <w:rPr>
                 <w:rFonts w:ascii="宋体" w:hAnsi="宋体" w:eastAsia="宋体"/>
                 <w:b/>
+                <w:color w:val="000000"/>
                 <w:sz w:val="21"/>
               </w:rPr>
               <w:t xml:space="preserve">协作工作</w:t>
@@ -1514,6 +1603,7 @@
             <w:r>
               <w:rPr>
                 <w:rFonts w:ascii="宋体" w:hAnsi="宋体" w:eastAsia="宋体"/>
+                <w:color w:val="000000"/>
                 <w:sz w:val="21"/>
               </w:rPr>
               <w:t xml:space="preserve">zyj</w:t>
@@ -1530,6 +1620,7 @@
             <w:r>
               <w:rPr>
                 <w:rFonts w:ascii="宋体" w:hAnsi="宋体" w:eastAsia="宋体"/>
+                <w:color w:val="000000"/>
                 <w:sz w:val="21"/>
               </w:rPr>
               <w:t xml:space="preserve">架构、训练器、接口、主程序、进度管理</w:t>
@@ -1546,6 +1637,7 @@
             <w:r>
               <w:rPr>
                 <w:rFonts w:ascii="宋体" w:hAnsi="宋体" w:eastAsia="宋体"/>
+                <w:color w:val="000000"/>
                 <w:sz w:val="21"/>
               </w:rPr>
               <w:t xml:space="preserve">需求审阅、最终集成、答辩统筹</w:t>
@@ -1564,6 +1656,7 @@
             <w:r>
               <w:rPr>
                 <w:rFonts w:ascii="宋体" w:hAnsi="宋体" w:eastAsia="宋体"/>
+                <w:color w:val="000000"/>
                 <w:sz w:val="21"/>
               </w:rPr>
               <w:t xml:space="preserve">cyy</w:t>
@@ -1580,6 +1673,7 @@
             <w:r>
               <w:rPr>
                 <w:rFonts w:ascii="宋体" w:hAnsi="宋体" w:eastAsia="宋体"/>
+                <w:color w:val="000000"/>
                 <w:sz w:val="21"/>
               </w:rPr>
               <w:t xml:space="preserve">数据集接入、预处理、特征工程、数据测试</w:t>
@@ -1596,6 +1690,7 @@
             <w:r>
               <w:rPr>
                 <w:rFonts w:ascii="宋体" w:hAnsi="宋体" w:eastAsia="宋体"/>
+                <w:color w:val="000000"/>
                 <w:sz w:val="21"/>
               </w:rPr>
               <w:t xml:space="preserve">参数整理、数据说明文档</w:t>
@@ -1614,6 +1709,7 @@
             <w:r>
               <w:rPr>
                 <w:rFonts w:ascii="宋体" w:hAnsi="宋体" w:eastAsia="宋体"/>
+                <w:color w:val="000000"/>
                 <w:sz w:val="21"/>
               </w:rPr>
               <w:t xml:space="preserve">zdh</w:t>
@@ -1630,6 +1726,7 @@
             <w:r>
               <w:rPr>
                 <w:rFonts w:ascii="宋体" w:hAnsi="宋体" w:eastAsia="宋体"/>
+                <w:color w:val="000000"/>
                 <w:sz w:val="21"/>
               </w:rPr>
               <w:t xml:space="preserve">阶段策略、失效概率/生存分析基础接口、指标体系、确认测试</w:t>
@@ -1646,6 +1743,7 @@
             <w:r>
               <w:rPr>
                 <w:rFonts w:ascii="宋体" w:hAnsi="宋体" w:eastAsia="宋体"/>
+                <w:color w:val="000000"/>
                 <w:sz w:val="21"/>
               </w:rPr>
               <w:t xml:space="preserve">需求校验、测试结论审阅</w:t>
@@ -1664,6 +1762,7 @@
             <w:r>
               <w:rPr>
                 <w:rFonts w:ascii="宋体" w:hAnsi="宋体" w:eastAsia="宋体"/>
+                <w:color w:val="000000"/>
                 <w:sz w:val="21"/>
               </w:rPr>
               <w:t xml:space="preserve">zy</w:t>
@@ -1680,6 +1779,7 @@
             <w:r>
               <w:rPr>
                 <w:rFonts w:ascii="宋体" w:hAnsi="宋体" w:eastAsia="宋体"/>
+                <w:color w:val="000000"/>
                 <w:sz w:val="21"/>
               </w:rPr>
               <w:t xml:space="preserve">可视化、结果输出、图表规范、演示材料</w:t>
@@ -1696,6 +1796,7 @@
             <w:r>
               <w:rPr>
                 <w:rFonts w:ascii="宋体" w:hAnsi="宋体" w:eastAsia="宋体"/>
+                <w:color w:val="000000"/>
                 <w:sz w:val="21"/>
               </w:rPr>
               <w:t xml:space="preserve">文档排版、集成验证、展示优化</w:t>
@@ -1713,6 +1814,7 @@
       <w:r>
         <w:rPr>
           <w:rFonts w:ascii="宋体" w:hAnsi="宋体" w:eastAsia="宋体"/>
+          <w:color w:val="000000"/>
         </w:rPr>
         <w:t xml:space="preserve">5. 进度管理计划</w:t>
       </w:r>
@@ -1726,6 +1828,7 @@
       <w:r>
         <w:rPr>
           <w:rFonts w:ascii="宋体" w:hAnsi="宋体" w:eastAsia="宋体"/>
+          <w:color w:val="000000"/>
         </w:rPr>
         <w:t xml:space="preserve">项目总周期为 8 周，采用每周检查、每两周形成阶段成果的方式推进。</w:t>
       </w:r>
@@ -1760,6 +1863,7 @@
               <w:rPr>
                 <w:rFonts w:ascii="宋体" w:hAnsi="宋体" w:eastAsia="宋体"/>
                 <w:b/>
+                <w:color w:val="000000"/>
                 <w:sz w:val="21"/>
               </w:rPr>
               <w:t xml:space="preserve">周次</w:t>
@@ -1780,6 +1884,7 @@
               <w:rPr>
                 <w:rFonts w:ascii="宋体" w:hAnsi="宋体" w:eastAsia="宋体"/>
                 <w:b/>
+                <w:color w:val="000000"/>
                 <w:sz w:val="21"/>
               </w:rPr>
               <w:t xml:space="preserve">计划内容</w:t>
@@ -1800,6 +1905,7 @@
               <w:rPr>
                 <w:rFonts w:ascii="宋体" w:hAnsi="宋体" w:eastAsia="宋体"/>
                 <w:b/>
+                <w:color w:val="000000"/>
                 <w:sz w:val="21"/>
               </w:rPr>
               <w:t xml:space="preserve">里程碑</w:t>
@@ -1818,6 +1924,7 @@
             <w:r>
               <w:rPr>
                 <w:rFonts w:ascii="宋体" w:hAnsi="宋体" w:eastAsia="宋体"/>
+                <w:color w:val="000000"/>
                 <w:sz w:val="21"/>
               </w:rPr>
               <w:t xml:space="preserve">第 1 周</w:t>
@@ -1834,6 +1941,7 @@
             <w:r>
               <w:rPr>
                 <w:rFonts w:ascii="宋体" w:hAnsi="宋体" w:eastAsia="宋体"/>
+                <w:color w:val="000000"/>
                 <w:sz w:val="21"/>
               </w:rPr>
               <w:t xml:space="preserve">开题、技术预研、数据集调研</w:t>
@@ -1850,6 +1958,7 @@
             <w:r>
               <w:rPr>
                 <w:rFonts w:ascii="宋体" w:hAnsi="宋体" w:eastAsia="宋体"/>
+                <w:color w:val="000000"/>
                 <w:sz w:val="21"/>
               </w:rPr>
               <w:t xml:space="preserve">完成开题报告和技术预研初稿</w:t>
@@ -1868,6 +1977,7 @@
             <w:r>
               <w:rPr>
                 <w:rFonts w:ascii="宋体" w:hAnsi="宋体" w:eastAsia="宋体"/>
+                <w:color w:val="000000"/>
                 <w:sz w:val="21"/>
               </w:rPr>
               <w:t xml:space="preserve">第 2 周</w:t>
@@ -1884,6 +1994,7 @@
             <w:r>
               <w:rPr>
                 <w:rFonts w:ascii="宋体" w:hAnsi="宋体" w:eastAsia="宋体"/>
+                <w:color w:val="000000"/>
                 <w:sz w:val="21"/>
               </w:rPr>
               <w:t xml:space="preserve">需求分析</w:t>
@@ -1900,6 +2011,7 @@
             <w:r>
               <w:rPr>
                 <w:rFonts w:ascii="宋体" w:hAnsi="宋体" w:eastAsia="宋体"/>
+                <w:color w:val="000000"/>
                 <w:sz w:val="21"/>
               </w:rPr>
               <w:t xml:space="preserve">完成需求定义和 SRS 初稿</w:t>
@@ -1918,6 +2030,7 @@
             <w:r>
               <w:rPr>
                 <w:rFonts w:ascii="宋体" w:hAnsi="宋体" w:eastAsia="宋体"/>
+                <w:color w:val="000000"/>
                 <w:sz w:val="21"/>
               </w:rPr>
               <w:t xml:space="preserve">第 3 周</w:t>
@@ -1934,6 +2047,7 @@
             <w:r>
               <w:rPr>
                 <w:rFonts w:ascii="宋体" w:hAnsi="宋体" w:eastAsia="宋体"/>
+                <w:color w:val="000000"/>
                 <w:sz w:val="21"/>
               </w:rPr>
               <w:t xml:space="preserve">总体设计、编码规范制定</w:t>
@@ -1950,6 +2064,7 @@
             <w:r>
               <w:rPr>
                 <w:rFonts w:ascii="宋体" w:hAnsi="宋体" w:eastAsia="宋体"/>
+                <w:color w:val="000000"/>
                 <w:sz w:val="21"/>
               </w:rPr>
               <w:t xml:space="preserve">完成设计框架和编码规范</w:t>
@@ -1968,6 +2083,7 @@
             <w:r>
               <w:rPr>
                 <w:rFonts w:ascii="宋体" w:hAnsi="宋体" w:eastAsia="宋体"/>
+                <w:color w:val="000000"/>
                 <w:sz w:val="21"/>
               </w:rPr>
               <w:t xml:space="preserve">第 4 周</w:t>
@@ -1984,6 +2100,7 @@
             <w:r>
               <w:rPr>
                 <w:rFonts w:ascii="宋体" w:hAnsi="宋体" w:eastAsia="宋体"/>
+                <w:color w:val="000000"/>
                 <w:sz w:val="21"/>
               </w:rPr>
               <w:t xml:space="preserve">数据接入与预处理</w:t>
@@ -2000,6 +2117,7 @@
             <w:r>
               <w:rPr>
                 <w:rFonts w:ascii="宋体" w:hAnsi="宋体" w:eastAsia="宋体"/>
+                <w:color w:val="000000"/>
                 <w:sz w:val="21"/>
               </w:rPr>
               <w:t xml:space="preserve">完成数据加载与基础预处理</w:t>
@@ -2018,6 +2136,7 @@
             <w:r>
               <w:rPr>
                 <w:rFonts w:ascii="宋体" w:hAnsi="宋体" w:eastAsia="宋体"/>
+                <w:color w:val="000000"/>
                 <w:sz w:val="21"/>
               </w:rPr>
               <w:t xml:space="preserve">第 5 周</w:t>
@@ -2034,6 +2153,7 @@
             <w:r>
               <w:rPr>
                 <w:rFonts w:ascii="宋体" w:hAnsi="宋体" w:eastAsia="宋体"/>
+                <w:color w:val="000000"/>
                 <w:sz w:val="21"/>
               </w:rPr>
               <w:t xml:space="preserve">特征工程与标签构造</w:t>
@@ -2050,6 +2170,7 @@
             <w:r>
               <w:rPr>
                 <w:rFonts w:ascii="宋体" w:hAnsi="宋体" w:eastAsia="宋体"/>
+                <w:color w:val="000000"/>
                 <w:sz w:val="21"/>
               </w:rPr>
               <w:t xml:space="preserve">完成阶段划分和单元测试准备</w:t>
@@ -2068,6 +2189,7 @@
             <w:r>
               <w:rPr>
                 <w:rFonts w:ascii="宋体" w:hAnsi="宋体" w:eastAsia="宋体"/>
+                <w:color w:val="000000"/>
                 <w:sz w:val="21"/>
               </w:rPr>
               <w:t xml:space="preserve">第 6 周</w:t>
@@ -2084,6 +2206,7 @@
             <w:r>
               <w:rPr>
                 <w:rFonts w:ascii="宋体" w:hAnsi="宋体" w:eastAsia="宋体"/>
+                <w:color w:val="000000"/>
                 <w:sz w:val="21"/>
               </w:rPr>
               <w:t xml:space="preserve">模型训练与模块联调</w:t>
@@ -2100,6 +2223,7 @@
             <w:r>
               <w:rPr>
                 <w:rFonts w:ascii="宋体" w:hAnsi="宋体" w:eastAsia="宋体"/>
+                <w:color w:val="000000"/>
                 <w:sz w:val="21"/>
               </w:rPr>
               <w:t xml:space="preserve">完成集成测试计划和训练链路</w:t>
@@ -2118,6 +2242,7 @@
             <w:r>
               <w:rPr>
                 <w:rFonts w:ascii="宋体" w:hAnsi="宋体" w:eastAsia="宋体"/>
+                <w:color w:val="000000"/>
                 <w:sz w:val="21"/>
               </w:rPr>
               <w:t xml:space="preserve">第 7 周</w:t>
@@ -2134,6 +2259,7 @@
             <w:r>
               <w:rPr>
                 <w:rFonts w:ascii="宋体" w:hAnsi="宋体" w:eastAsia="宋体"/>
+                <w:color w:val="000000"/>
                 <w:sz w:val="21"/>
               </w:rPr>
               <w:t xml:space="preserve">可视化、实验记录、确认测试</w:t>
@@ -2150,6 +2276,7 @@
             <w:r>
               <w:rPr>
                 <w:rFonts w:ascii="宋体" w:hAnsi="宋体" w:eastAsia="宋体"/>
+                <w:color w:val="000000"/>
                 <w:sz w:val="21"/>
               </w:rPr>
               <w:t xml:space="preserve">完成结果展示和验收验证</w:t>
@@ -2168,6 +2295,7 @@
             <w:r>
               <w:rPr>
                 <w:rFonts w:ascii="宋体" w:hAnsi="宋体" w:eastAsia="宋体"/>
+                <w:color w:val="000000"/>
                 <w:sz w:val="21"/>
               </w:rPr>
               <w:t xml:space="preserve">第 8 周</w:t>
@@ -2184,6 +2312,7 @@
             <w:r>
               <w:rPr>
                 <w:rFonts w:ascii="宋体" w:hAnsi="宋体" w:eastAsia="宋体"/>
+                <w:color w:val="000000"/>
                 <w:sz w:val="21"/>
               </w:rPr>
               <w:t xml:space="preserve">文档收尾与答辩准备</w:t>
@@ -2200,6 +2329,7 @@
             <w:r>
               <w:rPr>
                 <w:rFonts w:ascii="宋体" w:hAnsi="宋体" w:eastAsia="宋体"/>
+                <w:color w:val="000000"/>
                 <w:sz w:val="21"/>
               </w:rPr>
               <w:t xml:space="preserve">完成 PDF 导出和最终检查</w:t>
@@ -2217,6 +2347,7 @@
       <w:r>
         <w:rPr>
           <w:rFonts w:ascii="宋体" w:hAnsi="宋体" w:eastAsia="宋体"/>
+          <w:color w:val="000000"/>
         </w:rPr>
         <w:t xml:space="preserve">6. 资源管理计划</w:t>
       </w:r>
@@ -2229,6 +2360,7 @@
       <w:r>
         <w:rPr>
           <w:rFonts w:ascii="宋体" w:hAnsi="宋体" w:eastAsia="宋体"/>
+          <w:color w:val="000000"/>
         </w:rPr>
         <w:t xml:space="preserve">6.1 人力资源</w:t>
       </w:r>
@@ -2242,30 +2374,35 @@
       <w:r>
         <w:rPr>
           <w:rFonts w:ascii="宋体" w:hAnsi="宋体" w:eastAsia="宋体"/>
+          <w:color w:val="000000"/>
         </w:rPr>
         <w:t xml:space="preserve">团队共 4 人，不另设专职测试或文档岗位，采用</w:t>
       </w:r>
       <w:r>
         <w:rPr>
           <w:rFonts w:ascii="宋体" w:hAnsi="宋体" w:eastAsia="宋体"/>
+          <w:color w:val="000000"/>
         </w:rPr>
         <w:t xml:space="preserve">“</w:t>
       </w:r>
       <w:r>
         <w:rPr>
           <w:rFonts w:ascii="宋体" w:hAnsi="宋体" w:eastAsia="宋体"/>
+          <w:color w:val="000000"/>
         </w:rPr>
         <w:t xml:space="preserve">主责 + 交叉评审</w:t>
       </w:r>
       <w:r>
         <w:rPr>
           <w:rFonts w:ascii="宋体" w:hAnsi="宋体" w:eastAsia="宋体"/>
+          <w:color w:val="000000"/>
         </w:rPr>
         <w:t xml:space="preserve">”</w:t>
       </w:r>
       <w:r>
         <w:rPr>
           <w:rFonts w:ascii="宋体" w:hAnsi="宋体" w:eastAsia="宋体"/>
+          <w:color w:val="000000"/>
         </w:rPr>
         <w:t xml:space="preserve">的资源使用策略，降低信息割裂问题。</w:t>
       </w:r>
@@ -2279,6 +2416,7 @@
       <w:r>
         <w:rPr>
           <w:rFonts w:ascii="宋体" w:hAnsi="宋体" w:eastAsia="宋体"/>
+          <w:color w:val="000000"/>
         </w:rPr>
         <w:t xml:space="preserve">6.2 技术资源</w:t>
       </w:r>
@@ -2296,6 +2434,7 @@
       <w:r>
         <w:rPr>
           <w:rFonts w:ascii="宋体" w:hAnsi="宋体" w:eastAsia="宋体"/>
+          <w:color w:val="000000"/>
         </w:rPr>
         <w:t xml:space="preserve">代码托管：GitHub</w:t>
       </w:r>
@@ -2313,6 +2452,7 @@
       <w:r>
         <w:rPr>
           <w:rFonts w:ascii="宋体" w:hAnsi="宋体" w:eastAsia="宋体"/>
+          <w:color w:val="000000"/>
         </w:rPr>
         <w:t xml:space="preserve">环境管理：uv</w:t>
       </w:r>
@@ -2330,6 +2470,7 @@
       <w:r>
         <w:rPr>
           <w:rFonts w:ascii="宋体" w:hAnsi="宋体" w:eastAsia="宋体"/>
+          <w:color w:val="000000"/>
         </w:rPr>
         <w:t xml:space="preserve">文档编写：Markdown</w:t>
       </w:r>
@@ -2347,6 +2488,7 @@
       <w:r>
         <w:rPr>
           <w:rFonts w:ascii="宋体" w:hAnsi="宋体" w:eastAsia="宋体"/>
+          <w:color w:val="000000"/>
         </w:rPr>
         <w:t xml:space="preserve">文档导出：Pandoc + XeLaTeX</w:t>
       </w:r>
@@ -2364,6 +2506,7 @@
       <w:r>
         <w:rPr>
           <w:rFonts w:ascii="宋体" w:hAnsi="宋体" w:eastAsia="宋体"/>
+          <w:color w:val="000000"/>
         </w:rPr>
         <w:t xml:space="preserve">真实数据：XJTU-SY、PHM2012 / FEMTO</w:t>
       </w:r>
@@ -2377,6 +2520,7 @@
       <w:r>
         <w:rPr>
           <w:rFonts w:ascii="宋体" w:hAnsi="宋体" w:eastAsia="宋体"/>
+          <w:color w:val="000000"/>
         </w:rPr>
         <w:t xml:space="preserve">6.3 数据资源</w:t>
       </w:r>
@@ -2390,12 +2534,14 @@
       <w:r>
         <w:rPr>
           <w:rFonts w:ascii="宋体" w:hAnsi="宋体" w:eastAsia="宋体"/>
+          <w:color w:val="000000"/>
         </w:rPr>
         <w:t xml:space="preserve">数据资源包括官方原始压缩包、本地解压目录、实验中间结果和图表产物。原始大文件只在本地</w:t>
       </w:r>
       <w:r>
         <w:rPr>
           <w:rFonts w:ascii="宋体" w:hAnsi="宋体" w:eastAsia="宋体"/>
+          <w:color w:val="000000"/>
         </w:rPr>
         <w:t xml:space="preserve"> </w:t>
       </w:r>
@@ -2403,18 +2549,21 @@
         <w:rPr>
           <w:rStyle w:val="VerbatimChar"/>
           <w:rFonts w:ascii="宋体" w:hAnsi="宋体" w:eastAsia="宋体"/>
+          <w:color w:val="000000"/>
         </w:rPr>
         <w:t xml:space="preserve">data/external/</w:t>
       </w:r>
       <w:r>
         <w:rPr>
           <w:rFonts w:ascii="宋体" w:hAnsi="宋体" w:eastAsia="宋体"/>
+          <w:color w:val="000000"/>
         </w:rPr>
         <w:t xml:space="preserve"> </w:t>
       </w:r>
       <w:r>
         <w:rPr>
           <w:rFonts w:ascii="宋体" w:hAnsi="宋体" w:eastAsia="宋体"/>
+          <w:color w:val="000000"/>
         </w:rPr>
         <w:t xml:space="preserve">或临时目录保存，仓库中保留目录约定、来源说明和可复现脚本，避免 Git 仓库体积失控。</w:t>
       </w:r>
@@ -2429,6 +2578,7 @@
       <w:r>
         <w:rPr>
           <w:rFonts w:ascii="宋体" w:hAnsi="宋体" w:eastAsia="宋体"/>
+          <w:color w:val="000000"/>
         </w:rPr>
         <w:t xml:space="preserve">7. 风险管理计划</w:t>
       </w:r>
@@ -2463,6 +2613,7 @@
               <w:rPr>
                 <w:rFonts w:ascii="宋体" w:hAnsi="宋体" w:eastAsia="宋体"/>
                 <w:b/>
+                <w:color w:val="000000"/>
                 <w:sz w:val="21"/>
               </w:rPr>
               <w:t xml:space="preserve">风险编号</w:t>
@@ -2483,6 +2634,7 @@
               <w:rPr>
                 <w:rFonts w:ascii="宋体" w:hAnsi="宋体" w:eastAsia="宋体"/>
                 <w:b/>
+                <w:color w:val="000000"/>
                 <w:sz w:val="21"/>
               </w:rPr>
               <w:t xml:space="preserve">风险描述</w:t>
@@ -2503,6 +2655,7 @@
               <w:rPr>
                 <w:rFonts w:ascii="宋体" w:hAnsi="宋体" w:eastAsia="宋体"/>
                 <w:b/>
+                <w:color w:val="000000"/>
                 <w:sz w:val="21"/>
               </w:rPr>
               <w:t xml:space="preserve">概率</w:t>
@@ -2523,6 +2676,7 @@
               <w:rPr>
                 <w:rFonts w:ascii="宋体" w:hAnsi="宋体" w:eastAsia="宋体"/>
                 <w:b/>
+                <w:color w:val="000000"/>
                 <w:sz w:val="21"/>
               </w:rPr>
               <w:t xml:space="preserve">影响</w:t>
@@ -2543,6 +2697,7 @@
               <w:rPr>
                 <w:rFonts w:ascii="宋体" w:hAnsi="宋体" w:eastAsia="宋体"/>
                 <w:b/>
+                <w:color w:val="000000"/>
                 <w:sz w:val="21"/>
               </w:rPr>
               <w:t xml:space="preserve">应对措施</w:t>
@@ -2561,6 +2716,7 @@
             <w:r>
               <w:rPr>
                 <w:rFonts w:ascii="宋体" w:hAnsi="宋体" w:eastAsia="宋体"/>
+                <w:color w:val="000000"/>
                 <w:sz w:val="21"/>
               </w:rPr>
               <w:t xml:space="preserve">R1</w:t>
@@ -2577,6 +2733,7 @@
             <w:r>
               <w:rPr>
                 <w:rFonts w:ascii="宋体" w:hAnsi="宋体" w:eastAsia="宋体"/>
+                <w:color w:val="000000"/>
                 <w:sz w:val="21"/>
               </w:rPr>
               <w:t xml:space="preserve">官方数据下载入口不稳定</w:t>
@@ -2593,6 +2750,7 @@
             <w:r>
               <w:rPr>
                 <w:rFonts w:ascii="宋体" w:hAnsi="宋体" w:eastAsia="宋体"/>
+                <w:color w:val="000000"/>
                 <w:sz w:val="21"/>
               </w:rPr>
               <w:t xml:space="preserve">中</w:t>
@@ -2609,6 +2767,7 @@
             <w:r>
               <w:rPr>
                 <w:rFonts w:ascii="宋体" w:hAnsi="宋体" w:eastAsia="宋体"/>
+                <w:color w:val="000000"/>
                 <w:sz w:val="21"/>
               </w:rPr>
               <w:t xml:space="preserve">高</w:t>
@@ -2625,6 +2784,7 @@
             <w:r>
               <w:rPr>
                 <w:rFonts w:ascii="宋体" w:hAnsi="宋体" w:eastAsia="宋体"/>
+                <w:color w:val="000000"/>
                 <w:sz w:val="21"/>
               </w:rPr>
               <w:t xml:space="preserve">保留多入口和本地目录加载方式</w:t>
@@ -2643,6 +2803,7 @@
             <w:r>
               <w:rPr>
                 <w:rFonts w:ascii="宋体" w:hAnsi="宋体" w:eastAsia="宋体"/>
+                <w:color w:val="000000"/>
                 <w:sz w:val="21"/>
               </w:rPr>
               <w:t xml:space="preserve">R2</w:t>
@@ -2659,6 +2820,7 @@
             <w:r>
               <w:rPr>
                 <w:rFonts w:ascii="宋体" w:hAnsi="宋体" w:eastAsia="宋体"/>
+                <w:color w:val="000000"/>
                 <w:sz w:val="21"/>
               </w:rPr>
               <w:t xml:space="preserve">多模型实现导致接口不统一</w:t>
@@ -2675,6 +2837,7 @@
             <w:r>
               <w:rPr>
                 <w:rFonts w:ascii="宋体" w:hAnsi="宋体" w:eastAsia="宋体"/>
+                <w:color w:val="000000"/>
                 <w:sz w:val="21"/>
               </w:rPr>
               <w:t xml:space="preserve">中</w:t>
@@ -2691,6 +2854,7 @@
             <w:r>
               <w:rPr>
                 <w:rFonts w:ascii="宋体" w:hAnsi="宋体" w:eastAsia="宋体"/>
+                <w:color w:val="000000"/>
                 <w:sz w:val="21"/>
               </w:rPr>
               <w:t xml:space="preserve">高</w:t>
@@ -2707,6 +2871,7 @@
             <w:r>
               <w:rPr>
                 <w:rFonts w:ascii="宋体" w:hAnsi="宋体" w:eastAsia="宋体"/>
+                <w:color w:val="000000"/>
                 <w:sz w:val="21"/>
               </w:rPr>
               <w:t xml:space="preserve">先定义统一 API，再接入具体模型</w:t>
@@ -2725,6 +2890,7 @@
             <w:r>
               <w:rPr>
                 <w:rFonts w:ascii="宋体" w:hAnsi="宋体" w:eastAsia="宋体"/>
+                <w:color w:val="000000"/>
                 <w:sz w:val="21"/>
               </w:rPr>
               <w:t xml:space="preserve">R3</w:t>
@@ -2741,6 +2907,7 @@
             <w:r>
               <w:rPr>
                 <w:rFonts w:ascii="宋体" w:hAnsi="宋体" w:eastAsia="宋体"/>
+                <w:color w:val="000000"/>
                 <w:sz w:val="21"/>
               </w:rPr>
               <w:t xml:space="preserve">文档和实现不同步</w:t>
@@ -2757,6 +2924,7 @@
             <w:r>
               <w:rPr>
                 <w:rFonts w:ascii="宋体" w:hAnsi="宋体" w:eastAsia="宋体"/>
+                <w:color w:val="000000"/>
                 <w:sz w:val="21"/>
               </w:rPr>
               <w:t xml:space="preserve">中</w:t>
@@ -2773,6 +2941,7 @@
             <w:r>
               <w:rPr>
                 <w:rFonts w:ascii="宋体" w:hAnsi="宋体" w:eastAsia="宋体"/>
+                <w:color w:val="000000"/>
                 <w:sz w:val="21"/>
               </w:rPr>
               <w:t xml:space="preserve">高</w:t>
@@ -2789,6 +2958,7 @@
             <w:r>
               <w:rPr>
                 <w:rFonts w:ascii="宋体" w:hAnsi="宋体" w:eastAsia="宋体"/>
+                <w:color w:val="000000"/>
                 <w:sz w:val="21"/>
               </w:rPr>
               <w:t xml:space="preserve">统一以需求和设计文档为基线，变更后同步修订</w:t>
@@ -2807,6 +2977,7 @@
             <w:r>
               <w:rPr>
                 <w:rFonts w:ascii="宋体" w:hAnsi="宋体" w:eastAsia="宋体"/>
+                <w:color w:val="000000"/>
                 <w:sz w:val="21"/>
               </w:rPr>
               <w:t xml:space="preserve">R4</w:t>
@@ -2823,6 +2994,7 @@
             <w:r>
               <w:rPr>
                 <w:rFonts w:ascii="宋体" w:hAnsi="宋体" w:eastAsia="宋体"/>
+                <w:color w:val="000000"/>
                 <w:sz w:val="21"/>
               </w:rPr>
               <w:t xml:space="preserve">训练时间过长</w:t>
@@ -2839,6 +3011,7 @@
             <w:r>
               <w:rPr>
                 <w:rFonts w:ascii="宋体" w:hAnsi="宋体" w:eastAsia="宋体"/>
+                <w:color w:val="000000"/>
                 <w:sz w:val="21"/>
               </w:rPr>
               <w:t xml:space="preserve">中</w:t>
@@ -2855,6 +3028,7 @@
             <w:r>
               <w:rPr>
                 <w:rFonts w:ascii="宋体" w:hAnsi="宋体" w:eastAsia="宋体"/>
+                <w:color w:val="000000"/>
                 <w:sz w:val="21"/>
               </w:rPr>
               <w:t xml:space="preserve">中</w:t>
@@ -2871,6 +3045,7 @@
             <w:r>
               <w:rPr>
                 <w:rFonts w:ascii="宋体" w:hAnsi="宋体" w:eastAsia="宋体"/>
+                <w:color w:val="000000"/>
                 <w:sz w:val="21"/>
               </w:rPr>
               <w:t xml:space="preserve">先做合成数据和小样本验证，再跑真实实验</w:t>
@@ -2889,6 +3064,7 @@
             <w:r>
               <w:rPr>
                 <w:rFonts w:ascii="宋体" w:hAnsi="宋体" w:eastAsia="宋体"/>
+                <w:color w:val="000000"/>
                 <w:sz w:val="21"/>
               </w:rPr>
               <w:t xml:space="preserve">R5</w:t>
@@ -2905,6 +3081,7 @@
             <w:r>
               <w:rPr>
                 <w:rFonts w:ascii="宋体" w:hAnsi="宋体" w:eastAsia="宋体"/>
+                <w:color w:val="000000"/>
                 <w:sz w:val="21"/>
               </w:rPr>
               <w:t xml:space="preserve">成员进度失衡</w:t>
@@ -2921,6 +3098,7 @@
             <w:r>
               <w:rPr>
                 <w:rFonts w:ascii="宋体" w:hAnsi="宋体" w:eastAsia="宋体"/>
+                <w:color w:val="000000"/>
                 <w:sz w:val="21"/>
               </w:rPr>
               <w:t xml:space="preserve">低</w:t>
@@ -2937,6 +3115,7 @@
             <w:r>
               <w:rPr>
                 <w:rFonts w:ascii="宋体" w:hAnsi="宋体" w:eastAsia="宋体"/>
+                <w:color w:val="000000"/>
                 <w:sz w:val="21"/>
               </w:rPr>
               <w:t xml:space="preserve">中</w:t>
@@ -2953,6 +3132,7 @@
             <w:r>
               <w:rPr>
                 <w:rFonts w:ascii="宋体" w:hAnsi="宋体" w:eastAsia="宋体"/>
+                <w:color w:val="000000"/>
                 <w:sz w:val="21"/>
               </w:rPr>
               <w:t xml:space="preserve">采用每周同步和阶段回顾，及时调整任务</w:t>
@@ -2969,6 +3149,7 @@
       <w:r>
         <w:rPr>
           <w:rFonts w:ascii="宋体" w:hAnsi="宋体" w:eastAsia="宋体"/>
+          <w:color w:val="000000"/>
         </w:rPr>
         <w:t xml:space="preserve">7.4 阶段质量门禁</w:t>
       </w:r>
@@ -3003,6 +3184,7 @@
               <w:rPr>
                 <w:rFonts w:ascii="宋体" w:hAnsi="宋体" w:eastAsia="宋体"/>
                 <w:b/>
+                <w:color w:val="000000"/>
                 <w:sz w:val="21"/>
               </w:rPr>
               <w:t xml:space="preserve">阶段</w:t>
@@ -3023,6 +3205,7 @@
               <w:rPr>
                 <w:rFonts w:ascii="宋体" w:hAnsi="宋体" w:eastAsia="宋体"/>
                 <w:b/>
+                <w:color w:val="000000"/>
                 <w:sz w:val="21"/>
               </w:rPr>
               <w:t xml:space="preserve">质量门禁</w:t>
@@ -3043,6 +3226,7 @@
               <w:rPr>
                 <w:rFonts w:ascii="宋体" w:hAnsi="宋体" w:eastAsia="宋体"/>
                 <w:b/>
+                <w:color w:val="000000"/>
                 <w:sz w:val="21"/>
               </w:rPr>
               <w:t xml:space="preserve">负责人</w:t>
@@ -3063,6 +3247,7 @@
               <w:rPr>
                 <w:rFonts w:ascii="宋体" w:hAnsi="宋体" w:eastAsia="宋体"/>
                 <w:b/>
+                <w:color w:val="000000"/>
                 <w:sz w:val="21"/>
               </w:rPr>
               <w:t xml:space="preserve">通过标准</w:t>
@@ -3081,6 +3266,7 @@
             <w:r>
               <w:rPr>
                 <w:rFonts w:ascii="宋体" w:hAnsi="宋体" w:eastAsia="宋体"/>
+                <w:color w:val="000000"/>
                 <w:sz w:val="21"/>
               </w:rPr>
               <w:t xml:space="preserve">开题</w:t>
@@ -3097,6 +3283,7 @@
             <w:r>
               <w:rPr>
                 <w:rFonts w:ascii="宋体" w:hAnsi="宋体" w:eastAsia="宋体"/>
+                <w:color w:val="000000"/>
                 <w:sz w:val="21"/>
               </w:rPr>
               <w:t xml:space="preserve">项目名称、任务边界和分工一致</w:t>
@@ -3113,6 +3300,7 @@
             <w:r>
               <w:rPr>
                 <w:rFonts w:ascii="宋体" w:hAnsi="宋体" w:eastAsia="宋体"/>
+                <w:color w:val="000000"/>
                 <w:sz w:val="21"/>
               </w:rPr>
               <w:t xml:space="preserve">zyj</w:t>
@@ -3129,6 +3317,7 @@
             <w:r>
               <w:rPr>
                 <w:rFonts w:ascii="宋体" w:hAnsi="宋体" w:eastAsia="宋体"/>
+                <w:color w:val="000000"/>
                 <w:sz w:val="21"/>
               </w:rPr>
               <w:t xml:space="preserve">文档不混入外部样例的领域语境，不偏离 RUL 预测主线</w:t>
@@ -3147,6 +3336,7 @@
             <w:r>
               <w:rPr>
                 <w:rFonts w:ascii="宋体" w:hAnsi="宋体" w:eastAsia="宋体"/>
+                <w:color w:val="000000"/>
                 <w:sz w:val="21"/>
               </w:rPr>
               <w:t xml:space="preserve">中期</w:t>
@@ -3163,6 +3353,7 @@
             <w:r>
               <w:rPr>
                 <w:rFonts w:ascii="宋体" w:hAnsi="宋体" w:eastAsia="宋体"/>
+                <w:color w:val="000000"/>
                 <w:sz w:val="21"/>
               </w:rPr>
               <w:t xml:space="preserve">数据链路和设计链路可说明</w:t>
@@ -3179,6 +3370,7 @@
             <w:r>
               <w:rPr>
                 <w:rFonts w:ascii="宋体" w:hAnsi="宋体" w:eastAsia="宋体"/>
+                <w:color w:val="000000"/>
                 <w:sz w:val="21"/>
               </w:rPr>
               <w:t xml:space="preserve">cyy、zyj</w:t>
@@ -3195,6 +3387,7 @@
             <w:r>
               <w:rPr>
                 <w:rFonts w:ascii="宋体" w:hAnsi="宋体" w:eastAsia="宋体"/>
+                <w:color w:val="000000"/>
                 <w:sz w:val="21"/>
               </w:rPr>
               <w:t xml:space="preserve">loader、特征和训练接口均有设计说明与测试计划</w:t>
@@ -3213,6 +3406,7 @@
             <w:r>
               <w:rPr>
                 <w:rFonts w:ascii="宋体" w:hAnsi="宋体" w:eastAsia="宋体"/>
+                <w:color w:val="000000"/>
                 <w:sz w:val="21"/>
               </w:rPr>
               <w:t xml:space="preserve">结题</w:t>
@@ -3229,6 +3423,7 @@
             <w:r>
               <w:rPr>
                 <w:rFonts w:ascii="宋体" w:hAnsi="宋体" w:eastAsia="宋体"/>
+                <w:color w:val="000000"/>
                 <w:sz w:val="21"/>
               </w:rPr>
               <w:t xml:space="preserve">代码、notebook、测试、文档可互相印证</w:t>
@@ -3245,6 +3440,7 @@
             <w:r>
               <w:rPr>
                 <w:rFonts w:ascii="宋体" w:hAnsi="宋体" w:eastAsia="宋体"/>
+                <w:color w:val="000000"/>
                 <w:sz w:val="21"/>
               </w:rPr>
               <w:t xml:space="preserve">全体成员</w:t>
@@ -3261,6 +3457,7 @@
             <w:r>
               <w:rPr>
                 <w:rFonts w:ascii="宋体" w:hAnsi="宋体" w:eastAsia="宋体"/>
+                <w:color w:val="000000"/>
                 <w:sz w:val="21"/>
               </w:rPr>
               <w:t xml:space="preserve">pytest 通过，notebook smoke 通过，DOCX/PDF 归档完整</w:t>
@@ -3279,6 +3476,7 @@
             <w:r>
               <w:rPr>
                 <w:rFonts w:ascii="宋体" w:hAnsi="宋体" w:eastAsia="宋体"/>
+                <w:color w:val="000000"/>
                 <w:sz w:val="21"/>
               </w:rPr>
               <w:t xml:space="preserve">答辩</w:t>
@@ -3295,6 +3493,7 @@
             <w:r>
               <w:rPr>
                 <w:rFonts w:ascii="宋体" w:hAnsi="宋体" w:eastAsia="宋体"/>
+                <w:color w:val="000000"/>
                 <w:sz w:val="21"/>
               </w:rPr>
               <w:t xml:space="preserve">语气自然、证据明确、边界清楚</w:t>
@@ -3311,6 +3510,7 @@
             <w:r>
               <w:rPr>
                 <w:rFonts w:ascii="宋体" w:hAnsi="宋体" w:eastAsia="宋体"/>
+                <w:color w:val="000000"/>
                 <w:sz w:val="21"/>
               </w:rPr>
               <w:t xml:space="preserve">zy</w:t>
@@ -3327,6 +3527,7 @@
             <w:r>
               <w:rPr>
                 <w:rFonts w:ascii="宋体" w:hAnsi="宋体" w:eastAsia="宋体"/>
+                <w:color w:val="000000"/>
                 <w:sz w:val="21"/>
               </w:rPr>
               <w:t xml:space="preserve">PPT 和讲稿能解释数据规律、技术难点和验收结果</w:t>
@@ -3345,6 +3546,7 @@
       <w:r>
         <w:rPr>
           <w:rFonts w:ascii="宋体" w:hAnsi="宋体" w:eastAsia="宋体"/>
+          <w:color w:val="000000"/>
         </w:rPr>
         <w:t xml:space="preserve">8. 质量管理计划</w:t>
       </w:r>
@@ -3358,6 +3560,7 @@
       <w:r>
         <w:rPr>
           <w:rFonts w:ascii="宋体" w:hAnsi="宋体" w:eastAsia="宋体"/>
+          <w:color w:val="000000"/>
         </w:rPr>
         <w:t xml:space="preserve">项目质量管理重点包括：</w:t>
       </w:r>
@@ -3375,6 +3578,7 @@
       <w:r>
         <w:rPr>
           <w:rFonts w:ascii="宋体" w:hAnsi="宋体" w:eastAsia="宋体"/>
+          <w:color w:val="000000"/>
         </w:rPr>
         <w:t xml:space="preserve">需求质量：需求必须可描述、可实现、可验证。</w:t>
       </w:r>
@@ -3392,6 +3596,7 @@
       <w:r>
         <w:rPr>
           <w:rFonts w:ascii="宋体" w:hAnsi="宋体" w:eastAsia="宋体"/>
+          <w:color w:val="000000"/>
         </w:rPr>
         <w:t xml:space="preserve">代码质量：遵守统一编码规范，避免临时脚本式开发。</w:t>
       </w:r>
@@ -3409,6 +3614,7 @@
       <w:r>
         <w:rPr>
           <w:rFonts w:ascii="宋体" w:hAnsi="宋体" w:eastAsia="宋体"/>
+          <w:color w:val="000000"/>
         </w:rPr>
         <w:t xml:space="preserve">测试质量：单元测试、集成测试、确认测试三层覆盖关键链路。</w:t>
       </w:r>
@@ -3426,6 +3632,7 @@
       <w:r>
         <w:rPr>
           <w:rFonts w:ascii="宋体" w:hAnsi="宋体" w:eastAsia="宋体"/>
+          <w:color w:val="000000"/>
         </w:rPr>
         <w:t xml:space="preserve">文档质量：所有课程文档术语一致、结构清晰、可直接导出 PDF。</w:t>
       </w:r>
@@ -3439,6 +3646,7 @@
       <w:r>
         <w:rPr>
           <w:rFonts w:ascii="宋体" w:hAnsi="宋体" w:eastAsia="宋体"/>
+          <w:color w:val="000000"/>
         </w:rPr>
         <w:t xml:space="preserve">9. 沟通管理计划</w:t>
       </w:r>
@@ -3451,6 +3659,7 @@
       <w:r>
         <w:rPr>
           <w:rFonts w:ascii="宋体" w:hAnsi="宋体" w:eastAsia="宋体"/>
+          <w:color w:val="000000"/>
         </w:rPr>
         <w:t xml:space="preserve">9.1 沟通机制</w:t>
       </w:r>
@@ -3468,6 +3677,7 @@
       <w:r>
         <w:rPr>
           <w:rFonts w:ascii="宋体" w:hAnsi="宋体" w:eastAsia="宋体"/>
+          <w:color w:val="000000"/>
         </w:rPr>
         <w:t xml:space="preserve">每周至少进行一次进度同步。</w:t>
       </w:r>
@@ -3485,6 +3695,7 @@
       <w:r>
         <w:rPr>
           <w:rFonts w:ascii="宋体" w:hAnsi="宋体" w:eastAsia="宋体"/>
+          <w:color w:val="000000"/>
         </w:rPr>
         <w:t xml:space="preserve">关键接口变化需在组内同步后再落代码。</w:t>
       </w:r>
@@ -3502,6 +3713,7 @@
       <w:r>
         <w:rPr>
           <w:rFonts w:ascii="宋体" w:hAnsi="宋体" w:eastAsia="宋体"/>
+          <w:color w:val="000000"/>
         </w:rPr>
         <w:t xml:space="preserve">文档定稿前至少完成一次交叉审阅。</w:t>
       </w:r>
@@ -3515,6 +3727,7 @@
       <w:r>
         <w:rPr>
           <w:rFonts w:ascii="宋体" w:hAnsi="宋体" w:eastAsia="宋体"/>
+          <w:color w:val="000000"/>
         </w:rPr>
         <w:t xml:space="preserve">9.2 沟通内容</w:t>
       </w:r>
@@ -3549,6 +3762,7 @@
               <w:rPr>
                 <w:rFonts w:ascii="宋体" w:hAnsi="宋体" w:eastAsia="宋体"/>
                 <w:b/>
+                <w:color w:val="000000"/>
                 <w:sz w:val="21"/>
               </w:rPr>
               <w:t xml:space="preserve">沟通对象</w:t>
@@ -3569,6 +3783,7 @@
               <w:rPr>
                 <w:rFonts w:ascii="宋体" w:hAnsi="宋体" w:eastAsia="宋体"/>
                 <w:b/>
+                <w:color w:val="000000"/>
                 <w:sz w:val="21"/>
               </w:rPr>
               <w:t xml:space="preserve">频率</w:t>
@@ -3589,6 +3804,7 @@
               <w:rPr>
                 <w:rFonts w:ascii="宋体" w:hAnsi="宋体" w:eastAsia="宋体"/>
                 <w:b/>
+                <w:color w:val="000000"/>
                 <w:sz w:val="21"/>
               </w:rPr>
               <w:t xml:space="preserve">主要内容</w:t>
@@ -3607,6 +3823,7 @@
             <w:r>
               <w:rPr>
                 <w:rFonts w:ascii="宋体" w:hAnsi="宋体" w:eastAsia="宋体"/>
+                <w:color w:val="000000"/>
                 <w:sz w:val="21"/>
               </w:rPr>
               <w:t xml:space="preserve">全体成员</w:t>
@@ -3623,6 +3840,7 @@
             <w:r>
               <w:rPr>
                 <w:rFonts w:ascii="宋体" w:hAnsi="宋体" w:eastAsia="宋体"/>
+                <w:color w:val="000000"/>
                 <w:sz w:val="21"/>
               </w:rPr>
               <w:t xml:space="preserve">每周</w:t>
@@ -3639,6 +3857,7 @@
             <w:r>
               <w:rPr>
                 <w:rFonts w:ascii="宋体" w:hAnsi="宋体" w:eastAsia="宋体"/>
+                <w:color w:val="000000"/>
                 <w:sz w:val="21"/>
               </w:rPr>
               <w:t xml:space="preserve">进度、风险、接口变更、下周计划</w:t>
@@ -3657,6 +3876,7 @@
             <w:r>
               <w:rPr>
                 <w:rFonts w:ascii="宋体" w:hAnsi="宋体" w:eastAsia="宋体"/>
+                <w:color w:val="000000"/>
                 <w:sz w:val="21"/>
               </w:rPr>
               <w:t xml:space="preserve">负责人到成员</w:t>
@@ -3673,6 +3893,7 @@
             <w:r>
               <w:rPr>
                 <w:rFonts w:ascii="宋体" w:hAnsi="宋体" w:eastAsia="宋体"/>
+                <w:color w:val="000000"/>
                 <w:sz w:val="21"/>
               </w:rPr>
               <w:t xml:space="preserve">按需</w:t>
@@ -3689,6 +3910,7 @@
             <w:r>
               <w:rPr>
                 <w:rFonts w:ascii="宋体" w:hAnsi="宋体" w:eastAsia="宋体"/>
+                <w:color w:val="000000"/>
                 <w:sz w:val="21"/>
               </w:rPr>
               <w:t xml:space="preserve">任务拆解、时间协调、问题跟进</w:t>
@@ -3707,6 +3929,7 @@
             <w:r>
               <w:rPr>
                 <w:rFonts w:ascii="宋体" w:hAnsi="宋体" w:eastAsia="宋体"/>
+                <w:color w:val="000000"/>
                 <w:sz w:val="21"/>
               </w:rPr>
               <w:t xml:space="preserve">文档负责人到全员</w:t>
@@ -3723,6 +3946,7 @@
             <w:r>
               <w:rPr>
                 <w:rFonts w:ascii="宋体" w:hAnsi="宋体" w:eastAsia="宋体"/>
+                <w:color w:val="000000"/>
                 <w:sz w:val="21"/>
               </w:rPr>
               <w:t xml:space="preserve">定稿前</w:t>
@@ -3739,6 +3963,7 @@
             <w:r>
               <w:rPr>
                 <w:rFonts w:ascii="宋体" w:hAnsi="宋体" w:eastAsia="宋体"/>
+                <w:color w:val="000000"/>
                 <w:sz w:val="21"/>
               </w:rPr>
               <w:t xml:space="preserve">文档一致性和提交要求确认</w:t>
@@ -3757,6 +3982,7 @@
       <w:r>
         <w:rPr>
           <w:rFonts w:ascii="宋体" w:hAnsi="宋体" w:eastAsia="宋体"/>
+          <w:color w:val="000000"/>
         </w:rPr>
         <w:t xml:space="preserve">10. 配置管理计划</w:t>
       </w:r>
@@ -3774,6 +4000,7 @@
       <w:r>
         <w:rPr>
           <w:rFonts w:ascii="宋体" w:hAnsi="宋体" w:eastAsia="宋体"/>
+          <w:color w:val="000000"/>
         </w:rPr>
         <w:t xml:space="preserve">所有代码与文档统一纳入 Git 管理。</w:t>
       </w:r>
@@ -3791,6 +4018,7 @@
       <w:r>
         <w:rPr>
           <w:rFonts w:ascii="宋体" w:hAnsi="宋体" w:eastAsia="宋体"/>
+          <w:color w:val="000000"/>
         </w:rPr>
         <w:t xml:space="preserve">原始大数据文件、训练输出和模型中间文件不纳入 Git 提交，只保留本地路径约定和来源说明。</w:t>
       </w:r>
@@ -3808,6 +4036,7 @@
       <w:r>
         <w:rPr>
           <w:rFonts w:ascii="宋体" w:hAnsi="宋体" w:eastAsia="宋体"/>
+          <w:color w:val="000000"/>
         </w:rPr>
         <w:t xml:space="preserve">重要分支按成员和主线建立，提交信息采用规范化格式。</w:t>
       </w:r>
@@ -3825,12 +4054,14 @@
       <w:r>
         <w:rPr>
           <w:rFonts w:ascii="宋体" w:hAnsi="宋体" w:eastAsia="宋体"/>
+          <w:color w:val="000000"/>
         </w:rPr>
         <w:t xml:space="preserve">依赖版本通过</w:t>
       </w:r>
       <w:r>
         <w:rPr>
           <w:rFonts w:ascii="宋体" w:hAnsi="宋体" w:eastAsia="宋体"/>
+          <w:color w:val="000000"/>
         </w:rPr>
         <w:t xml:space="preserve"> </w:t>
       </w:r>
@@ -3838,24 +4069,28 @@
         <w:rPr>
           <w:rStyle w:val="VerbatimChar"/>
           <w:rFonts w:ascii="宋体" w:hAnsi="宋体" w:eastAsia="宋体"/>
+          <w:color w:val="000000"/>
         </w:rPr>
         <w:t xml:space="preserve">pyproject.toml</w:t>
       </w:r>
       <w:r>
         <w:rPr>
           <w:rFonts w:ascii="宋体" w:hAnsi="宋体" w:eastAsia="宋体"/>
+          <w:color w:val="000000"/>
         </w:rPr>
         <w:t xml:space="preserve"> </w:t>
       </w:r>
       <w:r>
         <w:rPr>
           <w:rFonts w:ascii="宋体" w:hAnsi="宋体" w:eastAsia="宋体"/>
+          <w:color w:val="000000"/>
         </w:rPr>
         <w:t xml:space="preserve">和</w:t>
       </w:r>
       <w:r>
         <w:rPr>
           <w:rFonts w:ascii="宋体" w:hAnsi="宋体" w:eastAsia="宋体"/>
+          <w:color w:val="000000"/>
         </w:rPr>
         <w:t xml:space="preserve"> </w:t>
       </w:r>
@@ -3863,18 +4098,21 @@
         <w:rPr>
           <w:rStyle w:val="VerbatimChar"/>
           <w:rFonts w:ascii="宋体" w:hAnsi="宋体" w:eastAsia="宋体"/>
+          <w:color w:val="000000"/>
         </w:rPr>
         <w:t xml:space="preserve">uv.lock</w:t>
       </w:r>
       <w:r>
         <w:rPr>
           <w:rFonts w:ascii="宋体" w:hAnsi="宋体" w:eastAsia="宋体"/>
+          <w:color w:val="000000"/>
         </w:rPr>
         <w:t xml:space="preserve"> </w:t>
       </w:r>
       <w:r>
         <w:rPr>
           <w:rFonts w:ascii="宋体" w:hAnsi="宋体" w:eastAsia="宋体"/>
+          <w:color w:val="000000"/>
         </w:rPr>
         <w:t xml:space="preserve">固定。</w:t>
       </w:r>
@@ -3888,6 +4126,7 @@
       <w:r>
         <w:rPr>
           <w:rFonts w:ascii="宋体" w:hAnsi="宋体" w:eastAsia="宋体"/>
+          <w:color w:val="000000"/>
         </w:rPr>
         <w:t xml:space="preserve">11. 文档管理规范</w:t>
       </w:r>
@@ -3905,12 +4144,14 @@
       <w:r>
         <w:rPr>
           <w:rFonts w:ascii="宋体" w:hAnsi="宋体" w:eastAsia="宋体"/>
+          <w:color w:val="000000"/>
         </w:rPr>
         <w:t xml:space="preserve">提交型课程文档归档在</w:t>
       </w:r>
       <w:r>
         <w:rPr>
           <w:rFonts w:ascii="宋体" w:hAnsi="宋体" w:eastAsia="宋体"/>
+          <w:color w:val="000000"/>
         </w:rPr>
         <w:t xml:space="preserve"> </w:t>
       </w:r>
@@ -3918,24 +4159,28 @@
         <w:rPr>
           <w:rStyle w:val="VerbatimChar"/>
           <w:rFonts w:ascii="宋体" w:hAnsi="宋体" w:eastAsia="宋体"/>
+          <w:color w:val="000000"/>
         </w:rPr>
         <w:t xml:space="preserve">docx/proposal</w:t>
       </w:r>
       <w:r>
         <w:rPr>
           <w:rFonts w:ascii="宋体" w:hAnsi="宋体" w:eastAsia="宋体"/>
+          <w:color w:val="000000"/>
         </w:rPr>
         <w:t xml:space="preserve"> </w:t>
       </w:r>
       <w:r>
         <w:rPr>
           <w:rFonts w:ascii="宋体" w:hAnsi="宋体" w:eastAsia="宋体"/>
+          <w:color w:val="000000"/>
         </w:rPr>
         <w:t xml:space="preserve">和</w:t>
       </w:r>
       <w:r>
         <w:rPr>
           <w:rFonts w:ascii="宋体" w:hAnsi="宋体" w:eastAsia="宋体"/>
+          <w:color w:val="000000"/>
         </w:rPr>
         <w:t xml:space="preserve"> </w:t>
       </w:r>
@@ -3943,18 +4188,21 @@
         <w:rPr>
           <w:rStyle w:val="VerbatimChar"/>
           <w:rFonts w:ascii="宋体" w:hAnsi="宋体" w:eastAsia="宋体"/>
+          <w:color w:val="000000"/>
         </w:rPr>
         <w:t xml:space="preserve">docx/mid-term</w:t>
       </w:r>
       <w:r>
         <w:rPr>
           <w:rFonts w:ascii="宋体" w:hAnsi="宋体" w:eastAsia="宋体"/>
+          <w:color w:val="000000"/>
         </w:rPr>
         <w:t xml:space="preserve"> </w:t>
       </w:r>
       <w:r>
         <w:rPr>
           <w:rFonts w:ascii="宋体" w:hAnsi="宋体" w:eastAsia="宋体"/>
+          <w:color w:val="000000"/>
         </w:rPr>
         <w:t xml:space="preserve">下。</w:t>
       </w:r>
@@ -3972,12 +4220,14 @@
       <w:r>
         <w:rPr>
           <w:rFonts w:ascii="宋体" w:hAnsi="宋体" w:eastAsia="宋体"/>
+          <w:color w:val="000000"/>
         </w:rPr>
         <w:t xml:space="preserve">Markdown 正文放在对应阶段的</w:t>
       </w:r>
       <w:r>
         <w:rPr>
           <w:rFonts w:ascii="宋体" w:hAnsi="宋体" w:eastAsia="宋体"/>
+          <w:color w:val="000000"/>
         </w:rPr>
         <w:t xml:space="preserve"> </w:t>
       </w:r>
@@ -3985,18 +4235,21 @@
         <w:rPr>
           <w:rStyle w:val="VerbatimChar"/>
           <w:rFonts w:ascii="宋体" w:hAnsi="宋体" w:eastAsia="宋体"/>
+          <w:color w:val="000000"/>
         </w:rPr>
         <w:t xml:space="preserve">md/</w:t>
       </w:r>
       <w:r>
         <w:rPr>
           <w:rFonts w:ascii="宋体" w:hAnsi="宋体" w:eastAsia="宋体"/>
+          <w:color w:val="000000"/>
         </w:rPr>
         <w:t xml:space="preserve"> </w:t>
       </w:r>
       <w:r>
         <w:rPr>
           <w:rFonts w:ascii="宋体" w:hAnsi="宋体" w:eastAsia="宋体"/>
+          <w:color w:val="000000"/>
         </w:rPr>
         <w:t xml:space="preserve">目录中。</w:t>
       </w:r>
@@ -4014,6 +4267,7 @@
       <w:r>
         <w:rPr>
           <w:rFonts w:ascii="宋体" w:hAnsi="宋体" w:eastAsia="宋体"/>
+          <w:color w:val="000000"/>
         </w:rPr>
         <w:t xml:space="preserve">PDF 放在对应阶段的父目录中。</w:t>
       </w:r>
@@ -4031,12 +4285,14 @@
       <w:r>
         <w:rPr>
           <w:rFonts w:ascii="宋体" w:hAnsi="宋体" w:eastAsia="宋体"/>
+          <w:color w:val="000000"/>
         </w:rPr>
         <w:t xml:space="preserve">其他说明性技术文档保留在</w:t>
       </w:r>
       <w:r>
         <w:rPr>
           <w:rFonts w:ascii="宋体" w:hAnsi="宋体" w:eastAsia="宋体"/>
+          <w:color w:val="000000"/>
         </w:rPr>
         <w:t xml:space="preserve"> </w:t>
       </w:r>
@@ -4044,18 +4300,21 @@
         <w:rPr>
           <w:rStyle w:val="VerbatimChar"/>
           <w:rFonts w:ascii="宋体" w:hAnsi="宋体" w:eastAsia="宋体"/>
+          <w:color w:val="000000"/>
         </w:rPr>
         <w:t xml:space="preserve">docs/</w:t>
       </w:r>
       <w:r>
         <w:rPr>
           <w:rFonts w:ascii="宋体" w:hAnsi="宋体" w:eastAsia="宋体"/>
+          <w:color w:val="000000"/>
         </w:rPr>
         <w:t xml:space="preserve"> </w:t>
       </w:r>
       <w:r>
         <w:rPr>
           <w:rFonts w:ascii="宋体" w:hAnsi="宋体" w:eastAsia="宋体"/>
+          <w:color w:val="000000"/>
         </w:rPr>
         <w:t xml:space="preserve">目录。</w:t>
       </w:r>
@@ -4069,6 +4328,7 @@
       <w:r>
         <w:rPr>
           <w:rFonts w:ascii="宋体" w:hAnsi="宋体" w:eastAsia="宋体"/>
+          <w:color w:val="000000"/>
         </w:rPr>
         <w:t xml:space="preserve">12. 项目里程碑</w:t>
       </w:r>
@@ -4103,6 +4363,7 @@
               <w:rPr>
                 <w:rFonts w:ascii="宋体" w:hAnsi="宋体" w:eastAsia="宋体"/>
                 <w:b/>
+                <w:color w:val="000000"/>
                 <w:sz w:val="21"/>
               </w:rPr>
               <w:t xml:space="preserve">里程碑</w:t>
@@ -4123,6 +4384,7 @@
               <w:rPr>
                 <w:rFonts w:ascii="宋体" w:hAnsi="宋体" w:eastAsia="宋体"/>
                 <w:b/>
+                <w:color w:val="000000"/>
                 <w:sz w:val="21"/>
               </w:rPr>
               <w:t xml:space="preserve">时间</w:t>
@@ -4143,6 +4405,7 @@
               <w:rPr>
                 <w:rFonts w:ascii="宋体" w:hAnsi="宋体" w:eastAsia="宋体"/>
                 <w:b/>
+                <w:color w:val="000000"/>
                 <w:sz w:val="21"/>
               </w:rPr>
               <w:t xml:space="preserve">完成标准</w:t>
@@ -4161,6 +4424,7 @@
             <w:r>
               <w:rPr>
                 <w:rFonts w:ascii="宋体" w:hAnsi="宋体" w:eastAsia="宋体"/>
+                <w:color w:val="000000"/>
                 <w:sz w:val="21"/>
               </w:rPr>
               <w:t xml:space="preserve">M1 开题完成</w:t>
@@ -4177,6 +4441,7 @@
             <w:r>
               <w:rPr>
                 <w:rFonts w:ascii="宋体" w:hAnsi="宋体" w:eastAsia="宋体"/>
+                <w:color w:val="000000"/>
                 <w:sz w:val="21"/>
               </w:rPr>
               <w:t xml:space="preserve">第 1 周结束</w:t>
@@ -4193,6 +4458,7 @@
             <w:r>
               <w:rPr>
                 <w:rFonts w:ascii="宋体" w:hAnsi="宋体" w:eastAsia="宋体"/>
+                <w:color w:val="000000"/>
                 <w:sz w:val="21"/>
               </w:rPr>
               <w:t xml:space="preserve">开题报告、技术预研报告形成</w:t>
@@ -4211,6 +4477,7 @@
             <w:r>
               <w:rPr>
                 <w:rFonts w:ascii="宋体" w:hAnsi="宋体" w:eastAsia="宋体"/>
+                <w:color w:val="000000"/>
                 <w:sz w:val="21"/>
               </w:rPr>
               <w:t xml:space="preserve">M2 需求冻结</w:t>
@@ -4227,6 +4494,7 @@
             <w:r>
               <w:rPr>
                 <w:rFonts w:ascii="宋体" w:hAnsi="宋体" w:eastAsia="宋体"/>
+                <w:color w:val="000000"/>
                 <w:sz w:val="21"/>
               </w:rPr>
               <w:t xml:space="preserve">第 2 周结束</w:t>
@@ -4243,6 +4511,7 @@
             <w:r>
               <w:rPr>
                 <w:rFonts w:ascii="宋体" w:hAnsi="宋体" w:eastAsia="宋体"/>
+                <w:color w:val="000000"/>
                 <w:sz w:val="21"/>
               </w:rPr>
               <w:t xml:space="preserve">需求定义和 SRS 完成</w:t>
@@ -4261,6 +4530,7 @@
             <w:r>
               <w:rPr>
                 <w:rFonts w:ascii="宋体" w:hAnsi="宋体" w:eastAsia="宋体"/>
+                <w:color w:val="000000"/>
                 <w:sz w:val="21"/>
               </w:rPr>
               <w:t xml:space="preserve">M3 设计完成</w:t>
@@ -4277,6 +4547,7 @@
             <w:r>
               <w:rPr>
                 <w:rFonts w:ascii="宋体" w:hAnsi="宋体" w:eastAsia="宋体"/>
+                <w:color w:val="000000"/>
                 <w:sz w:val="21"/>
               </w:rPr>
               <w:t xml:space="preserve">第 3 周结束</w:t>
@@ -4293,6 +4564,7 @@
             <w:r>
               <w:rPr>
                 <w:rFonts w:ascii="宋体" w:hAnsi="宋体" w:eastAsia="宋体"/>
+                <w:color w:val="000000"/>
                 <w:sz w:val="21"/>
               </w:rPr>
               <w:t xml:space="preserve">设计文档和编码规范完成</w:t>
@@ -4311,6 +4583,7 @@
             <w:r>
               <w:rPr>
                 <w:rFonts w:ascii="宋体" w:hAnsi="宋体" w:eastAsia="宋体"/>
+                <w:color w:val="000000"/>
                 <w:sz w:val="21"/>
               </w:rPr>
               <w:t xml:space="preserve">M4 数据与特征主线完成</w:t>
@@ -4327,6 +4600,7 @@
             <w:r>
               <w:rPr>
                 <w:rFonts w:ascii="宋体" w:hAnsi="宋体" w:eastAsia="宋体"/>
+                <w:color w:val="000000"/>
                 <w:sz w:val="21"/>
               </w:rPr>
               <w:t xml:space="preserve">第 5 周结束</w:t>
@@ -4343,6 +4617,7 @@
             <w:r>
               <w:rPr>
                 <w:rFonts w:ascii="宋体" w:hAnsi="宋体" w:eastAsia="宋体"/>
+                <w:color w:val="000000"/>
                 <w:sz w:val="21"/>
               </w:rPr>
               <w:t xml:space="preserve">数据链路、标签构造和相关测试可运行</w:t>
@@ -4361,6 +4636,7 @@
             <w:r>
               <w:rPr>
                 <w:rFonts w:ascii="宋体" w:hAnsi="宋体" w:eastAsia="宋体"/>
+                <w:color w:val="000000"/>
                 <w:sz w:val="21"/>
               </w:rPr>
               <w:t xml:space="preserve">M5 系统集成完成</w:t>
@@ -4377,6 +4653,7 @@
             <w:r>
               <w:rPr>
                 <w:rFonts w:ascii="宋体" w:hAnsi="宋体" w:eastAsia="宋体"/>
+                <w:color w:val="000000"/>
                 <w:sz w:val="21"/>
               </w:rPr>
               <w:t xml:space="preserve">第 7 周结束</w:t>
@@ -4393,6 +4670,7 @@
             <w:r>
               <w:rPr>
                 <w:rFonts w:ascii="宋体" w:hAnsi="宋体" w:eastAsia="宋体"/>
+                <w:color w:val="000000"/>
                 <w:sz w:val="21"/>
               </w:rPr>
               <w:t xml:space="preserve">训练、评估、可视化和确认测试可运行</w:t>
@@ -4411,6 +4689,7 @@
             <w:r>
               <w:rPr>
                 <w:rFonts w:ascii="宋体" w:hAnsi="宋体" w:eastAsia="宋体"/>
+                <w:color w:val="000000"/>
                 <w:sz w:val="21"/>
               </w:rPr>
               <w:t xml:space="preserve">M6 最终交付</w:t>
@@ -4427,6 +4706,7 @@
             <w:r>
               <w:rPr>
                 <w:rFonts w:ascii="宋体" w:hAnsi="宋体" w:eastAsia="宋体"/>
+                <w:color w:val="000000"/>
                 <w:sz w:val="21"/>
               </w:rPr>
               <w:t xml:space="preserve">第 8 周结束</w:t>
@@ -4443,6 +4723,7 @@
             <w:r>
               <w:rPr>
                 <w:rFonts w:ascii="宋体" w:hAnsi="宋体" w:eastAsia="宋体"/>
+                <w:color w:val="000000"/>
                 <w:sz w:val="21"/>
               </w:rPr>
               <w:t xml:space="preserve">所有文档、PDF、代码和演示材料提交完毕</w:t>
@@ -4460,6 +4741,7 @@
       <w:r>
         <w:rPr>
           <w:rFonts w:ascii="宋体" w:hAnsi="宋体" w:eastAsia="宋体"/>
+          <w:color w:val="000000"/>
         </w:rPr>
         <w:t xml:space="preserve">13. 结论</w:t>
       </w:r>
@@ -4473,6 +4755,7 @@
       <w:r>
         <w:rPr>
           <w:rFonts w:ascii="宋体" w:hAnsi="宋体" w:eastAsia="宋体"/>
+          <w:color w:val="000000"/>
         </w:rPr>
         <w:t xml:space="preserve">本项目管理计划的核心不是追求复杂流程，而是在课程周期内确保目标明确、节奏稳定、责任清楚、交付可控。后续中期检查报告、测试计划和最终交付均以本计划中的时间线和里程碑为准。</w:t>
       </w:r>
@@ -4911,6 +5194,7 @@
     <w:qFormat/>
     <w:rPr>
       <w:rFonts w:ascii="宋体" w:hAnsi="宋体" w:eastAsia="宋体"/>
+      <w:color w:val="000000"/>
       <w:sz w:val="21"/>
     </w:rPr>
   </w:style>
@@ -4924,6 +5208,7 @@
     <w:qFormat/>
     <w:rPr>
       <w:rFonts w:ascii="宋体" w:hAnsi="宋体" w:eastAsia="宋体"/>
+      <w:color w:val="000000"/>
       <w:sz w:val="21"/>
     </w:rPr>
   </w:style>
@@ -4934,6 +5219,7 @@
     <w:qFormat/>
     <w:rPr>
       <w:rFonts w:ascii="宋体" w:hAnsi="宋体" w:eastAsia="宋体"/>
+      <w:color w:val="000000"/>
       <w:sz w:val="21"/>
     </w:rPr>
   </w:style>
@@ -4946,6 +5232,7 @@
     </w:pPr>
     <w:rPr>
       <w:rFonts w:ascii="宋体" w:hAnsi="宋体" w:eastAsia="宋体"/>
+      <w:color w:val="000000"/>
       <w:sz w:val="21"/>
     </w:rPr>
   </w:style>
@@ -4964,7 +5251,7 @@
       <w:rFonts w:asciiTheme="majorHAnsi" w:cstheme="majorBidi" w:eastAsiaTheme="majorEastAsia" w:hAnsiTheme="majorHAnsi" w:ascii="黑体" w:hAnsi="黑体" w:eastAsia="黑体"/>
       <w:b/>
       <w:bCs/>
-      <w:color w:themeColor="accent1" w:themeShade="B5" w:val="345A8A"/>
+      <w:color w:val="000000"/>
       <w:sz w:val="36"/>
       <w:szCs w:val="36"/>
     </w:rPr>
@@ -4981,6 +5268,7 @@
       <w:jc w:val="center"/>
     </w:pPr>
     <w:rPr>
+      <w:color w:val="000000"/>
       <w:sz w:val="30"/>
       <w:szCs w:val="30"/>
     </w:rPr>
@@ -5044,7 +5332,7 @@
       <w:rFonts w:asciiTheme="majorHAnsi" w:cstheme="majorBidi" w:eastAsiaTheme="majorEastAsia" w:hAnsiTheme="majorHAnsi" w:ascii="宋体" w:hAnsi="宋体" w:eastAsia="宋体"/>
       <w:b/>
       <w:bCs/>
-      <w:color w:themeColor="accent1" w:val="4F81BD"/>
+      <w:color w:val="000000"/>
       <w:sz w:val="48"/>
       <w:szCs w:val="32"/>
     </w:rPr>
@@ -5066,7 +5354,7 @@
       <w:rFonts w:asciiTheme="majorHAnsi" w:cstheme="majorBidi" w:eastAsiaTheme="majorEastAsia" w:hAnsiTheme="majorHAnsi" w:ascii="宋体" w:hAnsi="宋体" w:eastAsia="宋体"/>
       <w:b/>
       <w:bCs/>
-      <w:color w:themeColor="accent1" w:val="4F81BD"/>
+      <w:color w:val="000000"/>
       <w:sz w:val="36"/>
       <w:szCs w:val="28"/>
     </w:rPr>
@@ -5088,7 +5376,7 @@
       <w:rFonts w:asciiTheme="majorHAnsi" w:cstheme="majorBidi" w:eastAsiaTheme="majorEastAsia" w:hAnsiTheme="majorHAnsi" w:ascii="宋体" w:hAnsi="宋体" w:eastAsia="宋体"/>
       <w:b/>
       <w:bCs/>
-      <w:color w:themeColor="accent1" w:val="4F81BD"/>
+      <w:color w:val="000000"/>
       <w:sz w:val="27"/>
       <w:szCs w:val="24"/>
     </w:rPr>
@@ -5111,7 +5399,7 @@
       <w:i/>
       <w:b/>
       <w:bCs/>
-      <w:color w:themeColor="accent1" w:val="4F81BD"/>
+      <w:color w:val="000000"/>
       <w:sz w:val="24"/>
       <w:szCs w:val="24"/>
     </w:rPr>
@@ -5130,10 +5418,11 @@
       <w:outlineLvl w:val="4"/>
     </w:pPr>
     <w:rPr>
-      <w:rFonts w:asciiTheme="majorHAnsi" w:cstheme="majorBidi" w:eastAsiaTheme="majorEastAsia" w:hAnsiTheme="majorHAnsi"/>
+      <w:rFonts w:asciiTheme="majorHAnsi" w:cstheme="majorBidi" w:eastAsiaTheme="majorEastAsia" w:hAnsiTheme="majorHAnsi" w:ascii="宋体" w:hAnsi="宋体" w:eastAsia="宋体"/>
+      <w:b/>
       <w:iCs/>
-      <w:color w:themeColor="accent1" w:val="4F81BD"/>
-      <w:sz w:val="24"/>
+      <w:color w:val="000000"/>
+      <w:sz w:val="21"/>
       <w:szCs w:val="24"/>
     </w:rPr>
   </w:style>
@@ -5151,9 +5440,10 @@
       <w:outlineLvl w:val="5"/>
     </w:pPr>
     <w:rPr>
-      <w:rFonts w:asciiTheme="majorHAnsi" w:cstheme="majorBidi" w:eastAsiaTheme="majorEastAsia" w:hAnsiTheme="majorHAnsi"/>
-      <w:color w:themeColor="accent1" w:val="4F81BD"/>
-      <w:sz w:val="24"/>
+      <w:rFonts w:asciiTheme="majorHAnsi" w:cstheme="majorBidi" w:eastAsiaTheme="majorEastAsia" w:hAnsiTheme="majorHAnsi" w:ascii="宋体" w:hAnsi="宋体" w:eastAsia="宋体"/>
+      <w:b/>
+      <w:color w:val="000000"/>
+      <w:sz w:val="21"/>
       <w:szCs w:val="24"/>
     </w:rPr>
   </w:style>
@@ -5171,9 +5461,10 @@
       <w:outlineLvl w:val="6"/>
     </w:pPr>
     <w:rPr>
-      <w:rFonts w:asciiTheme="majorHAnsi" w:cstheme="majorBidi" w:eastAsiaTheme="majorEastAsia" w:hAnsiTheme="majorHAnsi"/>
-      <w:color w:themeColor="accent1" w:val="4F81BD"/>
-      <w:sz w:val="24"/>
+      <w:rFonts w:asciiTheme="majorHAnsi" w:cstheme="majorBidi" w:eastAsiaTheme="majorEastAsia" w:hAnsiTheme="majorHAnsi" w:ascii="宋体" w:hAnsi="宋体" w:eastAsia="宋体"/>
+      <w:b/>
+      <w:color w:val="000000"/>
+      <w:sz w:val="21"/>
       <w:szCs w:val="24"/>
     </w:rPr>
   </w:style>
@@ -5191,9 +5482,10 @@
       <w:outlineLvl w:val="7"/>
     </w:pPr>
     <w:rPr>
-      <w:rFonts w:asciiTheme="majorHAnsi" w:cstheme="majorBidi" w:eastAsiaTheme="majorEastAsia" w:hAnsiTheme="majorHAnsi"/>
-      <w:color w:themeColor="accent1" w:val="4F81BD"/>
-      <w:sz w:val="24"/>
+      <w:rFonts w:asciiTheme="majorHAnsi" w:cstheme="majorBidi" w:eastAsiaTheme="majorEastAsia" w:hAnsiTheme="majorHAnsi" w:ascii="宋体" w:hAnsi="宋体" w:eastAsia="宋体"/>
+      <w:b/>
+      <w:color w:val="000000"/>
+      <w:sz w:val="21"/>
       <w:szCs w:val="24"/>
     </w:rPr>
   </w:style>
@@ -5211,9 +5503,10 @@
       <w:outlineLvl w:val="8"/>
     </w:pPr>
     <w:rPr>
-      <w:rFonts w:asciiTheme="majorHAnsi" w:cstheme="majorBidi" w:eastAsiaTheme="majorEastAsia" w:hAnsiTheme="majorHAnsi"/>
-      <w:color w:themeColor="accent1" w:val="4F81BD"/>
-      <w:sz w:val="24"/>
+      <w:rFonts w:asciiTheme="majorHAnsi" w:cstheme="majorBidi" w:eastAsiaTheme="majorEastAsia" w:hAnsiTheme="majorHAnsi" w:ascii="宋体" w:hAnsi="宋体" w:eastAsia="宋体"/>
+      <w:b/>
+      <w:color w:val="000000"/>
+      <w:sz w:val="21"/>
       <w:szCs w:val="24"/>
     </w:rPr>
   </w:style>
@@ -5351,7 +5644,7 @@
     <w:name w:val="Hyperlink"/>
     <w:basedOn w:val="BodyTextChar"/>
     <w:rPr>
-      <w:color w:themeColor="accent1" w:val="4F81BD"/>
+      <w:color w:val="000000"/>
     </w:rPr>
   </w:style>
   <w:style w:styleId="TOCHeading" w:type="paragraph">
@@ -5369,7 +5662,7 @@
       <w:rFonts w:asciiTheme="majorHAnsi" w:cstheme="majorBidi" w:eastAsiaTheme="majorEastAsia" w:hAnsiTheme="majorHAnsi"/>
       <w:b w:val="0"/>
       <w:bCs w:val="0"/>
-      <w:color w:themeColor="accent1" w:themeShade="BF" w:val="365F91"/>
+      <w:color w:val="000000"/>
     </w:rPr>
   </w:style>
   <w:style w:type="paragraph" w:customStyle="1" w:styleId="SourceCode">
